--- a/apps/api/templates/אוויר-הצעת-מחיר-לבדיקת-איכות-אוויר-תוך-מבנית.docx
+++ b/apps/api/templates/אוויר-הצעת-מחיר-לבדיקת-איכות-אוויר-תוך-מבנית.docx
@@ -4713,225 +4713,6 @@
     </w:p>
     <w:p>
       <w:pPr>
-        <w:jc w:val="center"/>
-        <w:rPr>
-          <w:rFonts w:cs="David" w:hint="cs"/>
-          <w:sz w:val="28"/>
-          <w:szCs w:val="28"/>
-          <w:rtl/>
-        </w:rPr>
-      </w:pPr>
-      <w:r>
-        <w:rPr>
-          <w:rFonts w:cs="David" w:hint="cs"/>
-          <w:sz w:val="28"/>
-          <w:szCs w:val="28"/>
-          <w:rtl/>
-        </w:rPr>
-        <w:t>הנני</w:t>
-      </w:r>
-      <w:r>
-        <w:rPr>
-          <w:rFonts w:cs="David" w:hint="cs"/>
-          <w:sz w:val="28"/>
-          <w:szCs w:val="28"/>
-          <w:rtl/>
-        </w:rPr>
-        <w:t xml:space="preserve"> </w:t>
-      </w:r>
-      <w:r>
-        <w:rPr>
-          <w:rFonts w:cs="David" w:hint="cs"/>
-          <w:sz w:val="28"/>
-          <w:szCs w:val="28"/>
-          <w:rtl/>
-        </w:rPr>
-        <w:t>מאשר את ההצעה על כל סעיפיה.</w:t>
-      </w:r>
-    </w:p>
-    <w:p>
-      <w:pPr>
-        <w:jc w:val="both"/>
-        <w:rPr>
-          <w:rFonts w:cs="David" w:hint="cs"/>
-          <w:b/>
-          <w:bCs/>
-          <w:u w:val="single"/>
-          <w:rtl/>
-        </w:rPr>
-      </w:pPr>
-    </w:p>
-    <w:tbl>
-      <w:tblPr>
-        <w:bidiVisual/>
-        <w:tblW w:w="0" w:type="auto"/>
-        <w:tblInd w:w="360" w:type="dxa"/>
-        <w:tblBorders>
-          <w:top w:val="single" w:sz="4" w:space="0" w:color="auto"/>
-          <w:left w:val="single" w:sz="4" w:space="0" w:color="auto"/>
-          <w:bottom w:val="single" w:sz="4" w:space="0" w:color="auto"/>
-          <w:right w:val="single" w:sz="4" w:space="0" w:color="auto"/>
-          <w:insideH w:val="single" w:sz="4" w:space="0" w:color="auto"/>
-          <w:insideV w:val="single" w:sz="4" w:space="0" w:color="auto"/>
-        </w:tblBorders>
-        <w:tblLook w:val="04A0" w:firstRow="1" w:lastRow="0" w:firstColumn="1" w:lastColumn="0" w:noHBand="0" w:noVBand="1"/>
-      </w:tblPr>
-      <w:tblGrid>
-        <w:gridCol w:w="3441"/>
-        <w:gridCol w:w="3441"/>
-        <w:gridCol w:w="3440"/>
-      </w:tblGrid>
-      <w:tr>
-        <w:tc>
-          <w:tcPr>
-            <w:tcW w:w="3441" w:type="dxa"/>
-            <w:vAlign w:val="center"/>
-          </w:tcPr>
-          <w:p>
-            <w:pPr>
-              <w:jc w:val="center"/>
-              <w:rPr>
-                <w:rFonts w:cs="David" w:hint="cs"/>
-                <w:b/>
-                <w:bCs/>
-                <w:sz w:val="40"/>
-                <w:szCs w:val="40"/>
-                <w:rtl/>
-              </w:rPr>
-            </w:pPr>
-            <w:r>
-              <w:rPr>
-                <w:rFonts w:cs="David" w:hint="cs"/>
-                <w:b/>
-                <w:bCs/>
-                <w:sz w:val="40"/>
-                <w:szCs w:val="40"/>
-                <w:rtl/>
-              </w:rPr>
-              <w:t>שם מלא של מאשר ההצעה</w:t>
-            </w:r>
-          </w:p>
-        </w:tc>
-        <w:tc>
-          <w:tcPr>
-            <w:tcW w:w="3441" w:type="dxa"/>
-            <w:vAlign w:val="center"/>
-          </w:tcPr>
-          <w:p>
-            <w:pPr>
-              <w:jc w:val="center"/>
-              <w:rPr>
-                <w:rFonts w:cs="David" w:hint="cs"/>
-                <w:b/>
-                <w:bCs/>
-                <w:sz w:val="40"/>
-                <w:szCs w:val="40"/>
-                <w:rtl/>
-              </w:rPr>
-            </w:pPr>
-            <w:r>
-              <w:rPr>
-                <w:rFonts w:cs="David" w:hint="cs"/>
-                <w:b/>
-                <w:bCs/>
-                <w:sz w:val="40"/>
-                <w:szCs w:val="40"/>
-                <w:rtl/>
-              </w:rPr>
-              <w:t>חתימה</w:t>
-            </w:r>
-          </w:p>
-        </w:tc>
-        <w:tc>
-          <w:tcPr>
-            <w:tcW w:w="3440" w:type="dxa"/>
-            <w:vAlign w:val="center"/>
-          </w:tcPr>
-          <w:p>
-            <w:pPr>
-              <w:jc w:val="center"/>
-              <w:rPr>
-                <w:rFonts w:cs="David" w:hint="cs"/>
-                <w:b/>
-                <w:bCs/>
-                <w:sz w:val="40"/>
-                <w:szCs w:val="40"/>
-                <w:rtl/>
-              </w:rPr>
-            </w:pPr>
-            <w:r>
-              <w:rPr>
-                <w:rFonts w:cs="David" w:hint="cs"/>
-                <w:b/>
-                <w:bCs/>
-                <w:sz w:val="40"/>
-                <w:szCs w:val="40"/>
-                <w:rtl/>
-              </w:rPr>
-              <w:t>חותמת</w:t>
-            </w:r>
-          </w:p>
-        </w:tc>
-      </w:tr>
-      <w:tr>
-        <w:trPr>
-          <w:trHeight w:val="907"/>
-        </w:trPr>
-        <w:tc>
-          <w:tcPr>
-            <w:tcW w:w="3441" w:type="dxa"/>
-          </w:tcPr>
-          <w:p>
-            <w:pPr>
-              <w:jc w:val="both"/>
-              <w:rPr>
-                <w:rFonts w:cs="David" w:hint="cs"/>
-                <w:b/>
-                <w:bCs/>
-                <w:u w:val="single"/>
-                <w:rtl/>
-              </w:rPr>
-            </w:pPr>
-          </w:p>
-        </w:tc>
-        <w:tc>
-          <w:tcPr>
-            <w:tcW w:w="3441" w:type="dxa"/>
-          </w:tcPr>
-          <w:p>
-            <w:pPr>
-              <w:jc w:val="both"/>
-              <w:rPr>
-                <w:rFonts w:cs="David" w:hint="cs"/>
-                <w:b/>
-                <w:bCs/>
-                <w:u w:val="single"/>
-                <w:rtl/>
-              </w:rPr>
-            </w:pPr>
-          </w:p>
-        </w:tc>
-        <w:tc>
-          <w:tcPr>
-            <w:tcW w:w="3440" w:type="dxa"/>
-          </w:tcPr>
-          <w:p>
-            <w:pPr>
-              <w:jc w:val="both"/>
-              <w:rPr>
-                <w:rFonts w:cs="David" w:hint="cs"/>
-                <w:b/>
-                <w:bCs/>
-                <w:u w:val="single"/>
-                <w:rtl/>
-              </w:rPr>
-            </w:pPr>
-          </w:p>
-        </w:tc>
-      </w:tr>
-    </w:tbl>
-    <w:p>
-      <w:pPr>
         <w:jc w:val="both"/>
         <w:rPr>
           <w:rFonts w:cs="David"/>
@@ -5044,1359 +4825,15 @@
     </w:p>
     <w:p>
       <w:pPr>
-        <w:ind w:left="720"/>
-        <w:jc w:val="both"/>
-        <w:rPr>
-          <w:rFonts w:cs="David"/>
-          <w:sz w:val="28"/>
-          <w:szCs w:val="28"/>
-          <w:rtl/>
-        </w:rPr>
-      </w:pPr>
-      <w:r>
-        <w:rPr>
-          <w:rFonts w:cs="David" w:hint="cs"/>
-          <w:sz w:val="28"/>
-          <w:szCs w:val="28"/>
-          <w:rtl/>
-        </w:rPr>
-        <w:t xml:space="preserve">            </w:t>
-      </w:r>
-    </w:p>
-    <w:p>
-      <w:pPr>
-        <w:ind w:left="720"/>
-        <w:jc w:val="both"/>
-        <w:rPr>
-          <w:rFonts w:cs="David"/>
-          <w:sz w:val="28"/>
-          <w:szCs w:val="28"/>
-          <w:rtl/>
-        </w:rPr>
-      </w:pPr>
-    </w:p>
-    <w:p>
-      <w:pPr>
-        <w:ind w:left="720"/>
-        <w:jc w:val="both"/>
-        <w:rPr>
-          <w:rFonts w:cs="David"/>
-          <w:sz w:val="28"/>
-          <w:szCs w:val="28"/>
-          <w:rtl/>
-        </w:rPr>
-      </w:pPr>
-      <w:r>
-        <w:rPr>
-          <w:rFonts w:cs="David" w:hint="cs"/>
-          <w:sz w:val="28"/>
-          <w:szCs w:val="28"/>
-          <w:rtl/>
-        </w:rPr>
-        <w:lastRenderedPageBreak/>
-        <w:t xml:space="preserve">         </w:t>
-      </w:r>
-    </w:p>
-    <w:p>
-      <w:pPr>
-        <w:ind w:left="720"/>
-        <w:jc w:val="both"/>
-        <w:rPr>
-          <w:rFonts w:cs="David"/>
-          <w:sz w:val="28"/>
-          <w:szCs w:val="28"/>
-          <w:rtl/>
-        </w:rPr>
-      </w:pPr>
-    </w:p>
-    <w:p>
-      <w:pPr>
-        <w:ind w:left="720"/>
-        <w:jc w:val="both"/>
-        <w:rPr>
-          <w:rFonts w:cs="David"/>
-          <w:sz w:val="28"/>
-          <w:szCs w:val="28"/>
-          <w:rtl/>
-        </w:rPr>
-      </w:pPr>
-    </w:p>
-    <w:p>
-      <w:pPr>
         <w:jc w:val="center"/>
-        <w:rPr>
-          <w:rFonts w:cs="David"/>
-          <w:b/>
-          <w:bCs/>
-          <w:sz w:val="28"/>
-          <w:szCs w:val="28"/>
-          <w:u w:val="single"/>
-        </w:rPr>
-      </w:pPr>
-      <w:r>
-        <w:rPr>
-          <w:rFonts w:cs="David"/>
-          <w:b/>
-          <w:bCs/>
-          <w:sz w:val="28"/>
-          <w:szCs w:val="28"/>
-          <w:u w:val="single"/>
-          <w:rtl/>
-        </w:rPr>
-        <w:t xml:space="preserve">נספח א': תעודות </w:t>
-      </w:r>
-      <w:r>
-        <w:rPr>
-          <w:rFonts w:cs="David"/>
-          <w:b/>
-          <w:bCs/>
-          <w:sz w:val="28"/>
-          <w:szCs w:val="28"/>
-          <w:u w:val="single"/>
-        </w:rPr>
-        <w:t>ISO</w:t>
-      </w:r>
-    </w:p>
-    <w:p>
-      <w:pPr>
-        <w:jc w:val="center"/>
-        <w:rPr>
-          <w:rFonts w:cs="David"/>
-          <w:b/>
-          <w:bCs/>
-          <w:sz w:val="28"/>
-          <w:szCs w:val="28"/>
-          <w:u w:val="single"/>
-        </w:rPr>
-      </w:pPr>
-    </w:p>
-    <w:p>
-      <w:pPr>
-        <w:jc w:val="center"/>
-        <w:rPr>
-          <w:rFonts w:cs="David"/>
-          <w:b/>
-          <w:bCs/>
-          <w:sz w:val="28"/>
-          <w:szCs w:val="28"/>
-          <w:u w:val="single"/>
-        </w:rPr>
-      </w:pPr>
-    </w:p>
-    <w:p>
-      <w:pPr>
-        <w:jc w:val="center"/>
-        <w:rPr>
-          <w:rFonts w:cs="David"/>
-          <w:b/>
-          <w:bCs/>
-          <w:sz w:val="28"/>
-          <w:szCs w:val="28"/>
-          <w:u w:val="single"/>
-        </w:rPr>
-      </w:pPr>
-    </w:p>
-    <w:p>
-      <w:pPr>
-        <w:jc w:val="center"/>
-        <w:rPr>
-          <w:rFonts w:cs="David"/>
-          <w:b/>
-          <w:bCs/>
-          <w:sz w:val="28"/>
-          <w:szCs w:val="28"/>
-          <w:u w:val="single"/>
-        </w:rPr>
-      </w:pPr>
-    </w:p>
-    <w:p>
-      <w:pPr>
-        <w:jc w:val="center"/>
-        <w:rPr>
-          <w:rFonts w:cs="David"/>
-          <w:b/>
-          <w:bCs/>
-          <w:sz w:val="28"/>
-          <w:szCs w:val="28"/>
-          <w:u w:val="single"/>
-        </w:rPr>
-      </w:pPr>
-    </w:p>
-    <w:p>
-      <w:pPr>
-        <w:jc w:val="center"/>
-        <w:rPr>
-          <w:rFonts w:cs="David"/>
-          <w:b/>
-          <w:bCs/>
-          <w:sz w:val="28"/>
-          <w:szCs w:val="28"/>
-          <w:u w:val="single"/>
-        </w:rPr>
-      </w:pPr>
-    </w:p>
-    <w:p>
-      <w:pPr>
-        <w:jc w:val="center"/>
-        <w:rPr>
-          <w:rFonts w:cs="David"/>
-          <w:b/>
-          <w:bCs/>
-          <w:sz w:val="28"/>
-          <w:szCs w:val="28"/>
-          <w:u w:val="single"/>
-        </w:rPr>
-      </w:pPr>
-    </w:p>
-    <w:p>
-      <w:pPr>
-        <w:jc w:val="center"/>
-        <w:rPr>
-          <w:rFonts w:cs="David"/>
-          <w:b/>
-          <w:bCs/>
-          <w:sz w:val="28"/>
-          <w:szCs w:val="28"/>
-          <w:u w:val="single"/>
-        </w:rPr>
-      </w:pPr>
-    </w:p>
-    <w:p>
-      <w:pPr>
-        <w:jc w:val="center"/>
-        <w:rPr>
-          <w:rFonts w:cs="David"/>
-          <w:b/>
-          <w:bCs/>
-          <w:sz w:val="28"/>
-          <w:szCs w:val="28"/>
-          <w:u w:val="single"/>
-        </w:rPr>
-      </w:pPr>
-    </w:p>
-    <w:p>
-      <w:pPr>
-        <w:jc w:val="center"/>
-        <w:rPr>
-          <w:rFonts w:cs="David"/>
-          <w:b/>
-          <w:bCs/>
-          <w:sz w:val="28"/>
-          <w:szCs w:val="28"/>
-          <w:u w:val="single"/>
-        </w:rPr>
-      </w:pPr>
-    </w:p>
-    <w:p>
-      <w:pPr>
-        <w:jc w:val="center"/>
-        <w:rPr>
-          <w:rFonts w:cs="David"/>
-          <w:b/>
-          <w:bCs/>
-          <w:sz w:val="28"/>
-          <w:szCs w:val="28"/>
-          <w:u w:val="single"/>
-        </w:rPr>
-      </w:pPr>
-    </w:p>
-    <w:p>
-      <w:pPr>
-        <w:jc w:val="center"/>
-        <w:rPr>
-          <w:rFonts w:cs="David"/>
-          <w:b/>
-          <w:bCs/>
-          <w:sz w:val="28"/>
-          <w:szCs w:val="28"/>
-          <w:u w:val="single"/>
-        </w:rPr>
-      </w:pPr>
-    </w:p>
-    <w:p>
-      <w:pPr>
-        <w:jc w:val="center"/>
-        <w:rPr>
-          <w:rFonts w:cs="David"/>
-          <w:b/>
-          <w:bCs/>
-          <w:sz w:val="28"/>
-          <w:szCs w:val="28"/>
-          <w:u w:val="single"/>
-        </w:rPr>
-      </w:pPr>
-    </w:p>
-    <w:p>
-      <w:pPr>
-        <w:jc w:val="center"/>
-        <w:rPr>
-          <w:rFonts w:cs="David"/>
-          <w:b/>
-          <w:bCs/>
-          <w:sz w:val="28"/>
-          <w:szCs w:val="28"/>
-          <w:u w:val="single"/>
-        </w:rPr>
-      </w:pPr>
-    </w:p>
-    <w:p>
-      <w:pPr>
-        <w:jc w:val="center"/>
-        <w:rPr>
-          <w:rFonts w:cs="David"/>
-          <w:b/>
-          <w:bCs/>
-          <w:sz w:val="28"/>
-          <w:szCs w:val="28"/>
-          <w:u w:val="single"/>
-        </w:rPr>
-      </w:pPr>
-    </w:p>
-    <w:p>
-      <w:pPr>
-        <w:jc w:val="center"/>
-        <w:rPr>
-          <w:rFonts w:cs="David"/>
-          <w:b/>
-          <w:bCs/>
-          <w:sz w:val="28"/>
-          <w:szCs w:val="28"/>
-          <w:u w:val="single"/>
-        </w:rPr>
-      </w:pPr>
-    </w:p>
-    <w:p>
-      <w:pPr>
-        <w:jc w:val="center"/>
-        <w:rPr>
-          <w:rFonts w:cs="David"/>
-          <w:b/>
-          <w:bCs/>
-          <w:sz w:val="28"/>
-          <w:szCs w:val="28"/>
-          <w:u w:val="single"/>
-        </w:rPr>
-      </w:pPr>
-    </w:p>
-    <w:p>
-      <w:pPr>
-        <w:jc w:val="center"/>
-        <w:rPr>
-          <w:rFonts w:cs="David"/>
-          <w:b/>
-          <w:bCs/>
-          <w:sz w:val="28"/>
-          <w:szCs w:val="28"/>
-          <w:u w:val="single"/>
-        </w:rPr>
-      </w:pPr>
-    </w:p>
-    <w:p>
-      <w:pPr>
-        <w:jc w:val="center"/>
-        <w:rPr>
-          <w:rFonts w:cs="David"/>
-          <w:b/>
-          <w:bCs/>
-          <w:sz w:val="28"/>
-          <w:szCs w:val="28"/>
-          <w:u w:val="single"/>
-        </w:rPr>
-      </w:pPr>
-    </w:p>
-    <w:p>
-      <w:pPr>
-        <w:jc w:val="center"/>
-        <w:rPr>
-          <w:rFonts w:cs="David"/>
-          <w:b/>
-          <w:bCs/>
-          <w:sz w:val="28"/>
-          <w:szCs w:val="28"/>
-          <w:u w:val="single"/>
-        </w:rPr>
-      </w:pPr>
-    </w:p>
-    <w:p>
-      <w:pPr>
-        <w:jc w:val="center"/>
-        <w:rPr>
-          <w:rFonts w:cs="David"/>
-          <w:b/>
-          <w:bCs/>
-          <w:sz w:val="28"/>
-          <w:szCs w:val="28"/>
-          <w:u w:val="single"/>
-        </w:rPr>
-      </w:pPr>
-    </w:p>
-    <w:p>
-      <w:pPr>
-        <w:jc w:val="center"/>
-        <w:rPr>
-          <w:rFonts w:cs="David"/>
-          <w:b/>
-          <w:bCs/>
-          <w:sz w:val="28"/>
-          <w:szCs w:val="28"/>
-          <w:u w:val="single"/>
-        </w:rPr>
-      </w:pPr>
-    </w:p>
-    <w:p>
-      <w:pPr>
-        <w:jc w:val="center"/>
-        <w:rPr>
-          <w:rFonts w:cs="David"/>
-          <w:b/>
-          <w:bCs/>
-          <w:sz w:val="28"/>
-          <w:szCs w:val="28"/>
-          <w:u w:val="single"/>
-        </w:rPr>
-      </w:pPr>
-    </w:p>
-    <w:p>
-      <w:pPr>
-        <w:jc w:val="center"/>
-        <w:rPr>
-          <w:rFonts w:cs="David"/>
-          <w:b/>
-          <w:bCs/>
-          <w:sz w:val="28"/>
-          <w:szCs w:val="28"/>
-          <w:u w:val="single"/>
-        </w:rPr>
-      </w:pPr>
-    </w:p>
-    <w:p>
-      <w:pPr>
-        <w:jc w:val="center"/>
-        <w:rPr>
-          <w:rFonts w:cs="David"/>
-          <w:b/>
-          <w:bCs/>
-          <w:sz w:val="28"/>
-          <w:szCs w:val="28"/>
-          <w:u w:val="single"/>
-        </w:rPr>
-      </w:pPr>
-    </w:p>
-    <w:p>
-      <w:pPr>
-        <w:jc w:val="center"/>
-        <w:rPr>
-          <w:rFonts w:cs="David"/>
-          <w:b/>
-          <w:bCs/>
-          <w:sz w:val="28"/>
-          <w:szCs w:val="28"/>
-          <w:u w:val="single"/>
-        </w:rPr>
-      </w:pPr>
-    </w:p>
-    <w:p>
-      <w:pPr>
-        <w:jc w:val="center"/>
-        <w:rPr>
-          <w:rFonts w:cs="David"/>
-          <w:b/>
-          <w:bCs/>
-          <w:sz w:val="28"/>
-          <w:szCs w:val="28"/>
-          <w:u w:val="single"/>
-        </w:rPr>
-      </w:pPr>
-    </w:p>
-    <w:p>
-      <w:pPr>
-        <w:jc w:val="center"/>
-        <w:rPr>
-          <w:rFonts w:cs="David"/>
-          <w:b/>
-          <w:bCs/>
-          <w:sz w:val="28"/>
-          <w:szCs w:val="28"/>
-          <w:u w:val="single"/>
-        </w:rPr>
-      </w:pPr>
-    </w:p>
-    <w:p>
-      <w:pPr>
-        <w:jc w:val="center"/>
-        <w:rPr>
-          <w:rFonts w:cs="David"/>
-          <w:b/>
-          <w:bCs/>
-          <w:sz w:val="28"/>
-          <w:szCs w:val="28"/>
-          <w:u w:val="single"/>
-        </w:rPr>
-      </w:pPr>
-    </w:p>
-    <w:p>
-      <w:pPr>
-        <w:jc w:val="center"/>
-        <w:rPr>
-          <w:rFonts w:cs="David"/>
-          <w:b/>
-          <w:bCs/>
-          <w:sz w:val="28"/>
-          <w:szCs w:val="28"/>
-          <w:u w:val="single"/>
-        </w:rPr>
-      </w:pPr>
-    </w:p>
-    <w:p>
-      <w:pPr>
-        <w:jc w:val="center"/>
-        <w:rPr>
-          <w:rFonts w:cs="David"/>
-          <w:b/>
-          <w:bCs/>
-          <w:sz w:val="28"/>
-          <w:szCs w:val="28"/>
-          <w:u w:val="single"/>
-        </w:rPr>
-      </w:pPr>
-    </w:p>
-    <w:p>
-      <w:pPr>
-        <w:jc w:val="center"/>
-        <w:rPr>
-          <w:rFonts w:cs="David"/>
-          <w:b/>
-          <w:bCs/>
-          <w:sz w:val="28"/>
-          <w:szCs w:val="28"/>
-          <w:u w:val="single"/>
-        </w:rPr>
-      </w:pPr>
-    </w:p>
-    <w:p>
-      <w:pPr>
-        <w:jc w:val="center"/>
-        <w:rPr>
-          <w:rFonts w:cs="David"/>
-          <w:b/>
-          <w:bCs/>
-          <w:sz w:val="28"/>
-          <w:szCs w:val="28"/>
-          <w:u w:val="single"/>
-        </w:rPr>
-      </w:pPr>
-    </w:p>
-    <w:p>
-      <w:pPr>
-        <w:jc w:val="center"/>
-        <w:rPr>
-          <w:rFonts w:cs="David"/>
-          <w:b/>
-          <w:bCs/>
-          <w:sz w:val="28"/>
-          <w:szCs w:val="28"/>
-          <w:u w:val="single"/>
-        </w:rPr>
-      </w:pPr>
-    </w:p>
-    <w:p>
-      <w:pPr>
-        <w:jc w:val="center"/>
-        <w:rPr>
-          <w:rFonts w:cs="David"/>
-          <w:b/>
-          <w:bCs/>
-          <w:sz w:val="28"/>
-          <w:szCs w:val="28"/>
-          <w:u w:val="single"/>
-        </w:rPr>
-      </w:pPr>
-    </w:p>
-    <w:p>
-      <w:pPr>
-        <w:jc w:val="center"/>
-        <w:rPr>
-          <w:rFonts w:cs="David"/>
-          <w:b/>
-          <w:bCs/>
-          <w:sz w:val="28"/>
-          <w:szCs w:val="28"/>
-          <w:u w:val="single"/>
-        </w:rPr>
-      </w:pPr>
-      <w:r>
-        <w:rPr>
-          <w:rFonts w:cs="David"/>
-          <w:b/>
-          <w:bCs/>
-          <w:sz w:val="28"/>
-          <w:szCs w:val="28"/>
-          <w:u w:val="single"/>
-        </w:rPr>
-        <w:lastRenderedPageBreak/>
-        <w:pict w14:anchorId="783D5EF5">
-          <v:shape id="_x0000_s2067" type="#_x0000_t75" style="position:absolute;left:0;text-align:left;margin-left:37.5pt;margin-top:347.45pt;width:444pt;height:315.3pt;z-index:251658240;visibility:visible;mso-position-horizontal-relative:margin;mso-position-vertical-relative:margin">
-            <v:imagedata r:id="rId10" o:title=""/>
-            <w10:wrap type="square" anchorx="margin" anchory="margin"/>
-          </v:shape>
-        </w:pict>
-      </w:r>
-      <w:r>
-        <w:rPr>
-          <w:rFonts w:cs="David"/>
-          <w:b/>
-          <w:bCs/>
-          <w:sz w:val="28"/>
-          <w:szCs w:val="28"/>
-          <w:u w:val="single"/>
-        </w:rPr>
-        <w:pict w14:anchorId="6570E67F">
-          <v:shape id="תמונה 1" o:spid="_x0000_s2066" type="#_x0000_t75" style="position:absolute;left:0;text-align:left;margin-left:38.8pt;margin-top:23.7pt;width:444.5pt;height:316.3pt;z-index:251657216;visibility:visible;mso-position-horizontal-relative:margin;mso-position-vertical-relative:margin">
-            <v:imagedata r:id="rId11" o:title=""/>
-            <w10:wrap type="square" anchorx="margin" anchory="margin"/>
-          </v:shape>
-        </w:pict>
-      </w:r>
-    </w:p>
-    <w:p>
-      <w:pPr>
-        <w:jc w:val="center"/>
-        <w:rPr>
-          <w:rFonts w:cs="David"/>
-          <w:b/>
-          <w:bCs/>
-          <w:sz w:val="28"/>
-          <w:szCs w:val="28"/>
-          <w:u w:val="single"/>
-          <w:rtl/>
-        </w:rPr>
-      </w:pPr>
-    </w:p>
-    <w:p>
-      <w:pPr>
-        <w:jc w:val="center"/>
-        <w:rPr>
-          <w:rFonts w:cs="David"/>
-          <w:b/>
-          <w:bCs/>
-          <w:sz w:val="28"/>
-          <w:szCs w:val="28"/>
-          <w:u w:val="single"/>
-        </w:rPr>
-      </w:pPr>
-    </w:p>
-    <w:p>
-      <w:pPr>
-        <w:jc w:val="center"/>
-        <w:rPr>
-          <w:rFonts w:cs="David"/>
-          <w:b/>
-          <w:bCs/>
-          <w:sz w:val="28"/>
-          <w:szCs w:val="28"/>
-          <w:u w:val="single"/>
-        </w:rPr>
-      </w:pPr>
-    </w:p>
-    <w:p>
-      <w:pPr>
-        <w:jc w:val="center"/>
-        <w:rPr>
-          <w:rFonts w:cs="David"/>
-          <w:b/>
-          <w:bCs/>
-          <w:sz w:val="28"/>
-          <w:szCs w:val="28"/>
-          <w:u w:val="single"/>
-        </w:rPr>
-      </w:pPr>
-    </w:p>
-    <w:p>
-      <w:pPr>
-        <w:jc w:val="center"/>
-        <w:rPr>
-          <w:rFonts w:cs="David"/>
-          <w:b/>
-          <w:bCs/>
-          <w:sz w:val="28"/>
-          <w:szCs w:val="28"/>
-          <w:u w:val="single"/>
-        </w:rPr>
-      </w:pPr>
-    </w:p>
-    <w:p>
-      <w:pPr>
-        <w:jc w:val="center"/>
-        <w:rPr>
-          <w:rFonts w:cs="David"/>
-          <w:b/>
-          <w:bCs/>
-          <w:sz w:val="28"/>
-          <w:szCs w:val="28"/>
-          <w:u w:val="single"/>
-        </w:rPr>
-      </w:pPr>
-    </w:p>
-    <w:p>
-      <w:pPr>
-        <w:jc w:val="center"/>
-        <w:rPr>
-          <w:rFonts w:cs="David"/>
-          <w:b/>
-          <w:bCs/>
-          <w:sz w:val="28"/>
-          <w:szCs w:val="28"/>
-          <w:u w:val="single"/>
-        </w:rPr>
-      </w:pPr>
-    </w:p>
-    <w:p>
-      <w:pPr>
-        <w:jc w:val="center"/>
-        <w:rPr>
-          <w:rFonts w:cs="David"/>
-          <w:b/>
-          <w:bCs/>
-          <w:sz w:val="28"/>
-          <w:szCs w:val="28"/>
-          <w:u w:val="single"/>
-        </w:rPr>
-      </w:pPr>
-    </w:p>
-    <w:p>
-      <w:pPr>
-        <w:jc w:val="center"/>
-        <w:rPr>
-          <w:rFonts w:cs="David"/>
-          <w:b/>
-          <w:bCs/>
-          <w:sz w:val="28"/>
-          <w:szCs w:val="28"/>
-          <w:u w:val="single"/>
-        </w:rPr>
-      </w:pPr>
-    </w:p>
-    <w:p>
-      <w:pPr>
-        <w:jc w:val="center"/>
-        <w:rPr>
-          <w:rFonts w:cs="David"/>
-          <w:b/>
-          <w:bCs/>
-          <w:sz w:val="28"/>
-          <w:szCs w:val="28"/>
-          <w:u w:val="single"/>
-        </w:rPr>
-      </w:pPr>
-    </w:p>
-    <w:p>
-      <w:pPr>
-        <w:jc w:val="center"/>
-        <w:rPr>
-          <w:rFonts w:cs="David"/>
-          <w:b/>
-          <w:bCs/>
-          <w:sz w:val="28"/>
-          <w:szCs w:val="28"/>
-          <w:u w:val="single"/>
-        </w:rPr>
-      </w:pPr>
-    </w:p>
-    <w:p>
-      <w:pPr>
-        <w:jc w:val="center"/>
-        <w:rPr>
-          <w:rFonts w:cs="David"/>
-          <w:b/>
-          <w:bCs/>
-          <w:sz w:val="28"/>
-          <w:szCs w:val="28"/>
-          <w:u w:val="single"/>
-        </w:rPr>
-      </w:pPr>
-    </w:p>
-    <w:p>
-      <w:pPr>
-        <w:jc w:val="center"/>
-        <w:rPr>
-          <w:rFonts w:cs="David"/>
-          <w:b/>
-          <w:bCs/>
-          <w:sz w:val="28"/>
-          <w:szCs w:val="28"/>
-          <w:u w:val="single"/>
-        </w:rPr>
-      </w:pPr>
-    </w:p>
-    <w:p>
-      <w:pPr>
-        <w:jc w:val="center"/>
-        <w:rPr>
-          <w:rFonts w:cs="David"/>
-          <w:b/>
-          <w:bCs/>
-          <w:sz w:val="28"/>
-          <w:szCs w:val="28"/>
-          <w:u w:val="single"/>
-        </w:rPr>
-      </w:pPr>
-      <w:r>
-        <w:rPr>
-          <w:rFonts w:cs="David"/>
-          <w:b/>
-          <w:bCs/>
-          <w:sz w:val="28"/>
-          <w:szCs w:val="28"/>
-          <w:u w:val="single"/>
-        </w:rPr>
-        <w:pict w14:anchorId="37477BF7">
-          <v:shape id="_x0000_s2068" type="#_x0000_t75" style="position:absolute;left:0;text-align:left;margin-left:0;margin-top:0;width:445.4pt;height:315.25pt;z-index:251659264;visibility:visible;mso-position-horizontal:center;mso-position-horizontal-relative:margin;mso-position-vertical:top;mso-position-vertical-relative:margin">
-            <v:imagedata r:id="rId12" o:title=""/>
-            <w10:wrap type="square" anchorx="margin" anchory="margin"/>
-          </v:shape>
-        </w:pict>
-      </w:r>
-    </w:p>
-    <w:p>
-      <w:pPr>
-        <w:jc w:val="center"/>
-        <w:rPr>
-          <w:rFonts w:cs="David"/>
-          <w:b/>
-          <w:bCs/>
-          <w:sz w:val="28"/>
-          <w:szCs w:val="28"/>
-          <w:u w:val="single"/>
-        </w:rPr>
-      </w:pPr>
-    </w:p>
-    <w:p>
-      <w:pPr>
-        <w:jc w:val="center"/>
-        <w:rPr>
-          <w:rFonts w:cs="David"/>
-          <w:b/>
-          <w:bCs/>
-          <w:sz w:val="28"/>
-          <w:szCs w:val="28"/>
-          <w:u w:val="single"/>
-        </w:rPr>
-      </w:pPr>
-    </w:p>
-    <w:p>
-      <w:pPr>
-        <w:jc w:val="center"/>
-        <w:rPr>
-          <w:rFonts w:cs="David"/>
-          <w:b/>
-          <w:bCs/>
-          <w:sz w:val="28"/>
-          <w:szCs w:val="28"/>
-          <w:u w:val="single"/>
-        </w:rPr>
-      </w:pPr>
-    </w:p>
-    <w:p>
-      <w:pPr>
-        <w:jc w:val="center"/>
-        <w:rPr>
-          <w:rFonts w:cs="David"/>
-          <w:b/>
-          <w:bCs/>
-          <w:sz w:val="28"/>
-          <w:szCs w:val="28"/>
-          <w:u w:val="single"/>
-        </w:rPr>
-      </w:pPr>
-    </w:p>
-    <w:p>
-      <w:pPr>
-        <w:jc w:val="center"/>
-        <w:rPr>
-          <w:rFonts w:cs="David"/>
-          <w:b/>
-          <w:bCs/>
-          <w:sz w:val="28"/>
-          <w:szCs w:val="28"/>
-          <w:u w:val="single"/>
-        </w:rPr>
-      </w:pPr>
-    </w:p>
-    <w:p>
-      <w:pPr>
-        <w:jc w:val="center"/>
-        <w:rPr>
-          <w:rFonts w:cs="David"/>
-          <w:b/>
-          <w:bCs/>
-          <w:sz w:val="28"/>
-          <w:szCs w:val="28"/>
-          <w:u w:val="single"/>
-        </w:rPr>
-      </w:pPr>
-    </w:p>
-    <w:p>
-      <w:pPr>
-        <w:jc w:val="center"/>
-        <w:rPr>
-          <w:rFonts w:cs="David"/>
-          <w:b/>
-          <w:bCs/>
-          <w:sz w:val="28"/>
-          <w:szCs w:val="28"/>
-          <w:u w:val="single"/>
-        </w:rPr>
-      </w:pPr>
-    </w:p>
-    <w:p>
-      <w:pPr>
-        <w:jc w:val="center"/>
-        <w:rPr>
-          <w:rFonts w:cs="David"/>
-          <w:b/>
-          <w:bCs/>
-          <w:sz w:val="28"/>
-          <w:szCs w:val="28"/>
-          <w:u w:val="single"/>
-        </w:rPr>
-      </w:pPr>
-    </w:p>
-    <w:p>
-      <w:pPr>
-        <w:jc w:val="center"/>
-        <w:rPr>
-          <w:rFonts w:cs="David"/>
-          <w:b/>
-          <w:bCs/>
-          <w:sz w:val="28"/>
-          <w:szCs w:val="28"/>
-          <w:u w:val="single"/>
-        </w:rPr>
-      </w:pPr>
-    </w:p>
-    <w:p>
-      <w:pPr>
-        <w:jc w:val="center"/>
-        <w:rPr>
-          <w:rFonts w:cs="David"/>
-          <w:b/>
-          <w:bCs/>
-          <w:sz w:val="28"/>
-          <w:szCs w:val="28"/>
-          <w:u w:val="single"/>
-        </w:rPr>
-      </w:pPr>
-    </w:p>
-    <w:p>
-      <w:pPr>
-        <w:jc w:val="center"/>
-        <w:rPr>
-          <w:rFonts w:cs="David"/>
-          <w:b/>
-          <w:bCs/>
-          <w:sz w:val="28"/>
-          <w:szCs w:val="28"/>
-          <w:u w:val="single"/>
-        </w:rPr>
-      </w:pPr>
-    </w:p>
-    <w:p>
-      <w:pPr>
-        <w:jc w:val="center"/>
-        <w:rPr>
-          <w:rFonts w:cs="David"/>
-          <w:b/>
-          <w:bCs/>
-          <w:sz w:val="28"/>
-          <w:szCs w:val="28"/>
-          <w:u w:val="single"/>
-        </w:rPr>
-      </w:pPr>
-    </w:p>
-    <w:p>
-      <w:pPr>
-        <w:jc w:val="center"/>
-        <w:rPr>
-          <w:rFonts w:cs="David"/>
-          <w:b/>
-          <w:bCs/>
-          <w:sz w:val="28"/>
-          <w:szCs w:val="28"/>
-          <w:u w:val="single"/>
-        </w:rPr>
-      </w:pPr>
-    </w:p>
-    <w:p>
-      <w:pPr>
-        <w:jc w:val="center"/>
-        <w:rPr>
-          <w:rFonts w:cs="David"/>
-          <w:b/>
-          <w:bCs/>
-          <w:sz w:val="28"/>
-          <w:szCs w:val="28"/>
-          <w:u w:val="single"/>
-        </w:rPr>
-      </w:pPr>
-    </w:p>
-    <w:p>
-      <w:pPr>
-        <w:jc w:val="center"/>
-        <w:rPr>
-          <w:rFonts w:cs="David"/>
-          <w:b/>
-          <w:bCs/>
-          <w:sz w:val="28"/>
-          <w:szCs w:val="28"/>
-          <w:u w:val="single"/>
-          <w:rtl/>
-        </w:rPr>
-      </w:pPr>
-    </w:p>
-    <w:p>
-      <w:pPr>
-        <w:jc w:val="center"/>
-        <w:rPr>
-          <w:rFonts w:cs="David"/>
-          <w:b/>
-          <w:bCs/>
-          <w:sz w:val="28"/>
-          <w:szCs w:val="28"/>
-          <w:u w:val="single"/>
-        </w:rPr>
-      </w:pPr>
-    </w:p>
-    <w:p>
-      <w:pPr>
-        <w:jc w:val="center"/>
-        <w:rPr>
-          <w:rFonts w:cs="David"/>
-          <w:b/>
-          <w:bCs/>
-          <w:sz w:val="28"/>
-          <w:szCs w:val="28"/>
-          <w:u w:val="single"/>
-        </w:rPr>
-      </w:pPr>
-    </w:p>
-    <w:p>
-      <w:pPr>
-        <w:jc w:val="center"/>
-        <w:rPr>
-          <w:rFonts w:cs="David"/>
-          <w:b/>
-          <w:bCs/>
-          <w:sz w:val="28"/>
-          <w:szCs w:val="28"/>
-          <w:u w:val="single"/>
-        </w:rPr>
-      </w:pPr>
-    </w:p>
-    <w:p>
-      <w:pPr>
-        <w:jc w:val="center"/>
-        <w:rPr>
-          <w:rFonts w:cs="David"/>
-          <w:b/>
-          <w:bCs/>
-          <w:sz w:val="28"/>
-          <w:szCs w:val="28"/>
-          <w:u w:val="single"/>
-        </w:rPr>
-      </w:pPr>
-    </w:p>
-    <w:p>
-      <w:pPr>
-        <w:jc w:val="center"/>
-        <w:rPr>
-          <w:rFonts w:cs="David"/>
-          <w:b/>
-          <w:bCs/>
-          <w:sz w:val="28"/>
-          <w:szCs w:val="28"/>
-          <w:u w:val="single"/>
-        </w:rPr>
-      </w:pPr>
-    </w:p>
-    <w:p>
-      <w:pPr>
-        <w:jc w:val="center"/>
-        <w:rPr>
-          <w:rFonts w:cs="David"/>
-          <w:b/>
-          <w:bCs/>
-          <w:sz w:val="28"/>
-          <w:szCs w:val="28"/>
-          <w:u w:val="single"/>
-        </w:rPr>
-      </w:pPr>
-    </w:p>
-    <w:p>
-      <w:pPr>
-        <w:jc w:val="center"/>
-        <w:rPr>
-          <w:rFonts w:cs="David"/>
-          <w:b/>
-          <w:bCs/>
-          <w:sz w:val="28"/>
-          <w:szCs w:val="28"/>
-          <w:u w:val="single"/>
-        </w:rPr>
-      </w:pPr>
-    </w:p>
-    <w:p>
-      <w:pPr>
-        <w:jc w:val="center"/>
-        <w:rPr>
-          <w:rFonts w:cs="David"/>
-          <w:b/>
-          <w:bCs/>
-          <w:sz w:val="28"/>
-          <w:szCs w:val="28"/>
-          <w:u w:val="single"/>
-        </w:rPr>
-      </w:pPr>
-    </w:p>
-    <w:p>
-      <w:pPr>
-        <w:jc w:val="center"/>
-        <w:rPr>
-          <w:rFonts w:cs="David"/>
-          <w:b/>
-          <w:bCs/>
-          <w:sz w:val="28"/>
-          <w:szCs w:val="28"/>
-          <w:u w:val="single"/>
-        </w:rPr>
-      </w:pPr>
-    </w:p>
-    <w:p>
-      <w:pPr>
-        <w:jc w:val="center"/>
-        <w:rPr>
-          <w:rFonts w:cs="David"/>
-          <w:b/>
-          <w:bCs/>
-          <w:sz w:val="28"/>
-          <w:szCs w:val="28"/>
-          <w:u w:val="single"/>
-        </w:rPr>
-      </w:pPr>
-    </w:p>
-    <w:p>
-      <w:pPr>
-        <w:jc w:val="center"/>
-        <w:rPr>
-          <w:rFonts w:cs="David"/>
-          <w:b/>
-          <w:bCs/>
-          <w:sz w:val="28"/>
-          <w:szCs w:val="28"/>
-          <w:u w:val="single"/>
-        </w:rPr>
-      </w:pPr>
-    </w:p>
-    <w:p>
-      <w:pPr>
-        <w:jc w:val="center"/>
-        <w:rPr>
-          <w:rFonts w:cs="David"/>
-          <w:b/>
-          <w:bCs/>
-          <w:sz w:val="28"/>
-          <w:szCs w:val="28"/>
-          <w:u w:val="single"/>
-        </w:rPr>
-      </w:pPr>
-      <w:r>
-        <w:rPr>
-          <w:rFonts w:cs="David"/>
-          <w:b/>
-          <w:bCs/>
-          <w:sz w:val="28"/>
-          <w:szCs w:val="28"/>
-          <w:u w:val="single"/>
-        </w:rPr>
-        <w:pict w14:anchorId="4C6B86CD">
-          <v:shape id="_x0000_s2069" type="#_x0000_t75" style="position:absolute;left:0;text-align:left;margin-left:40.5pt;margin-top:342.55pt;width:441.6pt;height:312.55pt;z-index:251660288;visibility:visible;mso-position-horizontal-relative:margin;mso-position-vertical-relative:margin">
-            <v:imagedata r:id="rId13" o:title=""/>
-            <w10:wrap type="square" anchorx="margin" anchory="margin"/>
-          </v:shape>
-        </w:pict>
-      </w:r>
-    </w:p>
-    <w:p>
-      <w:pPr>
-        <w:jc w:val="center"/>
-        <w:rPr>
-          <w:rFonts w:cs="David"/>
-          <w:b/>
-          <w:bCs/>
-          <w:sz w:val="28"/>
-          <w:szCs w:val="28"/>
-          <w:u w:val="single"/>
-        </w:rPr>
-      </w:pPr>
-    </w:p>
-    <w:p>
-      <w:pPr>
-        <w:jc w:val="center"/>
-        <w:rPr>
-          <w:rFonts w:cs="David"/>
-          <w:b/>
-          <w:bCs/>
-          <w:sz w:val="28"/>
-          <w:szCs w:val="28"/>
-          <w:u w:val="single"/>
-        </w:rPr>
-      </w:pPr>
-    </w:p>
-    <w:p>
-      <w:pPr>
-        <w:jc w:val="center"/>
-        <w:rPr>
-          <w:rFonts w:cs="David"/>
-          <w:b/>
-          <w:bCs/>
-          <w:sz w:val="28"/>
-          <w:szCs w:val="28"/>
-          <w:u w:val="single"/>
-        </w:rPr>
-      </w:pPr>
-    </w:p>
-    <w:p>
-      <w:pPr>
-        <w:jc w:val="center"/>
-        <w:rPr>
-          <w:rFonts w:cs="David"/>
-          <w:b/>
-          <w:bCs/>
-          <w:sz w:val="28"/>
-          <w:szCs w:val="28"/>
-          <w:u w:val="single"/>
-        </w:rPr>
-      </w:pPr>
-    </w:p>
-    <w:p>
-      <w:pPr>
-        <w:jc w:val="center"/>
-        <w:rPr>
-          <w:rFonts w:cs="David"/>
-          <w:b/>
-          <w:bCs/>
-          <w:sz w:val="28"/>
-          <w:szCs w:val="28"/>
-          <w:u w:val="single"/>
-        </w:rPr>
-      </w:pPr>
-    </w:p>
-    <w:p>
-      <w:pPr>
-        <w:jc w:val="center"/>
-        <w:rPr>
-          <w:rFonts w:cs="David"/>
-          <w:b/>
-          <w:bCs/>
-          <w:sz w:val="28"/>
-          <w:szCs w:val="28"/>
-          <w:u w:val="single"/>
-        </w:rPr>
-      </w:pPr>
-    </w:p>
-    <w:p>
-      <w:pPr>
-        <w:jc w:val="center"/>
-        <w:rPr>
-          <w:rFonts w:cs="David"/>
-          <w:b/>
-          <w:bCs/>
-          <w:sz w:val="28"/>
-          <w:szCs w:val="28"/>
-          <w:u w:val="single"/>
-        </w:rPr>
-      </w:pPr>
-    </w:p>
-    <w:p>
-      <w:pPr>
-        <w:jc w:val="center"/>
-        <w:rPr>
-          <w:rFonts w:cs="David"/>
-          <w:b/>
-          <w:bCs/>
-          <w:sz w:val="28"/>
-          <w:szCs w:val="28"/>
-          <w:u w:val="single"/>
-        </w:rPr>
-      </w:pPr>
-    </w:p>
-    <w:p>
-      <w:pPr>
-        <w:jc w:val="center"/>
-        <w:rPr>
-          <w:rFonts w:cs="David"/>
-          <w:b/>
-          <w:bCs/>
-          <w:sz w:val="28"/>
-          <w:szCs w:val="28"/>
-          <w:u w:val="single"/>
-        </w:rPr>
-      </w:pPr>
-      <w:r>
-        <w:rPr>
-          <w:rFonts w:cs="David"/>
-          <w:b/>
-          <w:bCs/>
-          <w:sz w:val="28"/>
-          <w:szCs w:val="28"/>
-          <w:u w:val="single"/>
-        </w:rPr>
-        <w:lastRenderedPageBreak/>
-        <w:pict w14:anchorId="149DEBAA">
-          <v:shape id="תמונה 1" o:spid="_x0000_i1026" type="#_x0000_t75" style="width:450.8pt;height:638pt;visibility:visible">
-            <v:imagedata r:id="rId14" o:title=""/>
-          </v:shape>
-        </w:pict>
-      </w:r>
-    </w:p>
-    <w:p>
-      <w:pPr>
-        <w:jc w:val="center"/>
-        <w:rPr>
-          <w:rFonts w:cs="David"/>
-          <w:b/>
-          <w:bCs/>
-          <w:sz w:val="28"/>
-          <w:szCs w:val="28"/>
-          <w:u w:val="single"/>
-          <w:rtl/>
-        </w:rPr>
-      </w:pPr>
-    </w:p>
-    <w:p>
-      <w:pPr>
-        <w:jc w:val="center"/>
-        <w:rPr>
-          <w:rFonts w:cs="David"/>
-          <w:sz w:val="28"/>
-          <w:szCs w:val="28"/>
-          <w:rtl/>
-        </w:rPr>
-      </w:pPr>
-      <w:r>
-        <w:rPr>
-          <w:rFonts w:cs="David"/>
-          <w:b/>
-          <w:bCs/>
-          <w:sz w:val="28"/>
-          <w:szCs w:val="28"/>
-          <w:u w:val="single"/>
-        </w:rPr>
-        <w:lastRenderedPageBreak/>
-        <w:pict w14:anchorId="09668D23">
-          <v:shape id="_x0000_i1027" type="#_x0000_t75" style="width:454.55pt;height:644.85pt;visibility:visible">
-            <v:imagedata r:id="rId15" o:title=""/>
-          </v:shape>
-        </w:pict>
+      </w:pPr>
+      <w:r>
+        <w:rPr>
+          <w:color w:val="FFFFFF"/>
+          <w:sz w:val="10"/>
+          <w:szCs w:val="10"/>
+        </w:rPr>
+        <w:t xml:space="preserve">SIGNATUREHERE</w:t>
       </w:r>
     </w:p>
     <w:sectPr>

--- a/apps/api/templates/אוויר-הצעת-מחיר-לבדיקת-איכות-אוויר-תוך-מבנית.docx
+++ b/apps/api/templates/אוויר-הצעת-מחיר-לבדיקת-איכות-אוויר-תוך-מבנית.docx
@@ -7,7 +7,7 @@
         <w:pStyle w:val="a4"/>
         <w:jc w:val="right"/>
         <w:rPr>
-          <w:rFonts w:cs="David" w:hint="cs"/>
+          <w:rFonts w:cs="David"/>
           <w:sz w:val="20"/>
           <w:szCs w:val="20"/>
           <w:rtl/>
@@ -20,7 +20,27 @@
           <w:szCs w:val="20"/>
           <w:rtl/>
         </w:rPr>
-        <w:t xml:space="preserve">מס' הצעת מחיר: {contractSurveyNumber}</w:t>
+        <w:t>מס' הצעת מחיר: {</w:t>
+      </w:r>
+      <w:proofErr w:type="spellStart"/>
+      <w:r>
+        <w:rPr>
+          <w:rFonts w:cs="David" w:hint="cs"/>
+          <w:sz w:val="20"/>
+          <w:szCs w:val="20"/>
+          <w:rtl/>
+        </w:rPr>
+        <w:t>contractSurveyNumber</w:t>
+      </w:r>
+      <w:proofErr w:type="spellEnd"/>
+      <w:r>
+        <w:rPr>
+          <w:rFonts w:cs="David" w:hint="cs"/>
+          <w:sz w:val="20"/>
+          <w:szCs w:val="20"/>
+          <w:rtl/>
+        </w:rPr>
+        <w:t>}</w:t>
       </w:r>
       <w:bookmarkStart w:id="0" w:name="fldCode"/>
       <w:bookmarkEnd w:id="0"/>
@@ -62,7 +82,27 @@
           <w:szCs w:val="28"/>
           <w:rtl/>
         </w:rPr>
-        <w:t xml:space="preserve">{customerName}</w:t>
+        <w:t>{</w:t>
+      </w:r>
+      <w:proofErr w:type="spellStart"/>
+      <w:r>
+        <w:rPr>
+          <w:rFonts w:cs="David"/>
+          <w:sz w:val="28"/>
+          <w:szCs w:val="28"/>
+          <w:rtl/>
+        </w:rPr>
+        <w:t>customerName</w:t>
+      </w:r>
+      <w:proofErr w:type="spellEnd"/>
+      <w:r>
+        <w:rPr>
+          <w:rFonts w:cs="David"/>
+          <w:sz w:val="28"/>
+          <w:szCs w:val="28"/>
+          <w:rtl/>
+        </w:rPr>
+        <w:t>}</w:t>
       </w:r>
     </w:p>
     <w:p>
@@ -89,11 +129,10 @@
           <w:u w:val="single"/>
           <w:rtl/>
         </w:rPr>
-        <w:t xml:space="preserve">{customerAddress}</w:t>
-      </w:r>
-    </w:p>
-    <w:p>
-      <w:pPr>
+        <w:t>{</w:t>
+      </w:r>
+      <w:proofErr w:type="spellStart"/>
+      <w:r>
         <w:rPr>
           <w:rFonts w:cs="David"/>
           <w:b/>
@@ -103,6 +142,33 @@
           <w:u w:val="single"/>
           <w:rtl/>
         </w:rPr>
+        <w:t>customerAddress</w:t>
+      </w:r>
+      <w:proofErr w:type="spellEnd"/>
+      <w:r>
+        <w:rPr>
+          <w:rFonts w:cs="David"/>
+          <w:b/>
+          <w:bCs/>
+          <w:sz w:val="28"/>
+          <w:szCs w:val="28"/>
+          <w:u w:val="single"/>
+          <w:rtl/>
+        </w:rPr>
+        <w:t>}</w:t>
+      </w:r>
+    </w:p>
+    <w:p>
+      <w:pPr>
+        <w:rPr>
+          <w:rFonts w:cs="David"/>
+          <w:b/>
+          <w:bCs/>
+          <w:sz w:val="28"/>
+          <w:szCs w:val="28"/>
+          <w:u w:val="single"/>
+          <w:rtl/>
+        </w:rPr>
       </w:pPr>
       <w:bookmarkStart w:id="3" w:name="fldCity"/>
       <w:bookmarkEnd w:id="3"/>
@@ -132,7 +198,27 @@
           <w:szCs w:val="28"/>
           <w:rtl/>
         </w:rPr>
-        <w:t xml:space="preserve">: {contactPhone}</w:t>
+        <w:t>: {</w:t>
+      </w:r>
+      <w:proofErr w:type="spellStart"/>
+      <w:r>
+        <w:rPr>
+          <w:rFonts w:cs="David" w:hint="cs"/>
+          <w:sz w:val="28"/>
+          <w:szCs w:val="28"/>
+          <w:rtl/>
+        </w:rPr>
+        <w:t>contactPhone</w:t>
+      </w:r>
+      <w:proofErr w:type="spellEnd"/>
+      <w:r>
+        <w:rPr>
+          <w:rFonts w:cs="David" w:hint="cs"/>
+          <w:sz w:val="28"/>
+          <w:szCs w:val="28"/>
+          <w:rtl/>
+        </w:rPr>
+        <w:t>}</w:t>
       </w:r>
       <w:bookmarkStart w:id="4" w:name="fldCellular"/>
       <w:bookmarkEnd w:id="4"/>
@@ -179,7 +265,27 @@
           <w:szCs w:val="28"/>
           <w:rtl/>
         </w:rPr>
-        <w:t xml:space="preserve"> {contactEmail}</w:t>
+        <w:t xml:space="preserve"> {</w:t>
+      </w:r>
+      <w:proofErr w:type="spellStart"/>
+      <w:r>
+        <w:rPr>
+          <w:rFonts w:cs="David"/>
+          <w:sz w:val="28"/>
+          <w:szCs w:val="28"/>
+          <w:rtl/>
+        </w:rPr>
+        <w:t>contactEmail</w:t>
+      </w:r>
+      <w:proofErr w:type="spellEnd"/>
+      <w:r>
+        <w:rPr>
+          <w:rFonts w:cs="David"/>
+          <w:sz w:val="28"/>
+          <w:szCs w:val="28"/>
+          <w:rtl/>
+        </w:rPr>
+        <w:t>}</w:t>
       </w:r>
       <w:bookmarkStart w:id="5" w:name="fldEmail"/>
       <w:bookmarkEnd w:id="5"/>
@@ -198,7 +304,7 @@
       <w:pPr>
         <w:jc w:val="center"/>
         <w:rPr>
-          <w:rFonts w:cs="David" w:hint="cs"/>
+          <w:rFonts w:cs="David"/>
           <w:sz w:val="28"/>
           <w:szCs w:val="28"/>
           <w:rtl/>
@@ -220,7 +326,7 @@
     <w:p>
       <w:pPr>
         <w:rPr>
-          <w:rFonts w:cs="David" w:hint="cs"/>
+          <w:rFonts w:cs="David"/>
           <w:sz w:val="28"/>
           <w:szCs w:val="28"/>
           <w:rtl/>
@@ -240,17 +346,17 @@
       <w:pPr>
         <w:jc w:val="both"/>
         <w:rPr>
-          <w:rFonts w:cs="David" w:hint="cs"/>
-          <w:sz w:val="28"/>
-          <w:szCs w:val="28"/>
-          <w:rtl/>
-        </w:rPr>
-      </w:pPr>
-    </w:p>
-    <w:p>
-      <w:pPr>
-        <w:rPr>
-          <w:rFonts w:cs="David" w:hint="cs"/>
+          <w:rFonts w:cs="David"/>
+          <w:sz w:val="28"/>
+          <w:szCs w:val="28"/>
+          <w:rtl/>
+        </w:rPr>
+      </w:pPr>
+    </w:p>
+    <w:p>
+      <w:pPr>
+        <w:rPr>
+          <w:rFonts w:cs="David"/>
           <w:sz w:val="28"/>
           <w:szCs w:val="28"/>
           <w:rtl/>
@@ -325,7 +431,7 @@
     <w:p>
       <w:pPr>
         <w:rPr>
-          <w:rFonts w:cs="David" w:hint="cs"/>
+          <w:rFonts w:cs="David"/>
           <w:b/>
           <w:bCs/>
           <w:sz w:val="28"/>
@@ -338,7 +444,7 @@
       <w:pPr>
         <w:ind w:left="360"/>
         <w:rPr>
-          <w:rFonts w:cs="David" w:hint="cs"/>
+          <w:rFonts w:cs="David"/>
           <w:b/>
           <w:bCs/>
           <w:sz w:val="28"/>
@@ -362,17 +468,17 @@
     <w:p>
       <w:pPr>
         <w:rPr>
-          <w:rFonts w:cs="David" w:hint="cs"/>
-          <w:sz w:val="28"/>
-          <w:szCs w:val="28"/>
-          <w:rtl/>
-        </w:rPr>
-      </w:pPr>
-    </w:p>
-    <w:p>
-      <w:pPr>
-        <w:rPr>
-          <w:rFonts w:cs="David" w:hint="cs"/>
+          <w:rFonts w:cs="David"/>
+          <w:sz w:val="28"/>
+          <w:szCs w:val="28"/>
+          <w:rtl/>
+        </w:rPr>
+      </w:pPr>
+    </w:p>
+    <w:p>
+      <w:pPr>
+        <w:rPr>
+          <w:rFonts w:cs="David"/>
           <w:sz w:val="28"/>
           <w:szCs w:val="28"/>
           <w:rtl/>
@@ -391,7 +497,7 @@
     <w:p>
       <w:pPr>
         <w:rPr>
-          <w:rFonts w:cs="David" w:hint="cs"/>
+          <w:rFonts w:cs="David"/>
           <w:sz w:val="28"/>
           <w:szCs w:val="28"/>
           <w:rtl/>
@@ -411,7 +517,7 @@
       <w:pPr>
         <w:ind w:left="360"/>
         <w:rPr>
-          <w:rFonts w:cs="David" w:hint="cs"/>
+          <w:rFonts w:cs="David"/>
           <w:b/>
           <w:bCs/>
           <w:sz w:val="28"/>
@@ -466,7 +572,7 @@
     <w:p>
       <w:pPr>
         <w:rPr>
-          <w:rFonts w:cs="David" w:hint="cs"/>
+          <w:rFonts w:cs="David"/>
           <w:sz w:val="28"/>
           <w:szCs w:val="28"/>
           <w:u w:val="single"/>
@@ -477,7 +583,7 @@
     <w:p>
       <w:pPr>
         <w:rPr>
-          <w:rFonts w:cs="David" w:hint="cs"/>
+          <w:rFonts w:cs="David"/>
           <w:sz w:val="28"/>
           <w:szCs w:val="28"/>
           <w:u w:val="single"/>
@@ -508,7 +614,7 @@
     <w:p>
       <w:pPr>
         <w:rPr>
-          <w:rFonts w:cs="David" w:hint="cs"/>
+          <w:rFonts w:cs="David"/>
           <w:sz w:val="28"/>
           <w:szCs w:val="28"/>
           <w:u w:val="single"/>
@@ -519,7 +625,7 @@
     <w:p>
       <w:pPr>
         <w:rPr>
-          <w:rFonts w:cs="David" w:hint="cs"/>
+          <w:rFonts w:cs="David"/>
           <w:sz w:val="28"/>
           <w:szCs w:val="28"/>
           <w:u w:val="single"/>
@@ -534,7 +640,7 @@
           <w:numId w:val="30"/>
         </w:numPr>
         <w:rPr>
-          <w:rFonts w:cs="David" w:hint="cs"/>
+          <w:rFonts w:cs="David"/>
           <w:b/>
           <w:bCs/>
           <w:sz w:val="28"/>
@@ -559,7 +665,7 @@
     <w:p>
       <w:pPr>
         <w:rPr>
-          <w:rFonts w:cs="David" w:hint="cs"/>
+          <w:rFonts w:cs="David"/>
           <w:sz w:val="28"/>
           <w:szCs w:val="28"/>
           <w:u w:val="single"/>
@@ -570,7 +676,7 @@
     <w:p>
       <w:pPr>
         <w:rPr>
-          <w:rFonts w:cs="David" w:hint="cs"/>
+          <w:rFonts w:cs="David"/>
           <w:b/>
           <w:bCs/>
           <w:sz w:val="28"/>
@@ -604,7 +710,7 @@
     <w:p>
       <w:pPr>
         <w:rPr>
-          <w:rFonts w:cs="David" w:hint="cs"/>
+          <w:rFonts w:cs="David"/>
           <w:b/>
           <w:bCs/>
           <w:sz w:val="28"/>
@@ -621,7 +727,7 @@
         </w:numPr>
         <w:ind w:left="827" w:hanging="425"/>
         <w:rPr>
-          <w:rFonts w:cs="David" w:hint="cs"/>
+          <w:rFonts w:cs="David"/>
           <w:sz w:val="28"/>
           <w:szCs w:val="28"/>
           <w:u w:val="single"/>
@@ -940,7 +1046,7 @@
     <w:p>
       <w:pPr>
         <w:rPr>
-          <w:rFonts w:cs="David" w:hint="cs"/>
+          <w:rFonts w:cs="David"/>
           <w:sz w:val="28"/>
           <w:szCs w:val="28"/>
           <w:rtl/>
@@ -951,7 +1057,7 @@
       <w:pPr>
         <w:ind w:left="401" w:hanging="425"/>
         <w:rPr>
-          <w:rFonts w:cs="David" w:hint="cs"/>
+          <w:rFonts w:cs="David"/>
           <w:sz w:val="28"/>
           <w:szCs w:val="28"/>
           <w:rtl/>
@@ -996,77 +1102,77 @@
         </w:tabs>
         <w:ind w:left="401" w:hanging="425"/>
         <w:rPr>
-          <w:rFonts w:cs="David" w:hint="cs"/>
-          <w:sz w:val="28"/>
-          <w:szCs w:val="28"/>
-          <w:rtl/>
-        </w:rPr>
-      </w:pPr>
-    </w:p>
-    <w:p>
-      <w:pPr>
-        <w:rPr>
-          <w:rFonts w:cs="David" w:hint="cs"/>
-          <w:sz w:val="28"/>
-          <w:szCs w:val="28"/>
-          <w:rtl/>
-        </w:rPr>
-      </w:pPr>
-    </w:p>
-    <w:p>
-      <w:pPr>
-        <w:rPr>
-          <w:rFonts w:cs="David" w:hint="cs"/>
-          <w:sz w:val="28"/>
-          <w:szCs w:val="28"/>
-          <w:rtl/>
-        </w:rPr>
-      </w:pPr>
-    </w:p>
-    <w:p>
-      <w:pPr>
-        <w:rPr>
-          <w:rFonts w:cs="David" w:hint="cs"/>
-          <w:sz w:val="28"/>
-          <w:szCs w:val="28"/>
-          <w:rtl/>
-        </w:rPr>
-      </w:pPr>
-    </w:p>
-    <w:p>
-      <w:pPr>
-        <w:rPr>
-          <w:rFonts w:cs="David" w:hint="cs"/>
-          <w:sz w:val="28"/>
-          <w:szCs w:val="28"/>
-          <w:rtl/>
-        </w:rPr>
-      </w:pPr>
-    </w:p>
-    <w:p>
-      <w:pPr>
-        <w:rPr>
-          <w:rFonts w:cs="David" w:hint="cs"/>
-          <w:sz w:val="28"/>
-          <w:szCs w:val="28"/>
-          <w:rtl/>
-        </w:rPr>
-      </w:pPr>
-    </w:p>
-    <w:p>
-      <w:pPr>
-        <w:rPr>
-          <w:rFonts w:cs="David" w:hint="cs"/>
-          <w:sz w:val="28"/>
-          <w:szCs w:val="28"/>
-          <w:rtl/>
-        </w:rPr>
-      </w:pPr>
-    </w:p>
-    <w:p>
-      <w:pPr>
-        <w:rPr>
-          <w:rFonts w:cs="David" w:hint="cs"/>
+          <w:rFonts w:cs="David"/>
+          <w:sz w:val="28"/>
+          <w:szCs w:val="28"/>
+          <w:rtl/>
+        </w:rPr>
+      </w:pPr>
+    </w:p>
+    <w:p>
+      <w:pPr>
+        <w:rPr>
+          <w:rFonts w:cs="David"/>
+          <w:sz w:val="28"/>
+          <w:szCs w:val="28"/>
+          <w:rtl/>
+        </w:rPr>
+      </w:pPr>
+    </w:p>
+    <w:p>
+      <w:pPr>
+        <w:rPr>
+          <w:rFonts w:cs="David"/>
+          <w:sz w:val="28"/>
+          <w:szCs w:val="28"/>
+          <w:rtl/>
+        </w:rPr>
+      </w:pPr>
+    </w:p>
+    <w:p>
+      <w:pPr>
+        <w:rPr>
+          <w:rFonts w:cs="David"/>
+          <w:sz w:val="28"/>
+          <w:szCs w:val="28"/>
+          <w:rtl/>
+        </w:rPr>
+      </w:pPr>
+    </w:p>
+    <w:p>
+      <w:pPr>
+        <w:rPr>
+          <w:rFonts w:cs="David"/>
+          <w:sz w:val="28"/>
+          <w:szCs w:val="28"/>
+          <w:rtl/>
+        </w:rPr>
+      </w:pPr>
+    </w:p>
+    <w:p>
+      <w:pPr>
+        <w:rPr>
+          <w:rFonts w:cs="David"/>
+          <w:sz w:val="28"/>
+          <w:szCs w:val="28"/>
+          <w:rtl/>
+        </w:rPr>
+      </w:pPr>
+    </w:p>
+    <w:p>
+      <w:pPr>
+        <w:rPr>
+          <w:rFonts w:cs="David"/>
+          <w:sz w:val="28"/>
+          <w:szCs w:val="28"/>
+          <w:rtl/>
+        </w:rPr>
+      </w:pPr>
+    </w:p>
+    <w:p>
+      <w:pPr>
+        <w:rPr>
+          <w:rFonts w:cs="David"/>
           <w:sz w:val="28"/>
           <w:szCs w:val="28"/>
           <w:rtl/>
@@ -1084,7 +1190,7 @@
         </w:tabs>
         <w:ind w:left="1110" w:hanging="709"/>
         <w:rPr>
-          <w:rFonts w:cs="David" w:hint="cs"/>
+          <w:rFonts w:cs="David"/>
           <w:b/>
           <w:bCs/>
           <w:sz w:val="36"/>
@@ -1113,7 +1219,7 @@
         </w:tabs>
         <w:ind w:left="1110"/>
         <w:rPr>
-          <w:rFonts w:cs="David" w:hint="cs"/>
+          <w:rFonts w:cs="David"/>
           <w:sz w:val="28"/>
           <w:szCs w:val="28"/>
           <w:rtl/>
@@ -1132,7 +1238,7 @@
         <w:ind w:left="1110" w:hanging="425"/>
         <w:jc w:val="both"/>
         <w:rPr>
-          <w:rFonts w:cs="David" w:hint="cs"/>
+          <w:rFonts w:cs="David"/>
           <w:sz w:val="28"/>
           <w:szCs w:val="28"/>
         </w:rPr>
@@ -1675,7 +1781,7 @@
         <w:ind w:left="1110" w:hanging="425"/>
         <w:jc w:val="both"/>
         <w:rPr>
-          <w:rFonts w:cs="David" w:hint="cs"/>
+          <w:rFonts w:cs="David"/>
           <w:sz w:val="28"/>
           <w:szCs w:val="28"/>
           <w:rtl/>
@@ -1889,7 +1995,7 @@
         <w:ind w:left="1110" w:hanging="425"/>
         <w:jc w:val="both"/>
         <w:rPr>
-          <w:rFonts w:cs="David" w:hint="cs"/>
+          <w:rFonts w:cs="David"/>
           <w:sz w:val="28"/>
           <w:szCs w:val="28"/>
           <w:rtl/>
@@ -2055,7 +2161,7 @@
     <w:p>
       <w:pPr>
         <w:rPr>
-          <w:rFonts w:cs="David" w:hint="cs"/>
+          <w:rFonts w:cs="David"/>
           <w:b/>
           <w:bCs/>
           <w:sz w:val="28"/>
@@ -2090,7 +2196,7 @@
       <w:pPr>
         <w:jc w:val="both"/>
         <w:rPr>
-          <w:rFonts w:cs="David" w:hint="cs"/>
+          <w:rFonts w:cs="David"/>
           <w:b/>
           <w:bCs/>
           <w:sz w:val="28"/>
@@ -2174,7 +2280,7 @@
     <w:p>
       <w:pPr>
         <w:rPr>
-          <w:rFonts w:cs="David" w:hint="cs"/>
+          <w:rFonts w:cs="David"/>
           <w:rtl/>
         </w:rPr>
       </w:pPr>
@@ -2183,7 +2289,7 @@
       <w:pPr>
         <w:ind w:left="401"/>
         <w:rPr>
-          <w:rFonts w:cs="David" w:hint="cs"/>
+          <w:rFonts w:cs="David"/>
           <w:b/>
           <w:bCs/>
           <w:sz w:val="28"/>
@@ -2230,7 +2336,7 @@
     <w:p>
       <w:pPr>
         <w:rPr>
-          <w:rFonts w:cs="David" w:hint="cs"/>
+          <w:rFonts w:cs="David"/>
           <w:rtl/>
         </w:rPr>
       </w:pPr>
@@ -2239,7 +2345,7 @@
       <w:pPr>
         <w:ind w:left="685"/>
         <w:rPr>
-          <w:rFonts w:cs="David" w:hint="cs"/>
+          <w:rFonts w:cs="David"/>
           <w:sz w:val="28"/>
           <w:szCs w:val="28"/>
           <w:rtl/>
@@ -2259,7 +2365,7 @@
       <w:pPr>
         <w:ind w:left="685"/>
         <w:rPr>
-          <w:rFonts w:cs="David" w:hint="cs"/>
+          <w:rFonts w:cs="David"/>
           <w:sz w:val="28"/>
           <w:szCs w:val="28"/>
           <w:rtl/>
@@ -2270,7 +2376,7 @@
       <w:pPr>
         <w:ind w:left="685"/>
         <w:rPr>
-          <w:rFonts w:cs="David" w:hint="cs"/>
+          <w:rFonts w:cs="David"/>
           <w:sz w:val="28"/>
           <w:szCs w:val="28"/>
           <w:rtl/>
@@ -2290,7 +2396,7 @@
       <w:pPr>
         <w:ind w:left="685"/>
         <w:rPr>
-          <w:rFonts w:cs="David" w:hint="cs"/>
+          <w:rFonts w:cs="David"/>
           <w:sz w:val="28"/>
           <w:szCs w:val="28"/>
           <w:rtl/>
@@ -2312,7 +2418,7 @@
       <w:pPr>
         <w:ind w:left="685"/>
         <w:rPr>
-          <w:rFonts w:cs="David" w:hint="cs"/>
+          <w:rFonts w:cs="David"/>
           <w:sz w:val="28"/>
           <w:szCs w:val="28"/>
           <w:rtl/>
@@ -2350,7 +2456,7 @@
       <w:pPr>
         <w:ind w:left="685"/>
         <w:rPr>
-          <w:rFonts w:cs="David" w:hint="cs"/>
+          <w:rFonts w:cs="David"/>
           <w:sz w:val="28"/>
           <w:szCs w:val="28"/>
           <w:rtl/>
@@ -2687,7 +2793,7 @@
         <w:shd w:val="clear" w:color="auto" w:fill="C0C0C0"/>
         <w:jc w:val="center"/>
         <w:rPr>
-          <w:rFonts w:cs="David" w:hint="cs"/>
+          <w:rFonts w:cs="David"/>
           <w:b/>
           <w:bCs/>
           <w:sz w:val="40"/>
@@ -2816,7 +2922,7 @@
     <w:p>
       <w:pPr>
         <w:rPr>
-          <w:rFonts w:cs="David" w:hint="cs"/>
+          <w:rFonts w:cs="David"/>
           <w:b/>
           <w:bCs/>
           <w:sz w:val="28"/>
@@ -2824,17 +2930,18 @@
           <w:rtl/>
         </w:rPr>
       </w:pPr>
-      <w:r>
-        <w:rPr>
-          <w:rFonts w:cs="David" w:hint="cs"/>
+    </w:p>
+    <w:p>
+      <w:pPr>
+        <w:rPr>
+          <w:rFonts w:cs="David"/>
           <w:b/>
           <w:bCs/>
           <w:sz w:val="28"/>
           <w:szCs w:val="28"/>
           <w:rtl/>
         </w:rPr>
-        <w:t xml:space="preserve">מחיר </w:t>
-      </w:r>
+      </w:pPr>
       <w:r>
         <w:rPr>
           <w:rFonts w:cs="David" w:hint="cs"/>
@@ -2844,7 +2951,7 @@
           <w:szCs w:val="28"/>
           <w:rtl/>
         </w:rPr>
-        <w:t>ביצוע תכולת העבודה ע"פ סעיף מס' 1 בהצעה</w:t>
+        <w:t xml:space="preserve">מחיר </w:t>
       </w:r>
       <w:r>
         <w:rPr>
@@ -2855,7 +2962,7 @@
           <w:szCs w:val="28"/>
           <w:rtl/>
         </w:rPr>
-        <w:t xml:space="preserve"> הינו:</w:t>
+        <w:t>ביצוע תכולת העבודה ע"פ סעיף מס' 1 בהצעה</w:t>
       </w:r>
       <w:r>
         <w:rPr>
@@ -2866,6 +2973,17 @@
           <w:szCs w:val="28"/>
           <w:rtl/>
         </w:rPr>
+        <w:t xml:space="preserve"> הינו:</w:t>
+      </w:r>
+      <w:r>
+        <w:rPr>
+          <w:rFonts w:cs="David" w:hint="cs"/>
+          <w:b/>
+          <w:bCs/>
+          <w:sz w:val="28"/>
+          <w:szCs w:val="28"/>
+          <w:rtl/>
+        </w:rPr>
         <w:t xml:space="preserve"> </w:t>
       </w:r>
     </w:p>
@@ -2879,13 +2997,25 @@
         <w:rPr>
           <w:vanish/>
         </w:rPr>
-        <w:t xml:space="preserve">{#hasDiscount}</w:t>
-      </w:r>
+        <w:t>{#hasDiscount}</w:t>
+      </w:r>
+    </w:p>
+    <w:p>
+      <w:pPr>
+        <w:rPr>
+          <w:rFonts w:cs="David"/>
+          <w:b/>
+          <w:bCs/>
+          <w:sz w:val="28"/>
+          <w:szCs w:val="28"/>
+        </w:rPr>
+      </w:pPr>
     </w:p>
     <w:tbl>
       <w:tblPr>
         <w:bidiVisual/>
-        <w:tblW w:w="0" w:type="auto"/>
+        <w:tblW w:w="10466" w:type="dxa"/>
+        <w:tblLayout w:type="fixed"/>
         <w:tblBorders>
           <w:top w:val="single" w:sz="4" w:space="0" w:color="auto"/>
           <w:left w:val="single" w:sz="4" w:space="0" w:color="auto"/>
@@ -2897,867 +3027,25 @@
         <w:tblLook w:val="04A0" w:firstRow="1" w:lastRow="0" w:firstColumn="1" w:lastColumn="0" w:noHBand="0" w:noVBand="1"/>
       </w:tblPr>
       <w:tblGrid>
-        <w:gridCol w:w="911"/>
-        <w:gridCol w:w="911"/>
-        <w:gridCol w:w="3142"/>
-        <w:gridCol w:w="851"/>
-        <w:gridCol w:w="1177"/>
-        <w:gridCol w:w="1073"/>
-        <w:gridCol w:w="1764"/>
+        <w:gridCol w:w="700"/>
+        <w:gridCol w:w="900"/>
+        <w:gridCol w:w="2900"/>
+        <w:gridCol w:w="900"/>
+        <w:gridCol w:w="1400"/>
+        <w:gridCol w:w="1400"/>
+        <w:gridCol w:w="2266"/>
       </w:tblGrid>
       <w:tr>
         <w:tc>
           <w:tcPr>
-            <w:tcW w:w="911" w:type="dxa"/>
-          </w:tcPr>
-          <w:p>
-            <w:pPr>
-              <w:rPr>
-                <w:rFonts w:cs="David" w:hint="cs"/>
-                <w:b/>
-                <w:bCs/>
-                <w:sz w:val="28"/>
-                <w:szCs w:val="28"/>
-                <w:rtl/>
-              </w:rPr>
-            </w:pPr>
-            <w:r>
-              <w:rPr>
-                <w:rFonts w:cs="David" w:hint="cs"/>
-                <w:b/>
-                <w:bCs/>
-                <w:sz w:val="28"/>
-                <w:szCs w:val="28"/>
-                <w:rtl/>
-              </w:rPr>
-              <w:t>שורה</w:t>
-            </w:r>
-          </w:p>
-        </w:tc>
-        <w:tc>
-          <w:tcPr>
-            <w:tcW w:w="911" w:type="dxa"/>
-          </w:tcPr>
-          <w:p>
-            <w:pPr>
-              <w:rPr>
-                <w:rFonts w:cs="David" w:hint="cs"/>
-                <w:b/>
-                <w:bCs/>
-                <w:sz w:val="28"/>
-                <w:szCs w:val="28"/>
-                <w:rtl/>
-              </w:rPr>
-            </w:pPr>
-            <w:r>
-              <w:rPr>
-                <w:rFonts w:cs="David" w:hint="cs"/>
-                <w:b/>
-                <w:bCs/>
-                <w:sz w:val="28"/>
-                <w:szCs w:val="28"/>
-                <w:rtl/>
-              </w:rPr>
-              <w:t xml:space="preserve">מק"ט </w:t>
-            </w:r>
-          </w:p>
-        </w:tc>
-        <w:tc>
-          <w:tcPr>
-            <w:tcW w:w="3142" w:type="dxa"/>
-          </w:tcPr>
-          <w:p>
-            <w:pPr>
-              <w:rPr>
-                <w:rFonts w:cs="David" w:hint="cs"/>
-                <w:b/>
-                <w:bCs/>
-                <w:sz w:val="28"/>
-                <w:szCs w:val="28"/>
-                <w:rtl/>
-              </w:rPr>
-            </w:pPr>
-            <w:r>
-              <w:rPr>
-                <w:rFonts w:cs="David" w:hint="cs"/>
-                <w:b/>
-                <w:bCs/>
-                <w:sz w:val="28"/>
-                <w:szCs w:val="28"/>
-                <w:rtl/>
-              </w:rPr>
-              <w:t>תיאור המוצר</w:t>
-            </w:r>
-          </w:p>
-        </w:tc>
-        <w:tc>
-          <w:tcPr>
-            <w:tcW w:w="851" w:type="dxa"/>
-          </w:tcPr>
-          <w:p>
-            <w:pPr>
-              <w:rPr>
-                <w:rFonts w:cs="David" w:hint="cs"/>
-                <w:b/>
-                <w:bCs/>
-                <w:sz w:val="28"/>
-                <w:szCs w:val="28"/>
-                <w:rtl/>
-              </w:rPr>
-            </w:pPr>
-            <w:r>
-              <w:rPr>
-                <w:rFonts w:cs="David" w:hint="cs"/>
-                <w:b/>
-                <w:bCs/>
-                <w:sz w:val="28"/>
-                <w:szCs w:val="28"/>
-                <w:rtl/>
-              </w:rPr>
-              <w:t>כמות</w:t>
-            </w:r>
-          </w:p>
-        </w:tc>
-        <w:tc>
-          <w:tcPr>
-            <w:tcW w:w="1177" w:type="dxa"/>
-          </w:tcPr>
-          <w:p>
-            <w:pPr>
-              <w:rPr>
-                <w:rFonts w:cs="David" w:hint="cs"/>
-                <w:b/>
-                <w:bCs/>
-                <w:sz w:val="28"/>
-                <w:szCs w:val="28"/>
-                <w:rtl/>
-              </w:rPr>
-            </w:pPr>
-            <w:r>
-              <w:rPr>
-                <w:rFonts w:cs="David" w:hint="cs"/>
-                <w:b/>
-                <w:bCs/>
-                <w:sz w:val="28"/>
-                <w:szCs w:val="28"/>
-                <w:rtl/>
-              </w:rPr>
-              <w:t>מחיר ליחידה</w:t>
-            </w:r>
-          </w:p>
-        </w:tc>
-        <w:tc>
-          <w:tcPr>
-            <w:tcW w:w="1073" w:type="dxa"/>
-          </w:tcPr>
-          <w:p>
-            <w:pPr>
-              <w:rPr>
-                <w:rFonts w:cs="David" w:hint="cs"/>
-                <w:b/>
-                <w:bCs/>
-                <w:sz w:val="28"/>
-                <w:szCs w:val="28"/>
-                <w:rtl/>
-              </w:rPr>
-            </w:pPr>
-            <w:r>
-              <w:rPr>
-                <w:rFonts w:cs="David" w:hint="cs"/>
-                <w:b/>
-                <w:bCs/>
-                <w:sz w:val="28"/>
-                <w:szCs w:val="28"/>
-                <w:rtl/>
-              </w:rPr>
-              <w:t xml:space="preserve">% הנחה לשורה </w:t>
-            </w:r>
-          </w:p>
-        </w:tc>
-        <w:tc>
-          <w:tcPr>
-            <w:tcW w:w="1764" w:type="dxa"/>
-          </w:tcPr>
-          <w:p>
-            <w:pPr>
-              <w:rPr>
-                <w:rFonts w:cs="David" w:hint="cs"/>
-                <w:b/>
-                <w:bCs/>
-                <w:sz w:val="28"/>
-                <w:szCs w:val="28"/>
-                <w:rtl/>
-              </w:rPr>
-            </w:pPr>
-            <w:r>
-              <w:rPr>
-                <w:rFonts w:cs="David" w:hint="cs"/>
-                <w:b/>
-                <w:bCs/>
-                <w:sz w:val="28"/>
-                <w:szCs w:val="28"/>
-                <w:rtl/>
-              </w:rPr>
-              <w:t>סה"כ ₪</w:t>
-            </w:r>
-          </w:p>
-          <w:p>
-            <w:pPr>
-              <w:rPr>
-                <w:rFonts w:cs="David" w:hint="cs"/>
-                <w:b/>
-                <w:bCs/>
-                <w:sz w:val="28"/>
-                <w:szCs w:val="28"/>
-                <w:rtl/>
-              </w:rPr>
-            </w:pPr>
-          </w:p>
-        </w:tc>
-      </w:tr>
-      <w:tr>
-        <w:tc>
-          <w:tcPr>
-            <w:tcW w:w="911" w:type="dxa"/>
-          </w:tcPr>
-          <w:p>
-            <w:pPr>
-              <w:rPr>
-                <w:rFonts w:cs="David" w:hint="cs"/>
-                <w:b/>
-                <w:bCs/>
-                <w:sz w:val="28"/>
-                <w:szCs w:val="28"/>
-                <w:rtl/>
-              </w:rPr>
-            </w:pPr>
-            <w:r>
-              <w:rPr>
-                <w:rFonts w:cs="David" w:hint="cs"/>
-                <w:b/>
-                <w:bCs/>
-                <w:sz w:val="28"/>
-                <w:szCs w:val="28"/>
-                <w:rtl/>
-              </w:rPr>
-              <w:t xml:space="preserve">{#items}{lineNumber}</w:t>
-            </w:r>
-          </w:p>
-        </w:tc>
-        <w:tc>
-          <w:tcPr>
-            <w:tcW w:w="911" w:type="dxa"/>
-          </w:tcPr>
-          <w:p>
-            <w:pPr>
-              <w:rPr>
-                <w:rFonts w:cs="David" w:hint="cs"/>
-                <w:b/>
-                <w:bCs/>
-                <w:sz w:val="28"/>
-                <w:szCs w:val="28"/>
-                <w:rtl/>
-              </w:rPr>
-            </w:pPr>
-            <w:r>
-              <w:rPr>
-                <w:rFonts w:cs="David" w:hint="cs"/>
-                <w:b/>
-                <w:bCs/>
-                <w:sz w:val="28"/>
-                <w:szCs w:val="28"/>
-                <w:rtl/>
-              </w:rPr>
-              <w:t xml:space="preserve">{itemCode}</w:t>
-            </w:r>
-          </w:p>
-        </w:tc>
-        <w:tc>
-          <w:tcPr>
-            <w:tcW w:w="3142" w:type="dxa"/>
-          </w:tcPr>
-          <w:p>
-            <w:pPr>
-              <w:rPr>
-                <w:rFonts w:cs="David" w:hint="cs"/>
-                <w:b/>
-                <w:bCs/>
-                <w:sz w:val="28"/>
-                <w:szCs w:val="28"/>
-                <w:rtl/>
-              </w:rPr>
-            </w:pPr>
-            <w:r>
-              <w:rPr>
-                <w:rFonts w:cs="David" w:hint="cs"/>
-                <w:b/>
-                <w:bCs/>
-                <w:sz w:val="28"/>
-                <w:szCs w:val="28"/>
-                <w:rtl/>
-              </w:rPr>
-              <w:t xml:space="preserve">{description}</w:t>
-            </w:r>
-          </w:p>
-        </w:tc>
-        <w:tc>
-          <w:tcPr>
-            <w:tcW w:w="851" w:type="dxa"/>
-          </w:tcPr>
-          <w:p>
-            <w:pPr>
-              <w:rPr>
-                <w:rFonts w:cs="David" w:hint="cs"/>
-                <w:b/>
-                <w:bCs/>
-                <w:sz w:val="28"/>
-                <w:szCs w:val="28"/>
-                <w:rtl/>
-              </w:rPr>
-            </w:pPr>
-            <w:r>
-              <w:rPr>
-                <w:rFonts w:cs="David" w:hint="cs"/>
-                <w:b/>
-                <w:bCs/>
-                <w:sz w:val="28"/>
-                <w:szCs w:val="28"/>
-                <w:rtl/>
-              </w:rPr>
-              <w:t xml:space="preserve">{quantity}</w:t>
-            </w:r>
-          </w:p>
-        </w:tc>
-        <w:tc>
-          <w:tcPr>
-            <w:tcW w:w="1177" w:type="dxa"/>
-          </w:tcPr>
-          <w:p>
-            <w:pPr>
-              <w:rPr>
-                <w:rFonts w:cs="David" w:hint="cs"/>
-                <w:b/>
-                <w:bCs/>
-                <w:sz w:val="28"/>
-                <w:szCs w:val="28"/>
-                <w:rtl/>
-              </w:rPr>
-            </w:pPr>
-            <w:r>
-              <w:rPr>
-                <w:rFonts w:cs="David" w:hint="cs"/>
-                <w:b/>
-                <w:bCs/>
-                <w:sz w:val="28"/>
-                <w:szCs w:val="28"/>
-                <w:rtl/>
-              </w:rPr>
-              <w:t xml:space="preserve">{unitPrice}</w:t>
-            </w:r>
-          </w:p>
-        </w:tc>
-        <w:tc>
-          <w:tcPr>
-            <w:tcW w:w="1073" w:type="dxa"/>
-          </w:tcPr>
-          <w:p>
-            <w:pPr>
-              <w:rPr>
-                <w:rFonts w:cs="David" w:hint="cs"/>
-                <w:b/>
-                <w:bCs/>
-                <w:sz w:val="28"/>
-                <w:szCs w:val="28"/>
-                <w:rtl/>
-              </w:rPr>
-            </w:pPr>
-            <w:r>
-              <w:rPr>
-                <w:rFonts w:cs="David" w:hint="cs"/>
-                <w:b/>
-                <w:bCs/>
-                <w:sz w:val="28"/>
-                <w:szCs w:val="28"/>
-                <w:rtl/>
-              </w:rPr>
-              <w:t xml:space="preserve">{lineDiscountPercent}</w:t>
-            </w:r>
-          </w:p>
-        </w:tc>
-        <w:tc>
-          <w:tcPr>
-            <w:tcW w:w="1764" w:type="dxa"/>
-          </w:tcPr>
-          <w:p>
-            <w:pPr>
-              <w:rPr>
-                <w:rFonts w:cs="David" w:hint="cs"/>
-                <w:b/>
-                <w:bCs/>
-                <w:sz w:val="28"/>
-                <w:szCs w:val="28"/>
-                <w:rtl/>
-              </w:rPr>
-            </w:pPr>
-            <w:r>
-              <w:rPr>
-                <w:rFonts w:cs="David" w:hint="cs"/>
-                <w:b/>
-                <w:bCs/>
-                <w:sz w:val="28"/>
-                <w:szCs w:val="28"/>
-                <w:rtl/>
-              </w:rPr>
-              <w:t xml:space="preserve">{lineTotal}{/items}</w:t>
-            </w:r>
-          </w:p>
-        </w:tc>
-      </w:tr>
-    </w:tbl>
-    <w:p>
-      <w:pPr>
-        <w:rPr>
-          <w:vanish/>
-        </w:rPr>
-      </w:pPr>
-    </w:p>
-    <w:tbl>
-      <w:tblPr>
-        <w:tblpPr w:leftFromText="180" w:rightFromText="180" w:vertAnchor="text" w:horzAnchor="page" w:tblpX="1340" w:tblpY="199"/>
-        <w:bidiVisual/>
-        <w:tblW w:w="0" w:type="auto"/>
-        <w:tblBorders>
-          <w:top w:val="single" w:sz="4" w:space="0" w:color="auto"/>
-          <w:left w:val="single" w:sz="4" w:space="0" w:color="auto"/>
-          <w:bottom w:val="single" w:sz="4" w:space="0" w:color="auto"/>
-          <w:right w:val="single" w:sz="4" w:space="0" w:color="auto"/>
-          <w:insideH w:val="single" w:sz="4" w:space="0" w:color="auto"/>
-          <w:insideV w:val="single" w:sz="4" w:space="0" w:color="auto"/>
-        </w:tblBorders>
-        <w:tblLook w:val="04A0" w:firstRow="1" w:lastRow="0" w:firstColumn="1" w:lastColumn="0" w:noHBand="0" w:noVBand="1"/>
-      </w:tblPr>
-      <w:tblGrid>
-        <w:gridCol w:w="1764"/>
-        <w:gridCol w:w="1764"/>
-      </w:tblGrid>
-      <w:tr>
-        <w:tc>
-          <w:tcPr>
-            <w:tcW w:w="1764" w:type="dxa"/>
-          </w:tcPr>
-          <w:p>
-            <w:pPr>
-              <w:rPr>
-                <w:rFonts w:cs="David" w:hint="cs"/>
-                <w:b/>
-                <w:bCs/>
-                <w:sz w:val="28"/>
-                <w:szCs w:val="28"/>
-                <w:rtl/>
-              </w:rPr>
-            </w:pPr>
-            <w:r>
-              <w:rPr>
-                <w:rFonts w:cs="David" w:hint="cs"/>
-                <w:b/>
-                <w:bCs/>
-                <w:sz w:val="28"/>
-                <w:szCs w:val="28"/>
-                <w:rtl/>
-              </w:rPr>
-              <w:t>% הנחה</w:t>
-            </w:r>
-            <w:r>
-              <w:rPr>
-                <w:rFonts w:cs="David"/>
-                <w:b/>
-                <w:bCs/>
-                <w:sz w:val="28"/>
-                <w:szCs w:val="28"/>
-                <w:rtl/>
-              </w:rPr>
-              <w:br/>
-            </w:r>
-          </w:p>
-        </w:tc>
-        <w:tc>
-          <w:tcPr>
-            <w:tcW w:w="1764" w:type="dxa"/>
-          </w:tcPr>
-          <w:p>
-            <w:pPr>
-              <w:rPr>
-                <w:rFonts w:cs="David" w:hint="cs"/>
-                <w:b/>
-                <w:bCs/>
-                <w:sz w:val="28"/>
-                <w:szCs w:val="28"/>
-                <w:rtl/>
-              </w:rPr>
-            </w:pPr>
-            <w:r>
-              <w:rPr>
-                <w:rFonts w:cs="David" w:hint="cs"/>
-                <w:b/>
-                <w:bCs/>
-                <w:sz w:val="28"/>
-                <w:szCs w:val="28"/>
-                <w:rtl/>
-              </w:rPr>
-              <w:t xml:space="preserve">{discountPercent}</w:t>
-            </w:r>
-          </w:p>
-        </w:tc>
-      </w:tr>
-      <w:tr>
-        <w:tc>
-          <w:tcPr>
-            <w:tcW w:w="1764" w:type="dxa"/>
-          </w:tcPr>
-          <w:p>
-            <w:pPr>
-              <w:rPr>
-                <w:rFonts w:cs="David" w:hint="cs"/>
-                <w:b/>
-                <w:bCs/>
-                <w:sz w:val="28"/>
-                <w:szCs w:val="28"/>
-                <w:rtl/>
-              </w:rPr>
-            </w:pPr>
-            <w:r>
-              <w:rPr>
-                <w:rFonts w:cs="David" w:hint="cs"/>
-                <w:b/>
-                <w:bCs/>
-                <w:sz w:val="28"/>
-                <w:szCs w:val="28"/>
-                <w:rtl/>
-              </w:rPr>
-              <w:t>סה"כ לאחר הנחה</w:t>
-            </w:r>
-          </w:p>
-        </w:tc>
-        <w:tc>
-          <w:tcPr>
-            <w:tcW w:w="1764" w:type="dxa"/>
-          </w:tcPr>
-          <w:p>
-            <w:pPr>
-              <w:rPr>
-                <w:rFonts w:cs="David" w:hint="cs"/>
-                <w:b/>
-                <w:bCs/>
-                <w:sz w:val="28"/>
-                <w:szCs w:val="28"/>
-                <w:rtl/>
-              </w:rPr>
-            </w:pPr>
-            <w:r>
-              <w:rPr>
-                <w:rFonts w:cs="David" w:hint="cs"/>
-                <w:b/>
-                <w:bCs/>
-                <w:sz w:val="28"/>
-                <w:szCs w:val="28"/>
-                <w:rtl/>
-              </w:rPr>
-              <w:t xml:space="preserve">{subtotalAfterDiscount}</w:t>
-            </w:r>
-          </w:p>
-        </w:tc>
-      </w:tr>
-      <w:tr>
-        <w:tc>
-          <w:tcPr>
-            <w:tcW w:w="1764" w:type="dxa"/>
-          </w:tcPr>
-          <w:p>
-            <w:pPr>
-              <w:rPr>
-                <w:rFonts w:cs="David" w:hint="cs"/>
-                <w:b/>
-                <w:bCs/>
-                <w:sz w:val="28"/>
-                <w:szCs w:val="28"/>
-                <w:rtl/>
-              </w:rPr>
-            </w:pPr>
-            <w:r>
-              <w:rPr>
-                <w:rFonts w:cs="David" w:hint="cs"/>
-                <w:b/>
-                <w:bCs/>
-                <w:sz w:val="28"/>
-                <w:szCs w:val="28"/>
-                <w:rtl/>
-              </w:rPr>
-              <w:t>מע"מ 1</w:t>
-            </w:r>
-            <w:r>
-              <w:rPr>
-                <w:rFonts w:cs="David" w:hint="cs"/>
-                <w:b/>
-                <w:bCs/>
-                <w:sz w:val="28"/>
-                <w:szCs w:val="28"/>
-                <w:rtl/>
-              </w:rPr>
-              <w:t>8</w:t>
-            </w:r>
-            <w:r>
-              <w:rPr>
-                <w:rFonts w:cs="David" w:hint="cs"/>
-                <w:b/>
-                <w:bCs/>
-                <w:sz w:val="28"/>
-                <w:szCs w:val="28"/>
-                <w:rtl/>
-              </w:rPr>
-              <w:t>%</w:t>
-            </w:r>
-          </w:p>
-        </w:tc>
-        <w:tc>
-          <w:tcPr>
-            <w:tcW w:w="1764" w:type="dxa"/>
-          </w:tcPr>
-          <w:p>
-            <w:pPr>
-              <w:rPr>
-                <w:rFonts w:cs="David" w:hint="cs"/>
-                <w:b/>
-                <w:bCs/>
-                <w:sz w:val="28"/>
-                <w:szCs w:val="28"/>
-                <w:rtl/>
-              </w:rPr>
-            </w:pPr>
-            <w:r>
-              <w:rPr>
-                <w:rFonts w:cs="David" w:hint="cs"/>
-                <w:b/>
-                <w:bCs/>
-                <w:sz w:val="28"/>
-                <w:szCs w:val="28"/>
-                <w:rtl/>
-              </w:rPr>
-              <w:t xml:space="preserve">{vatAmount}</w:t>
-            </w:r>
-          </w:p>
-        </w:tc>
-      </w:tr>
-      <w:tr>
-        <w:tc>
-          <w:tcPr>
-            <w:tcW w:w="1764" w:type="dxa"/>
-          </w:tcPr>
-          <w:p>
-            <w:pPr>
-              <w:rPr>
-                <w:rFonts w:cs="David" w:hint="cs"/>
-                <w:b/>
-                <w:bCs/>
-                <w:sz w:val="28"/>
-                <w:szCs w:val="28"/>
-                <w:rtl/>
-              </w:rPr>
-            </w:pPr>
-            <w:r>
-              <w:rPr>
-                <w:rFonts w:cs="David" w:hint="cs"/>
-                <w:b/>
-                <w:bCs/>
-                <w:sz w:val="28"/>
-                <w:szCs w:val="28"/>
-                <w:rtl/>
-              </w:rPr>
-              <w:t xml:space="preserve">סה"כ לתשלום </w:t>
-            </w:r>
-          </w:p>
-        </w:tc>
-        <w:tc>
-          <w:tcPr>
-            <w:tcW w:w="1764" w:type="dxa"/>
-          </w:tcPr>
-          <w:p>
-            <w:pPr>
-              <w:rPr>
-                <w:rFonts w:cs="David" w:hint="cs"/>
-                <w:b/>
-                <w:bCs/>
-                <w:sz w:val="28"/>
-                <w:szCs w:val="28"/>
-                <w:rtl/>
-              </w:rPr>
-            </w:pPr>
-            <w:r>
-              <w:rPr>
-                <w:rFonts w:cs="David" w:hint="cs"/>
-                <w:b/>
-                <w:bCs/>
-                <w:sz w:val="28"/>
-                <w:szCs w:val="28"/>
-                <w:rtl/>
-              </w:rPr>
-              <w:t xml:space="preserve">{totalAmount}</w:t>
-            </w:r>
-          </w:p>
-        </w:tc>
-      </w:tr>
-    </w:tbl>
-    <w:p>
-      <w:pPr>
-        <w:rPr>
-          <w:vanish/>
-        </w:rPr>
-      </w:pPr>
-      <w:r>
-        <w:rPr>
-          <w:vanish/>
-        </w:rPr>
-        <w:t xml:space="preserve">{/hasDiscount}</w:t>
-      </w:r>
-    </w:p>
-    <w:p>
-      <w:pPr>
-        <w:rPr>
-          <w:rFonts w:cs="David"/>
-          <w:sz w:val="28"/>
-          <w:szCs w:val="28"/>
-          <w:rtl/>
-        </w:rPr>
-      </w:pPr>
-    </w:p>
-    <w:p>
-      <w:pPr>
-        <w:rPr>
-          <w:rFonts w:cs="David"/>
-          <w:sz w:val="28"/>
-          <w:szCs w:val="28"/>
-          <w:rtl/>
-        </w:rPr>
-      </w:pPr>
-    </w:p>
-    <w:p>
-      <w:pPr>
-        <w:rPr>
-          <w:rFonts w:cs="David"/>
-          <w:sz w:val="28"/>
-          <w:szCs w:val="28"/>
-          <w:rtl/>
-        </w:rPr>
-      </w:pPr>
-    </w:p>
-    <w:p>
-      <w:pPr>
-        <w:rPr>
-          <w:rFonts w:cs="David"/>
-          <w:sz w:val="28"/>
-          <w:szCs w:val="28"/>
-          <w:rtl/>
-        </w:rPr>
-      </w:pPr>
-    </w:p>
-    <w:p>
-      <w:pPr>
-        <w:rPr>
-          <w:rFonts w:cs="David"/>
-          <w:sz w:val="28"/>
-          <w:szCs w:val="28"/>
-          <w:rtl/>
-        </w:rPr>
-      </w:pPr>
-    </w:p>
-    <w:p>
-      <w:pPr>
-        <w:rPr>
-          <w:rFonts w:cs="David"/>
-          <w:sz w:val="28"/>
-          <w:szCs w:val="28"/>
-          <w:rtl/>
-        </w:rPr>
-      </w:pPr>
-    </w:p>
-    <w:p>
-      <w:pPr>
-        <w:rPr>
-          <w:rFonts w:cs="David"/>
-          <w:sz w:val="28"/>
-          <w:szCs w:val="28"/>
-          <w:rtl/>
-        </w:rPr>
-      </w:pPr>
-    </w:p>
-    <w:p>
-      <w:pPr>
-        <w:rPr>
-          <w:rFonts w:cs="David"/>
-          <w:sz w:val="28"/>
-          <w:szCs w:val="28"/>
-          <w:rtl/>
-        </w:rPr>
-      </w:pPr>
-    </w:p>
-    <w:p>
-      <w:pPr>
-        <w:rPr>
-          <w:rFonts w:cs="David"/>
-          <w:sz w:val="28"/>
-          <w:szCs w:val="28"/>
-          <w:rtl/>
-        </w:rPr>
-      </w:pPr>
-    </w:p>
-    <w:p>
-      <w:pPr>
-        <w:rPr>
-          <w:rFonts w:cs="David"/>
-          <w:sz w:val="28"/>
-          <w:szCs w:val="28"/>
-          <w:rtl/>
-        </w:rPr>
-      </w:pPr>
-    </w:p>
-    <w:p>
-      <w:pPr>
-        <w:rPr>
-          <w:vanish/>
-        </w:rPr>
-      </w:pPr>
-      <w:r>
-        <w:rPr>
-          <w:vanish/>
-        </w:rPr>
-        <w:t xml:space="preserve">{^hasDiscount}</w:t>
-      </w:r>
-    </w:p>
-    <w:tbl>
-      <w:tblPr>
-        <w:bidiVisual/>
-        <w:tblW w:w="0" w:type="auto"/>
-        <w:tblBorders>
-          <w:top w:val="single" w:sz="4" w:space="0" w:color="auto"/>
-          <w:left w:val="single" w:sz="4" w:space="0" w:color="auto"/>
-          <w:bottom w:val="single" w:sz="4" w:space="0" w:color="auto"/>
-          <w:right w:val="single" w:sz="4" w:space="0" w:color="auto"/>
-          <w:insideH w:val="single" w:sz="4" w:space="0" w:color="auto"/>
-          <w:insideV w:val="single" w:sz="4" w:space="0" w:color="auto"/>
-        </w:tblBorders>
-        <w:tblLook w:val="04A0" w:firstRow="1" w:lastRow="0" w:firstColumn="1" w:lastColumn="0" w:noHBand="0" w:noVBand="1"/>
-      </w:tblPr>
-      <w:tblGrid>
-        <w:gridCol w:w="911"/>
-        <w:gridCol w:w="911"/>
-        <w:gridCol w:w="3142"/>
-        <w:gridCol w:w="851"/>
-        <w:gridCol w:w="1177"/>
-        <w:gridCol w:w="1764"/>
-      </w:tblGrid>
-      <w:tr>
-        <w:tc>
-          <w:tcPr>
-            <w:tcW w:w="911" w:type="dxa"/>
+            <w:tcW w:w="700" w:type="dxa"/>
+            <w:tcBorders>
+              <w:top w:val="single" w:sz="4" w:space="0" w:color="auto"/>
+              <w:left w:val="single" w:sz="4" w:space="0" w:color="auto"/>
+              <w:bottom w:val="single" w:sz="4" w:space="0" w:color="auto"/>
+              <w:right w:val="single" w:sz="4" w:space="0" w:color="auto"/>
+            </w:tcBorders>
+            <w:hideMark/>
           </w:tcPr>
           <w:p>
             <w:pPr>
@@ -3772,7 +3060,7 @@
             </w:pPr>
             <w:r>
               <w:rPr>
-                <w:rFonts w:cs="David" w:hint="cs"/>
+                <w:rFonts w:cs="David"/>
                 <w:b/>
                 <w:bCs/>
                 <w:sz w:val="28"/>
@@ -3785,7 +3073,14 @@
         </w:tc>
         <w:tc>
           <w:tcPr>
-            <w:tcW w:w="911" w:type="dxa"/>
+            <w:tcW w:w="900" w:type="dxa"/>
+            <w:tcBorders>
+              <w:top w:val="single" w:sz="4" w:space="0" w:color="auto"/>
+              <w:left w:val="single" w:sz="4" w:space="0" w:color="auto"/>
+              <w:bottom w:val="single" w:sz="4" w:space="0" w:color="auto"/>
+              <w:right w:val="single" w:sz="4" w:space="0" w:color="auto"/>
+            </w:tcBorders>
+            <w:hideMark/>
           </w:tcPr>
           <w:p>
             <w:pPr>
@@ -3800,7 +3095,7 @@
             </w:pPr>
             <w:r>
               <w:rPr>
-                <w:rFonts w:cs="David" w:hint="cs"/>
+                <w:rFonts w:cs="David"/>
                 <w:b/>
                 <w:bCs/>
                 <w:sz w:val="28"/>
@@ -3813,7 +3108,14 @@
         </w:tc>
         <w:tc>
           <w:tcPr>
-            <w:tcW w:w="3142" w:type="dxa"/>
+            <w:tcW w:w="2900" w:type="dxa"/>
+            <w:tcBorders>
+              <w:top w:val="single" w:sz="4" w:space="0" w:color="auto"/>
+              <w:left w:val="single" w:sz="4" w:space="0" w:color="auto"/>
+              <w:bottom w:val="single" w:sz="4" w:space="0" w:color="auto"/>
+              <w:right w:val="single" w:sz="4" w:space="0" w:color="auto"/>
+            </w:tcBorders>
+            <w:hideMark/>
           </w:tcPr>
           <w:p>
             <w:pPr>
@@ -3828,7 +3130,7 @@
             </w:pPr>
             <w:r>
               <w:rPr>
-                <w:rFonts w:cs="David" w:hint="cs"/>
+                <w:rFonts w:cs="David"/>
                 <w:b/>
                 <w:bCs/>
                 <w:sz w:val="28"/>
@@ -3841,7 +3143,14 @@
         </w:tc>
         <w:tc>
           <w:tcPr>
-            <w:tcW w:w="851" w:type="dxa"/>
+            <w:tcW w:w="900" w:type="dxa"/>
+            <w:tcBorders>
+              <w:top w:val="single" w:sz="4" w:space="0" w:color="auto"/>
+              <w:left w:val="single" w:sz="4" w:space="0" w:color="auto"/>
+              <w:bottom w:val="single" w:sz="4" w:space="0" w:color="auto"/>
+              <w:right w:val="single" w:sz="4" w:space="0" w:color="auto"/>
+            </w:tcBorders>
+            <w:hideMark/>
           </w:tcPr>
           <w:p>
             <w:pPr>
@@ -3856,7 +3165,7 @@
             </w:pPr>
             <w:r>
               <w:rPr>
-                <w:rFonts w:cs="David" w:hint="cs"/>
+                <w:rFonts w:cs="David"/>
                 <w:b/>
                 <w:bCs/>
                 <w:sz w:val="28"/>
@@ -3869,7 +3178,14 @@
         </w:tc>
         <w:tc>
           <w:tcPr>
-            <w:tcW w:w="1177" w:type="dxa"/>
+            <w:tcW w:w="1400" w:type="dxa"/>
+            <w:tcBorders>
+              <w:top w:val="single" w:sz="4" w:space="0" w:color="auto"/>
+              <w:left w:val="single" w:sz="4" w:space="0" w:color="auto"/>
+              <w:bottom w:val="single" w:sz="4" w:space="0" w:color="auto"/>
+              <w:right w:val="single" w:sz="4" w:space="0" w:color="auto"/>
+            </w:tcBorders>
+            <w:hideMark/>
           </w:tcPr>
           <w:p>
             <w:pPr>
@@ -3884,7 +3200,7 @@
             </w:pPr>
             <w:r>
               <w:rPr>
-                <w:rFonts w:cs="David" w:hint="cs"/>
+                <w:rFonts w:cs="David"/>
                 <w:b/>
                 <w:bCs/>
                 <w:sz w:val="28"/>
@@ -3897,7 +3213,14 @@
         </w:tc>
         <w:tc>
           <w:tcPr>
-            <w:tcW w:w="1764" w:type="dxa"/>
+            <w:tcW w:w="1400" w:type="dxa"/>
+            <w:tcBorders>
+              <w:top w:val="single" w:sz="4" w:space="0" w:color="auto"/>
+              <w:left w:val="single" w:sz="4" w:space="0" w:color="auto"/>
+              <w:bottom w:val="single" w:sz="4" w:space="0" w:color="auto"/>
+              <w:right w:val="single" w:sz="4" w:space="0" w:color="auto"/>
+            </w:tcBorders>
+            <w:hideMark/>
           </w:tcPr>
           <w:p>
             <w:pPr>
@@ -3912,7 +3235,41 @@
             </w:pPr>
             <w:r>
               <w:rPr>
-                <w:rFonts w:cs="David" w:hint="cs"/>
+                <w:rFonts w:cs="David"/>
+                <w:b/>
+                <w:bCs/>
+                <w:sz w:val="28"/>
+                <w:szCs w:val="28"/>
+                <w:rtl/>
+              </w:rPr>
+              <w:t xml:space="preserve">% הנחה לשורה </w:t>
+            </w:r>
+          </w:p>
+        </w:tc>
+        <w:tc>
+          <w:tcPr>
+            <w:tcW w:w="2266" w:type="dxa"/>
+            <w:tcBorders>
+              <w:top w:val="single" w:sz="4" w:space="0" w:color="auto"/>
+              <w:left w:val="single" w:sz="4" w:space="0" w:color="auto"/>
+              <w:bottom w:val="single" w:sz="4" w:space="0" w:color="auto"/>
+              <w:right w:val="single" w:sz="4" w:space="0" w:color="auto"/>
+            </w:tcBorders>
+          </w:tcPr>
+          <w:p>
+            <w:pPr>
+              <w:rPr>
+                <w:rFonts w:cs="David"/>
+                <w:b/>
+                <w:bCs/>
+                <w:sz w:val="28"/>
+                <w:szCs w:val="28"/>
+                <w:rtl/>
+              </w:rPr>
+            </w:pPr>
+            <w:r>
+              <w:rPr>
+                <w:rFonts w:cs="David"/>
                 <w:b/>
                 <w:bCs/>
                 <w:sz w:val="28"/>
@@ -3939,7 +3296,574 @@
       <w:tr>
         <w:tc>
           <w:tcPr>
-            <w:tcW w:w="911" w:type="dxa"/>
+            <w:tcW w:w="700" w:type="dxa"/>
+            <w:tcBorders>
+              <w:top w:val="single" w:sz="4" w:space="0" w:color="auto"/>
+              <w:left w:val="single" w:sz="4" w:space="0" w:color="auto"/>
+              <w:bottom w:val="single" w:sz="4" w:space="0" w:color="auto"/>
+              <w:right w:val="single" w:sz="4" w:space="0" w:color="auto"/>
+            </w:tcBorders>
+          </w:tcPr>
+          <w:p>
+            <w:pPr>
+              <w:rPr>
+                <w:rFonts w:cs="David"/>
+                <w:b/>
+                <w:bCs/>
+                <w:sz w:val="28"/>
+                <w:szCs w:val="28"/>
+                <w:rtl/>
+              </w:rPr>
+            </w:pPr>
+            <w:bookmarkStart w:id="7" w:name="fldLine"/>
+            <w:bookmarkEnd w:id="7"/>
+            <w:r>
+              <w:rPr>
+                <w:rFonts w:cs="David" w:hint="cs"/>
+                <w:b/>
+                <w:bCs/>
+                <w:sz w:val="28"/>
+                <w:szCs w:val="28"/>
+                <w:rtl/>
+              </w:rPr>
+              <w:t>{#items}{lineNumber}</w:t>
+            </w:r>
+          </w:p>
+        </w:tc>
+        <w:tc>
+          <w:tcPr>
+            <w:tcW w:w="900" w:type="dxa"/>
+            <w:tcBorders>
+              <w:top w:val="single" w:sz="4" w:space="0" w:color="auto"/>
+              <w:left w:val="single" w:sz="4" w:space="0" w:color="auto"/>
+              <w:bottom w:val="single" w:sz="4" w:space="0" w:color="auto"/>
+              <w:right w:val="single" w:sz="4" w:space="0" w:color="auto"/>
+            </w:tcBorders>
+          </w:tcPr>
+          <w:p>
+            <w:pPr>
+              <w:rPr>
+                <w:rFonts w:cs="David"/>
+                <w:b/>
+                <w:bCs/>
+                <w:sz w:val="28"/>
+                <w:szCs w:val="28"/>
+                <w:rtl/>
+              </w:rPr>
+            </w:pPr>
+            <w:bookmarkStart w:id="8" w:name="fldMakat"/>
+            <w:bookmarkEnd w:id="8"/>
+            <w:r>
+              <w:rPr>
+                <w:rFonts w:cs="David" w:hint="cs"/>
+                <w:b/>
+                <w:bCs/>
+                <w:sz w:val="28"/>
+                <w:szCs w:val="28"/>
+                <w:rtl/>
+              </w:rPr>
+              <w:t>{</w:t>
+            </w:r>
+            <w:proofErr w:type="spellStart"/>
+            <w:r>
+              <w:rPr>
+                <w:rFonts w:cs="David" w:hint="cs"/>
+                <w:b/>
+                <w:bCs/>
+                <w:sz w:val="28"/>
+                <w:szCs w:val="28"/>
+                <w:rtl/>
+              </w:rPr>
+              <w:t>itemCode</w:t>
+            </w:r>
+            <w:proofErr w:type="spellEnd"/>
+            <w:r>
+              <w:rPr>
+                <w:rFonts w:cs="David" w:hint="cs"/>
+                <w:b/>
+                <w:bCs/>
+                <w:sz w:val="28"/>
+                <w:szCs w:val="28"/>
+                <w:rtl/>
+              </w:rPr>
+              <w:t>}</w:t>
+            </w:r>
+          </w:p>
+        </w:tc>
+        <w:tc>
+          <w:tcPr>
+            <w:tcW w:w="2900" w:type="dxa"/>
+            <w:tcBorders>
+              <w:top w:val="single" w:sz="4" w:space="0" w:color="auto"/>
+              <w:left w:val="single" w:sz="4" w:space="0" w:color="auto"/>
+              <w:bottom w:val="single" w:sz="4" w:space="0" w:color="auto"/>
+              <w:right w:val="single" w:sz="4" w:space="0" w:color="auto"/>
+            </w:tcBorders>
+          </w:tcPr>
+          <w:p>
+            <w:pPr>
+              <w:rPr>
+                <w:rFonts w:cs="David"/>
+                <w:b/>
+                <w:bCs/>
+                <w:sz w:val="28"/>
+                <w:szCs w:val="28"/>
+                <w:rtl/>
+              </w:rPr>
+            </w:pPr>
+            <w:bookmarkStart w:id="9" w:name="fldProduct"/>
+            <w:bookmarkEnd w:id="9"/>
+            <w:r>
+              <w:rPr>
+                <w:rFonts w:cs="David" w:hint="cs"/>
+                <w:b/>
+                <w:bCs/>
+                <w:sz w:val="28"/>
+                <w:szCs w:val="28"/>
+                <w:rtl/>
+              </w:rPr>
+              <w:t>{</w:t>
+            </w:r>
+            <w:proofErr w:type="spellStart"/>
+            <w:r>
+              <w:rPr>
+                <w:rFonts w:cs="David" w:hint="cs"/>
+                <w:b/>
+                <w:bCs/>
+                <w:sz w:val="28"/>
+                <w:szCs w:val="28"/>
+                <w:rtl/>
+              </w:rPr>
+              <w:t>description</w:t>
+            </w:r>
+            <w:proofErr w:type="spellEnd"/>
+            <w:r>
+              <w:rPr>
+                <w:rFonts w:cs="David" w:hint="cs"/>
+                <w:b/>
+                <w:bCs/>
+                <w:sz w:val="28"/>
+                <w:szCs w:val="28"/>
+                <w:rtl/>
+              </w:rPr>
+              <w:t>}</w:t>
+            </w:r>
+          </w:p>
+        </w:tc>
+        <w:tc>
+          <w:tcPr>
+            <w:tcW w:w="900" w:type="dxa"/>
+            <w:tcBorders>
+              <w:top w:val="single" w:sz="4" w:space="0" w:color="auto"/>
+              <w:left w:val="single" w:sz="4" w:space="0" w:color="auto"/>
+              <w:bottom w:val="single" w:sz="4" w:space="0" w:color="auto"/>
+              <w:right w:val="single" w:sz="4" w:space="0" w:color="auto"/>
+            </w:tcBorders>
+          </w:tcPr>
+          <w:p>
+            <w:pPr>
+              <w:rPr>
+                <w:rFonts w:cs="David"/>
+                <w:b/>
+                <w:bCs/>
+                <w:sz w:val="28"/>
+                <w:szCs w:val="28"/>
+                <w:rtl/>
+              </w:rPr>
+            </w:pPr>
+            <w:bookmarkStart w:id="10" w:name="fldAmmount"/>
+            <w:bookmarkEnd w:id="10"/>
+            <w:r>
+              <w:rPr>
+                <w:rFonts w:cs="David" w:hint="cs"/>
+                <w:b/>
+                <w:bCs/>
+                <w:sz w:val="28"/>
+                <w:szCs w:val="28"/>
+                <w:rtl/>
+              </w:rPr>
+              <w:t>{</w:t>
+            </w:r>
+            <w:proofErr w:type="spellStart"/>
+            <w:r>
+              <w:rPr>
+                <w:rFonts w:cs="David" w:hint="cs"/>
+                <w:b/>
+                <w:bCs/>
+                <w:sz w:val="28"/>
+                <w:szCs w:val="28"/>
+                <w:rtl/>
+              </w:rPr>
+              <w:t>quantity</w:t>
+            </w:r>
+            <w:proofErr w:type="spellEnd"/>
+            <w:r>
+              <w:rPr>
+                <w:rFonts w:cs="David" w:hint="cs"/>
+                <w:b/>
+                <w:bCs/>
+                <w:sz w:val="28"/>
+                <w:szCs w:val="28"/>
+                <w:rtl/>
+              </w:rPr>
+              <w:t>}</w:t>
+            </w:r>
+          </w:p>
+        </w:tc>
+        <w:tc>
+          <w:tcPr>
+            <w:tcW w:w="1400" w:type="dxa"/>
+            <w:tcBorders>
+              <w:top w:val="single" w:sz="4" w:space="0" w:color="auto"/>
+              <w:left w:val="single" w:sz="4" w:space="0" w:color="auto"/>
+              <w:bottom w:val="single" w:sz="4" w:space="0" w:color="auto"/>
+              <w:right w:val="single" w:sz="4" w:space="0" w:color="auto"/>
+            </w:tcBorders>
+          </w:tcPr>
+          <w:p>
+            <w:pPr>
+              <w:rPr>
+                <w:rFonts w:cs="David"/>
+                <w:b/>
+                <w:bCs/>
+                <w:sz w:val="28"/>
+                <w:szCs w:val="28"/>
+                <w:rtl/>
+              </w:rPr>
+            </w:pPr>
+            <w:bookmarkStart w:id="11" w:name="fldPrice"/>
+            <w:bookmarkEnd w:id="11"/>
+            <w:r>
+              <w:rPr>
+                <w:rFonts w:cs="David" w:hint="cs"/>
+                <w:b/>
+                <w:bCs/>
+                <w:sz w:val="28"/>
+                <w:szCs w:val="28"/>
+                <w:rtl/>
+              </w:rPr>
+              <w:t>{</w:t>
+            </w:r>
+            <w:proofErr w:type="spellStart"/>
+            <w:r>
+              <w:rPr>
+                <w:rFonts w:cs="David" w:hint="cs"/>
+                <w:b/>
+                <w:bCs/>
+                <w:sz w:val="28"/>
+                <w:szCs w:val="28"/>
+                <w:rtl/>
+              </w:rPr>
+              <w:t>unitPrice</w:t>
+            </w:r>
+            <w:proofErr w:type="spellEnd"/>
+            <w:r>
+              <w:rPr>
+                <w:rFonts w:cs="David" w:hint="cs"/>
+                <w:b/>
+                <w:bCs/>
+                <w:sz w:val="28"/>
+                <w:szCs w:val="28"/>
+                <w:rtl/>
+              </w:rPr>
+              <w:t>}</w:t>
+            </w:r>
+          </w:p>
+        </w:tc>
+        <w:tc>
+          <w:tcPr>
+            <w:tcW w:w="1400" w:type="dxa"/>
+            <w:tcBorders>
+              <w:top w:val="single" w:sz="4" w:space="0" w:color="auto"/>
+              <w:left w:val="single" w:sz="4" w:space="0" w:color="auto"/>
+              <w:bottom w:val="single" w:sz="4" w:space="0" w:color="auto"/>
+              <w:right w:val="single" w:sz="4" w:space="0" w:color="auto"/>
+            </w:tcBorders>
+          </w:tcPr>
+          <w:p>
+            <w:pPr>
+              <w:rPr>
+                <w:rFonts w:cs="David"/>
+                <w:b/>
+                <w:bCs/>
+                <w:sz w:val="28"/>
+                <w:szCs w:val="28"/>
+                <w:rtl/>
+              </w:rPr>
+            </w:pPr>
+            <w:bookmarkStart w:id="12" w:name="fldLineDiscount"/>
+            <w:bookmarkEnd w:id="12"/>
+            <w:r>
+              <w:rPr>
+                <w:rFonts w:cs="David" w:hint="cs"/>
+                <w:b/>
+                <w:bCs/>
+                <w:sz w:val="28"/>
+                <w:szCs w:val="28"/>
+                <w:rtl/>
+              </w:rPr>
+              <w:t>{</w:t>
+            </w:r>
+            <w:proofErr w:type="spellStart"/>
+            <w:r>
+              <w:rPr>
+                <w:rFonts w:cs="David" w:hint="cs"/>
+                <w:b/>
+                <w:bCs/>
+                <w:sz w:val="28"/>
+                <w:szCs w:val="28"/>
+                <w:rtl/>
+              </w:rPr>
+              <w:t>lineDiscountPercent</w:t>
+            </w:r>
+            <w:proofErr w:type="spellEnd"/>
+            <w:r>
+              <w:rPr>
+                <w:rFonts w:cs="David" w:hint="cs"/>
+                <w:b/>
+                <w:bCs/>
+                <w:sz w:val="28"/>
+                <w:szCs w:val="28"/>
+                <w:rtl/>
+              </w:rPr>
+              <w:t>}</w:t>
+            </w:r>
+          </w:p>
+        </w:tc>
+        <w:tc>
+          <w:tcPr>
+            <w:tcW w:w="2266" w:type="dxa"/>
+            <w:tcBorders>
+              <w:top w:val="single" w:sz="4" w:space="0" w:color="auto"/>
+              <w:left w:val="single" w:sz="4" w:space="0" w:color="auto"/>
+              <w:bottom w:val="single" w:sz="4" w:space="0" w:color="auto"/>
+              <w:right w:val="single" w:sz="4" w:space="0" w:color="auto"/>
+            </w:tcBorders>
+          </w:tcPr>
+          <w:p>
+            <w:pPr>
+              <w:rPr>
+                <w:rFonts w:cs="David"/>
+                <w:b/>
+                <w:bCs/>
+                <w:sz w:val="28"/>
+                <w:szCs w:val="28"/>
+                <w:rtl/>
+              </w:rPr>
+            </w:pPr>
+            <w:bookmarkStart w:id="13" w:name="fldLineTotal"/>
+            <w:bookmarkEnd w:id="13"/>
+            <w:r>
+              <w:rPr>
+                <w:rFonts w:cs="David" w:hint="cs"/>
+                <w:b/>
+                <w:bCs/>
+                <w:sz w:val="28"/>
+                <w:szCs w:val="28"/>
+                <w:rtl/>
+              </w:rPr>
+              <w:t>{</w:t>
+            </w:r>
+            <w:proofErr w:type="spellStart"/>
+            <w:r>
+              <w:rPr>
+                <w:rFonts w:cs="David" w:hint="cs"/>
+                <w:b/>
+                <w:bCs/>
+                <w:sz w:val="28"/>
+                <w:szCs w:val="28"/>
+                <w:rtl/>
+              </w:rPr>
+              <w:t>lineTotal</w:t>
+            </w:r>
+            <w:proofErr w:type="spellEnd"/>
+            <w:r>
+              <w:rPr>
+                <w:rFonts w:cs="David" w:hint="cs"/>
+                <w:b/>
+                <w:bCs/>
+                <w:sz w:val="28"/>
+                <w:szCs w:val="28"/>
+                <w:rtl/>
+              </w:rPr>
+              <w:t>}{/</w:t>
+            </w:r>
+            <w:proofErr w:type="spellStart"/>
+            <w:r>
+              <w:rPr>
+                <w:rFonts w:cs="David" w:hint="cs"/>
+                <w:b/>
+                <w:bCs/>
+                <w:sz w:val="28"/>
+                <w:szCs w:val="28"/>
+                <w:rtl/>
+              </w:rPr>
+              <w:t>items</w:t>
+            </w:r>
+            <w:proofErr w:type="spellEnd"/>
+            <w:r>
+              <w:rPr>
+                <w:rFonts w:cs="David" w:hint="cs"/>
+                <w:b/>
+                <w:bCs/>
+                <w:sz w:val="28"/>
+                <w:szCs w:val="28"/>
+                <w:rtl/>
+              </w:rPr>
+              <w:t>}</w:t>
+            </w:r>
+          </w:p>
+        </w:tc>
+      </w:tr>
+    </w:tbl>
+    <w:p>
+      <w:pPr>
+        <w:rPr>
+          <w:rFonts w:cs="David"/>
+          <w:vanish/>
+          <w:sz w:val="28"/>
+          <w:szCs w:val="28"/>
+          <w:rtl/>
+        </w:rPr>
+      </w:pPr>
+    </w:p>
+    <w:tbl>
+      <w:tblPr>
+        <w:tblpPr w:leftFromText="180" w:rightFromText="180" w:vertAnchor="text" w:horzAnchor="page" w:tblpX="67" w:tblpY="199"/>
+        <w:bidiVisual/>
+        <w:tblW w:w="0" w:type="auto"/>
+        <w:tblBorders>
+          <w:top w:val="single" w:sz="4" w:space="0" w:color="auto"/>
+          <w:left w:val="single" w:sz="4" w:space="0" w:color="auto"/>
+          <w:bottom w:val="single" w:sz="4" w:space="0" w:color="auto"/>
+          <w:right w:val="single" w:sz="4" w:space="0" w:color="auto"/>
+          <w:insideH w:val="single" w:sz="4" w:space="0" w:color="auto"/>
+          <w:insideV w:val="single" w:sz="4" w:space="0" w:color="auto"/>
+        </w:tblBorders>
+        <w:tblLook w:val="04A0" w:firstRow="1" w:lastRow="0" w:firstColumn="1" w:lastColumn="0" w:noHBand="0" w:noVBand="1"/>
+      </w:tblPr>
+      <w:tblGrid>
+        <w:gridCol w:w="1764"/>
+        <w:gridCol w:w="3145"/>
+      </w:tblGrid>
+      <w:tr>
+        <w:tc>
+          <w:tcPr>
+            <w:tcW w:w="1764" w:type="dxa"/>
+            <w:tcBorders>
+              <w:top w:val="single" w:sz="4" w:space="0" w:color="auto"/>
+              <w:left w:val="single" w:sz="4" w:space="0" w:color="auto"/>
+              <w:bottom w:val="single" w:sz="4" w:space="0" w:color="auto"/>
+              <w:right w:val="single" w:sz="4" w:space="0" w:color="auto"/>
+            </w:tcBorders>
+            <w:hideMark/>
+          </w:tcPr>
+          <w:p>
+            <w:pPr>
+              <w:rPr>
+                <w:rFonts w:cs="David"/>
+                <w:b/>
+                <w:bCs/>
+                <w:sz w:val="28"/>
+                <w:szCs w:val="28"/>
+              </w:rPr>
+            </w:pPr>
+            <w:r>
+              <w:rPr>
+                <w:rFonts w:cs="David"/>
+                <w:b/>
+                <w:bCs/>
+                <w:sz w:val="28"/>
+                <w:szCs w:val="28"/>
+                <w:rtl/>
+              </w:rPr>
+              <w:t>% הנחה</w:t>
+            </w:r>
+            <w:r>
+              <w:rPr>
+                <w:rFonts w:cs="David"/>
+                <w:b/>
+                <w:bCs/>
+                <w:sz w:val="28"/>
+                <w:szCs w:val="28"/>
+                <w:rtl/>
+              </w:rPr>
+              <w:br/>
+            </w:r>
+          </w:p>
+        </w:tc>
+        <w:tc>
+          <w:tcPr>
+            <w:tcW w:w="2414" w:type="dxa"/>
+            <w:tcBorders>
+              <w:top w:val="single" w:sz="4" w:space="0" w:color="auto"/>
+              <w:left w:val="single" w:sz="4" w:space="0" w:color="auto"/>
+              <w:bottom w:val="single" w:sz="4" w:space="0" w:color="auto"/>
+              <w:right w:val="single" w:sz="4" w:space="0" w:color="auto"/>
+            </w:tcBorders>
+          </w:tcPr>
+          <w:p>
+            <w:pPr>
+              <w:rPr>
+                <w:rFonts w:cs="David"/>
+                <w:b/>
+                <w:bCs/>
+                <w:sz w:val="28"/>
+                <w:szCs w:val="28"/>
+                <w:rtl/>
+              </w:rPr>
+            </w:pPr>
+            <w:bookmarkStart w:id="14" w:name="fldDiscount"/>
+            <w:bookmarkEnd w:id="14"/>
+            <w:r>
+              <w:rPr>
+                <w:rFonts w:cs="David" w:hint="cs"/>
+                <w:b/>
+                <w:bCs/>
+                <w:sz w:val="28"/>
+                <w:szCs w:val="28"/>
+                <w:rtl/>
+              </w:rPr>
+              <w:t>{</w:t>
+            </w:r>
+            <w:proofErr w:type="spellStart"/>
+            <w:r>
+              <w:rPr>
+                <w:rFonts w:cs="David" w:hint="cs"/>
+                <w:b/>
+                <w:bCs/>
+                <w:sz w:val="28"/>
+                <w:szCs w:val="28"/>
+                <w:rtl/>
+              </w:rPr>
+              <w:t>discountPercent</w:t>
+            </w:r>
+            <w:proofErr w:type="spellEnd"/>
+            <w:r>
+              <w:rPr>
+                <w:rFonts w:cs="David" w:hint="cs"/>
+                <w:b/>
+                <w:bCs/>
+                <w:sz w:val="28"/>
+                <w:szCs w:val="28"/>
+                <w:rtl/>
+              </w:rPr>
+              <w:t>}</w:t>
+            </w:r>
+          </w:p>
+        </w:tc>
+      </w:tr>
+      <w:tr>
+        <w:tc>
+          <w:tcPr>
+            <w:tcW w:w="1764" w:type="dxa"/>
+            <w:tcBorders>
+              <w:top w:val="single" w:sz="4" w:space="0" w:color="auto"/>
+              <w:left w:val="single" w:sz="4" w:space="0" w:color="auto"/>
+              <w:bottom w:val="single" w:sz="4" w:space="0" w:color="auto"/>
+              <w:right w:val="single" w:sz="4" w:space="0" w:color="auto"/>
+            </w:tcBorders>
+            <w:hideMark/>
           </w:tcPr>
           <w:p>
             <w:pPr>
@@ -3954,6 +3878,42 @@
             </w:pPr>
             <w:r>
               <w:rPr>
+                <w:rFonts w:cs="David"/>
+                <w:b/>
+                <w:bCs/>
+                <w:sz w:val="28"/>
+                <w:szCs w:val="28"/>
+                <w:rtl/>
+              </w:rPr>
+              <w:t>סה"כ לאחר הנחה</w:t>
+            </w:r>
+          </w:p>
+        </w:tc>
+        <w:tc>
+          <w:tcPr>
+            <w:tcW w:w="2414" w:type="dxa"/>
+            <w:tcBorders>
+              <w:top w:val="single" w:sz="4" w:space="0" w:color="auto"/>
+              <w:left w:val="single" w:sz="4" w:space="0" w:color="auto"/>
+              <w:bottom w:val="single" w:sz="4" w:space="0" w:color="auto"/>
+              <w:right w:val="single" w:sz="4" w:space="0" w:color="auto"/>
+            </w:tcBorders>
+          </w:tcPr>
+          <w:p>
+            <w:pPr>
+              <w:rPr>
+                <w:rFonts w:cs="David"/>
+                <w:b/>
+                <w:bCs/>
+                <w:sz w:val="28"/>
+                <w:szCs w:val="28"/>
+                <w:rtl/>
+              </w:rPr>
+            </w:pPr>
+            <w:bookmarkStart w:id="15" w:name="fldTotalAfterDiscount"/>
+            <w:bookmarkEnd w:id="15"/>
+            <w:r>
+              <w:rPr>
                 <w:rFonts w:cs="David" w:hint="cs"/>
                 <w:b/>
                 <w:bCs/>
@@ -3961,13 +3921,46 @@
                 <w:szCs w:val="28"/>
                 <w:rtl/>
               </w:rPr>
-              <w:t xml:space="preserve">{#items}{lineNumber}</w:t>
+              <w:t>{</w:t>
+            </w:r>
+            <w:proofErr w:type="spellStart"/>
+            <w:r>
+              <w:rPr>
+                <w:rFonts w:cs="David" w:hint="cs"/>
+                <w:b/>
+                <w:bCs/>
+                <w:sz w:val="28"/>
+                <w:szCs w:val="28"/>
+                <w:rtl/>
+              </w:rPr>
+              <w:t>subtotalAfterDiscount</w:t>
+            </w:r>
+            <w:proofErr w:type="spellEnd"/>
+            <w:r>
+              <w:rPr>
+                <w:rFonts w:cs="David" w:hint="cs"/>
+                <w:b/>
+                <w:bCs/>
+                <w:sz w:val="28"/>
+                <w:szCs w:val="28"/>
+                <w:rtl/>
+              </w:rPr>
+              <w:t>}</w:t>
             </w:r>
           </w:p>
         </w:tc>
+      </w:tr>
+      <w:tr>
         <w:tc>
           <w:tcPr>
-            <w:tcW w:w="911" w:type="dxa"/>
+            <w:tcW w:w="1764" w:type="dxa"/>
+            <w:tcBorders>
+              <w:top w:val="single" w:sz="4" w:space="0" w:color="auto"/>
+              <w:left w:val="single" w:sz="4" w:space="0" w:color="auto"/>
+              <w:bottom w:val="single" w:sz="4" w:space="0" w:color="auto"/>
+              <w:right w:val="single" w:sz="4" w:space="0" w:color="auto"/>
+            </w:tcBorders>
+            <w:hideMark/>
           </w:tcPr>
           <w:p>
             <w:pPr>
@@ -3982,6 +3975,42 @@
             </w:pPr>
             <w:r>
               <w:rPr>
+                <w:rFonts w:cs="David"/>
+                <w:b/>
+                <w:bCs/>
+                <w:sz w:val="28"/>
+                <w:szCs w:val="28"/>
+                <w:rtl/>
+              </w:rPr>
+              <w:t>מע"מ 18%</w:t>
+            </w:r>
+          </w:p>
+        </w:tc>
+        <w:tc>
+          <w:tcPr>
+            <w:tcW w:w="2414" w:type="dxa"/>
+            <w:tcBorders>
+              <w:top w:val="single" w:sz="4" w:space="0" w:color="auto"/>
+              <w:left w:val="single" w:sz="4" w:space="0" w:color="auto"/>
+              <w:bottom w:val="single" w:sz="4" w:space="0" w:color="auto"/>
+              <w:right w:val="single" w:sz="4" w:space="0" w:color="auto"/>
+            </w:tcBorders>
+          </w:tcPr>
+          <w:p>
+            <w:pPr>
+              <w:rPr>
+                <w:rFonts w:cs="David"/>
+                <w:b/>
+                <w:bCs/>
+                <w:sz w:val="28"/>
+                <w:szCs w:val="28"/>
+                <w:rtl/>
+              </w:rPr>
+            </w:pPr>
+            <w:bookmarkStart w:id="16" w:name="fldMAAM"/>
+            <w:bookmarkEnd w:id="16"/>
+            <w:r>
+              <w:rPr>
                 <w:rFonts w:cs="David" w:hint="cs"/>
                 <w:b/>
                 <w:bCs/>
@@ -3989,13 +4018,46 @@
                 <w:szCs w:val="28"/>
                 <w:rtl/>
               </w:rPr>
-              <w:t xml:space="preserve">{itemCode}</w:t>
+              <w:t>{</w:t>
+            </w:r>
+            <w:proofErr w:type="spellStart"/>
+            <w:r>
+              <w:rPr>
+                <w:rFonts w:cs="David" w:hint="cs"/>
+                <w:b/>
+                <w:bCs/>
+                <w:sz w:val="28"/>
+                <w:szCs w:val="28"/>
+                <w:rtl/>
+              </w:rPr>
+              <w:t>vatAmount</w:t>
+            </w:r>
+            <w:proofErr w:type="spellEnd"/>
+            <w:r>
+              <w:rPr>
+                <w:rFonts w:cs="David" w:hint="cs"/>
+                <w:b/>
+                <w:bCs/>
+                <w:sz w:val="28"/>
+                <w:szCs w:val="28"/>
+                <w:rtl/>
+              </w:rPr>
+              <w:t>}</w:t>
             </w:r>
           </w:p>
         </w:tc>
+      </w:tr>
+      <w:tr>
         <w:tc>
           <w:tcPr>
-            <w:tcW w:w="3142" w:type="dxa"/>
+            <w:tcW w:w="1764" w:type="dxa"/>
+            <w:tcBorders>
+              <w:top w:val="single" w:sz="4" w:space="0" w:color="auto"/>
+              <w:left w:val="single" w:sz="4" w:space="0" w:color="auto"/>
+              <w:bottom w:val="single" w:sz="4" w:space="0" w:color="auto"/>
+              <w:right w:val="single" w:sz="4" w:space="0" w:color="auto"/>
+            </w:tcBorders>
+            <w:hideMark/>
           </w:tcPr>
           <w:p>
             <w:pPr>
@@ -4010,20 +4072,26 @@
             </w:pPr>
             <w:r>
               <w:rPr>
-                <w:rFonts w:cs="David" w:hint="cs"/>
+                <w:rFonts w:cs="David"/>
                 <w:b/>
                 <w:bCs/>
                 <w:sz w:val="28"/>
                 <w:szCs w:val="28"/>
                 <w:rtl/>
               </w:rPr>
-              <w:t xml:space="preserve">{description}</w:t>
+              <w:t xml:space="preserve">סה"כ לתשלום </w:t>
             </w:r>
           </w:p>
         </w:tc>
         <w:tc>
           <w:tcPr>
-            <w:tcW w:w="851" w:type="dxa"/>
+            <w:tcW w:w="2414" w:type="dxa"/>
+            <w:tcBorders>
+              <w:top w:val="single" w:sz="4" w:space="0" w:color="auto"/>
+              <w:left w:val="single" w:sz="4" w:space="0" w:color="auto"/>
+              <w:bottom w:val="single" w:sz="4" w:space="0" w:color="auto"/>
+              <w:right w:val="single" w:sz="4" w:space="0" w:color="auto"/>
+            </w:tcBorders>
           </w:tcPr>
           <w:p>
             <w:pPr>
@@ -4036,6 +4104,8 @@
                 <w:rtl/>
               </w:rPr>
             </w:pPr>
+            <w:bookmarkStart w:id="17" w:name="fldTotalAfterMaaM"/>
+            <w:bookmarkEnd w:id="17"/>
             <w:r>
               <w:rPr>
                 <w:rFonts w:cs="David" w:hint="cs"/>
@@ -4045,25 +4115,9 @@
                 <w:szCs w:val="28"/>
                 <w:rtl/>
               </w:rPr>
-              <w:t xml:space="preserve">{quantity}</w:t>
+              <w:t>{</w:t>
             </w:r>
-          </w:p>
-        </w:tc>
-        <w:tc>
-          <w:tcPr>
-            <w:tcW w:w="1177" w:type="dxa"/>
-          </w:tcPr>
-          <w:p>
-            <w:pPr>
-              <w:rPr>
-                <w:rFonts w:cs="David"/>
-                <w:b/>
-                <w:bCs/>
-                <w:sz w:val="28"/>
-                <w:szCs w:val="28"/>
-                <w:rtl/>
-              </w:rPr>
-            </w:pPr>
+            <w:proofErr w:type="spellStart"/>
             <w:r>
               <w:rPr>
                 <w:rFonts w:cs="David" w:hint="cs"/>
@@ -4073,25 +4127,9 @@
                 <w:szCs w:val="28"/>
                 <w:rtl/>
               </w:rPr>
-              <w:t xml:space="preserve">{unitPrice}</w:t>
+              <w:t>totalAmount</w:t>
             </w:r>
-          </w:p>
-        </w:tc>
-        <w:tc>
-          <w:tcPr>
-            <w:tcW w:w="1764" w:type="dxa"/>
-          </w:tcPr>
-          <w:p>
-            <w:pPr>
-              <w:rPr>
-                <w:rFonts w:cs="David" w:hint="cs"/>
-                <w:b/>
-                <w:bCs/>
-                <w:sz w:val="28"/>
-                <w:szCs w:val="28"/>
-                <w:rtl/>
-              </w:rPr>
-            </w:pPr>
+            <w:proofErr w:type="spellEnd"/>
             <w:r>
               <w:rPr>
                 <w:rFonts w:cs="David" w:hint="cs"/>
@@ -4101,7 +4139,7 @@
                 <w:szCs w:val="28"/>
                 <w:rtl/>
               </w:rPr>
-              <w:t xml:space="preserve">{lineTotal}{/items}</w:t>
+              <w:t>}</w:t>
             </w:r>
           </w:p>
         </w:tc>
@@ -4110,286 +4148,49 @@
     <w:p>
       <w:pPr>
         <w:rPr>
-          <w:vanish/>
-        </w:rPr>
-      </w:pPr>
-    </w:p>
-    <w:tbl>
-      <w:tblPr>
-        <w:tblpPr w:leftFromText="180" w:rightFromText="180" w:vertAnchor="text" w:horzAnchor="page" w:tblpX="2434" w:tblpY="249"/>
-        <w:bidiVisual/>
-        <w:tblW w:w="0" w:type="auto"/>
-        <w:tblBorders>
-          <w:top w:val="single" w:sz="4" w:space="0" w:color="auto"/>
-          <w:left w:val="single" w:sz="4" w:space="0" w:color="auto"/>
-          <w:bottom w:val="single" w:sz="4" w:space="0" w:color="auto"/>
-          <w:right w:val="single" w:sz="4" w:space="0" w:color="auto"/>
-          <w:insideH w:val="single" w:sz="4" w:space="0" w:color="auto"/>
-          <w:insideV w:val="single" w:sz="4" w:space="0" w:color="auto"/>
-        </w:tblBorders>
-        <w:tblLook w:val="04A0" w:firstRow="1" w:lastRow="0" w:firstColumn="1" w:lastColumn="0" w:noHBand="0" w:noVBand="1"/>
-      </w:tblPr>
-      <w:tblGrid>
-        <w:gridCol w:w="1764"/>
-        <w:gridCol w:w="1764"/>
-      </w:tblGrid>
-      <w:tr>
-        <w:tc>
-          <w:tcPr>
-            <w:tcW w:w="1764" w:type="dxa"/>
-          </w:tcPr>
-          <w:p>
-            <w:pPr>
-              <w:rPr>
-                <w:rFonts w:cs="David"/>
-                <w:b/>
-                <w:bCs/>
-                <w:sz w:val="28"/>
-                <w:szCs w:val="28"/>
-                <w:rtl/>
-              </w:rPr>
-            </w:pPr>
-            <w:r>
-              <w:rPr>
-                <w:rFonts w:cs="David" w:hint="cs"/>
-                <w:b/>
-                <w:bCs/>
-                <w:sz w:val="28"/>
-                <w:szCs w:val="28"/>
-                <w:rtl/>
-              </w:rPr>
-              <w:t>סה"כ</w:t>
-            </w:r>
-          </w:p>
-        </w:tc>
-        <w:tc>
-          <w:tcPr>
-            <w:tcW w:w="1764" w:type="dxa"/>
-          </w:tcPr>
-          <w:p>
-            <w:pPr>
-              <w:rPr>
-                <w:rFonts w:cs="David"/>
-                <w:b/>
-                <w:bCs/>
-                <w:sz w:val="28"/>
-                <w:szCs w:val="28"/>
-                <w:rtl/>
-              </w:rPr>
-            </w:pPr>
-            <w:r>
-              <w:rPr>
-                <w:rFonts w:cs="David" w:hint="cs"/>
-                <w:b/>
-                <w:bCs/>
-                <w:sz w:val="28"/>
-                <w:szCs w:val="28"/>
-                <w:rtl/>
-              </w:rPr>
-              <w:t xml:space="preserve">{subtotalAfterDiscount}</w:t>
-            </w:r>
-          </w:p>
-        </w:tc>
-      </w:tr>
-      <w:tr>
-        <w:tc>
-          <w:tcPr>
-            <w:tcW w:w="1764" w:type="dxa"/>
-          </w:tcPr>
-          <w:p>
-            <w:pPr>
-              <w:rPr>
-                <w:rFonts w:cs="David"/>
-                <w:b/>
-                <w:bCs/>
-                <w:sz w:val="28"/>
-                <w:szCs w:val="28"/>
-                <w:rtl/>
-              </w:rPr>
-            </w:pPr>
-            <w:r>
-              <w:rPr>
-                <w:rFonts w:cs="David" w:hint="cs"/>
-                <w:b/>
-                <w:bCs/>
-                <w:sz w:val="28"/>
-                <w:szCs w:val="28"/>
-                <w:rtl/>
-              </w:rPr>
-              <w:t>מע"מ 1</w:t>
-            </w:r>
-            <w:r>
-              <w:rPr>
-                <w:rFonts w:cs="David" w:hint="cs"/>
-                <w:b/>
-                <w:bCs/>
-                <w:sz w:val="28"/>
-                <w:szCs w:val="28"/>
-                <w:rtl/>
-              </w:rPr>
-              <w:t>8</w:t>
-            </w:r>
-            <w:r>
-              <w:rPr>
-                <w:rFonts w:cs="David" w:hint="cs"/>
-                <w:b/>
-                <w:bCs/>
-                <w:sz w:val="28"/>
-                <w:szCs w:val="28"/>
-                <w:rtl/>
-              </w:rPr>
-              <w:t>%</w:t>
-            </w:r>
-          </w:p>
-        </w:tc>
-        <w:tc>
-          <w:tcPr>
-            <w:tcW w:w="1764" w:type="dxa"/>
-          </w:tcPr>
-          <w:p>
-            <w:pPr>
-              <w:rPr>
-                <w:rFonts w:cs="David"/>
-                <w:b/>
-                <w:bCs/>
-                <w:sz w:val="28"/>
-                <w:szCs w:val="28"/>
-                <w:rtl/>
-              </w:rPr>
-            </w:pPr>
-            <w:r>
-              <w:rPr>
-                <w:rFonts w:cs="David" w:hint="cs"/>
-                <w:b/>
-                <w:bCs/>
-                <w:sz w:val="28"/>
-                <w:szCs w:val="28"/>
-                <w:rtl/>
-              </w:rPr>
-              <w:t xml:space="preserve">{vatAmount}</w:t>
-            </w:r>
-          </w:p>
-        </w:tc>
-      </w:tr>
-      <w:tr>
-        <w:tc>
-          <w:tcPr>
-            <w:tcW w:w="1764" w:type="dxa"/>
-          </w:tcPr>
-          <w:p>
-            <w:pPr>
-              <w:rPr>
-                <w:rFonts w:cs="David"/>
-                <w:b/>
-                <w:bCs/>
-                <w:sz w:val="28"/>
-                <w:szCs w:val="28"/>
-                <w:rtl/>
-              </w:rPr>
-            </w:pPr>
-            <w:r>
-              <w:rPr>
-                <w:rFonts w:cs="David" w:hint="cs"/>
-                <w:b/>
-                <w:bCs/>
-                <w:sz w:val="28"/>
-                <w:szCs w:val="28"/>
-                <w:rtl/>
-              </w:rPr>
-              <w:t xml:space="preserve">סה"כ לתשלום </w:t>
-            </w:r>
-          </w:p>
-        </w:tc>
-        <w:tc>
-          <w:tcPr>
-            <w:tcW w:w="1764" w:type="dxa"/>
-          </w:tcPr>
-          <w:p>
-            <w:pPr>
-              <w:rPr>
-                <w:rFonts w:cs="David"/>
-                <w:b/>
-                <w:bCs/>
-                <w:sz w:val="28"/>
-                <w:szCs w:val="28"/>
-                <w:rtl/>
-              </w:rPr>
-            </w:pPr>
-            <w:r>
-              <w:rPr>
-                <w:rFonts w:cs="David" w:hint="cs"/>
-                <w:b/>
-                <w:bCs/>
-                <w:sz w:val="28"/>
-                <w:szCs w:val="28"/>
-                <w:rtl/>
-              </w:rPr>
-              <w:t xml:space="preserve">{totalAmount}</w:t>
-            </w:r>
-          </w:p>
-        </w:tc>
-      </w:tr>
-    </w:tbl>
-    <w:p>
-      <w:pPr>
-        <w:rPr>
-          <w:vanish/>
-        </w:rPr>
-      </w:pPr>
-      <w:r>
-        <w:rPr>
-          <w:vanish/>
-        </w:rPr>
-        <w:t xml:space="preserve">{/hasDiscount}</w:t>
-      </w:r>
-    </w:p>
-    <w:p>
-      <w:pPr>
-        <w:rPr>
-          <w:rFonts w:cs="David"/>
-          <w:sz w:val="28"/>
-          <w:szCs w:val="28"/>
-          <w:rtl/>
-        </w:rPr>
-      </w:pPr>
-    </w:p>
-    <w:p>
-      <w:pPr>
-        <w:rPr>
-          <w:rFonts w:cs="David"/>
-          <w:sz w:val="28"/>
-          <w:szCs w:val="28"/>
-          <w:rtl/>
-        </w:rPr>
-      </w:pPr>
-    </w:p>
-    <w:p>
-      <w:pPr>
-        <w:rPr>
-          <w:rFonts w:cs="David" w:hint="cs"/>
-          <w:sz w:val="28"/>
-          <w:szCs w:val="28"/>
-          <w:rtl/>
-        </w:rPr>
-      </w:pPr>
-    </w:p>
-    <w:p>
-      <w:pPr>
-        <w:rPr>
-          <w:rFonts w:cs="David" w:hint="cs"/>
-          <w:sz w:val="28"/>
-          <w:szCs w:val="28"/>
-          <w:rtl/>
-        </w:rPr>
-      </w:pPr>
-    </w:p>
-    <w:p>
-      <w:pPr>
-        <w:rPr>
-          <w:rFonts w:cs="David"/>
-          <w:sz w:val="28"/>
-          <w:szCs w:val="28"/>
-          <w:rtl/>
+          <w:rFonts w:cs="David"/>
+          <w:sz w:val="28"/>
+          <w:szCs w:val="28"/>
+          <w:rtl/>
+        </w:rPr>
+      </w:pPr>
+    </w:p>
+    <w:p>
+      <w:pPr>
+        <w:rPr>
+          <w:rFonts w:cs="David"/>
+          <w:sz w:val="28"/>
+          <w:szCs w:val="28"/>
+          <w:rtl/>
+        </w:rPr>
+      </w:pPr>
+    </w:p>
+    <w:p>
+      <w:pPr>
+        <w:rPr>
+          <w:rFonts w:cs="David"/>
+          <w:sz w:val="28"/>
+          <w:szCs w:val="28"/>
+          <w:rtl/>
+        </w:rPr>
+      </w:pPr>
+    </w:p>
+    <w:p>
+      <w:pPr>
+        <w:rPr>
+          <w:rFonts w:cs="David"/>
+          <w:sz w:val="28"/>
+          <w:szCs w:val="28"/>
+          <w:rtl/>
+        </w:rPr>
+      </w:pPr>
+    </w:p>
+    <w:p>
+      <w:pPr>
+        <w:rPr>
+          <w:rFonts w:cs="David"/>
+          <w:sz w:val="28"/>
+          <w:szCs w:val="28"/>
         </w:rPr>
       </w:pPr>
       <w:r>
@@ -4428,6 +4229,16 @@
         </w:rPr>
         <w:br/>
       </w:r>
+    </w:p>
+    <w:p>
+      <w:pPr>
+        <w:rPr>
+          <w:rFonts w:cs="David"/>
+          <w:sz w:val="28"/>
+          <w:szCs w:val="28"/>
+          <w:rtl/>
+        </w:rPr>
+      </w:pPr>
       <w:r>
         <w:rPr>
           <w:rFonts w:cs="David"/>
@@ -4455,11 +4266,20 @@
         </w:rPr>
         <w:br/>
       </w:r>
-    </w:p>
-    <w:p>
-      <w:pPr>
-        <w:rPr>
-          <w:rFonts w:cs="David" w:hint="cs"/>
+      <w:r>
+        <w:rPr>
+          <w:rFonts w:cs="David"/>
+          <w:sz w:val="28"/>
+          <w:szCs w:val="28"/>
+          <w:rtl/>
+        </w:rPr>
+        <w:br/>
+      </w:r>
+    </w:p>
+    <w:p>
+      <w:pPr>
+        <w:rPr>
+          <w:rFonts w:cs="David"/>
           <w:sz w:val="28"/>
           <w:szCs w:val="28"/>
           <w:rtl/>
@@ -4490,7 +4310,7 @@
     <w:p>
       <w:pPr>
         <w:rPr>
-          <w:rFonts w:cs="David" w:hint="cs"/>
+          <w:rFonts w:cs="David"/>
           <w:sz w:val="28"/>
           <w:szCs w:val="28"/>
           <w:rtl/>
@@ -4577,7 +4397,27 @@
           <w:szCs w:val="28"/>
           <w:rtl/>
         </w:rPr>
-        <w:t xml:space="preserve"> {paymentTerms}</w:t>
+        <w:t xml:space="preserve"> {</w:t>
+      </w:r>
+      <w:proofErr w:type="spellStart"/>
+      <w:r>
+        <w:rPr>
+          <w:rFonts w:cs="David" w:hint="cs"/>
+          <w:sz w:val="28"/>
+          <w:szCs w:val="28"/>
+          <w:rtl/>
+        </w:rPr>
+        <w:t>paymentTerms</w:t>
+      </w:r>
+      <w:proofErr w:type="spellEnd"/>
+      <w:r>
+        <w:rPr>
+          <w:rFonts w:cs="David" w:hint="cs"/>
+          <w:sz w:val="28"/>
+          <w:szCs w:val="28"/>
+          <w:rtl/>
+        </w:rPr>
+        <w:t>}</w:t>
       </w:r>
       <w:bookmarkStart w:id="18" w:name="fldPaymentDesc"/>
       <w:bookmarkEnd w:id="18"/>
@@ -4620,7 +4460,27 @@
           <w:szCs w:val="28"/>
           <w:rtl/>
         </w:rPr>
-        <w:t xml:space="preserve"> : {validUntil}</w:t>
+        <w:t xml:space="preserve"> : {</w:t>
+      </w:r>
+      <w:proofErr w:type="spellStart"/>
+      <w:r>
+        <w:rPr>
+          <w:rFonts w:cs="David" w:hint="cs"/>
+          <w:sz w:val="28"/>
+          <w:szCs w:val="28"/>
+          <w:rtl/>
+        </w:rPr>
+        <w:t>validUntil</w:t>
+      </w:r>
+      <w:proofErr w:type="spellEnd"/>
+      <w:r>
+        <w:rPr>
+          <w:rFonts w:cs="David" w:hint="cs"/>
+          <w:sz w:val="28"/>
+          <w:szCs w:val="28"/>
+          <w:rtl/>
+        </w:rPr>
+        <w:t>}</w:t>
       </w:r>
       <w:bookmarkStart w:id="19" w:name="fldTokef"/>
       <w:bookmarkEnd w:id="19"/>
@@ -4628,17 +4488,17 @@
     <w:p>
       <w:pPr>
         <w:rPr>
-          <w:rFonts w:cs="David" w:hint="cs"/>
-          <w:sz w:val="28"/>
-          <w:szCs w:val="28"/>
-          <w:rtl/>
-        </w:rPr>
-      </w:pPr>
-    </w:p>
-    <w:p>
-      <w:pPr>
-        <w:rPr>
-          <w:rFonts w:cs="David" w:hint="cs"/>
+          <w:rFonts w:cs="David"/>
+          <w:sz w:val="28"/>
+          <w:szCs w:val="28"/>
+          <w:rtl/>
+        </w:rPr>
+      </w:pPr>
+    </w:p>
+    <w:p>
+      <w:pPr>
+        <w:rPr>
+          <w:rFonts w:cs="David"/>
           <w:b/>
           <w:bCs/>
           <w:sz w:val="28"/>
@@ -4731,7 +4591,7 @@
           <w:lang w:eastAsia="en-US"/>
         </w:rPr>
         <w:pict w14:anchorId="518F32CB">
-          <v:rect id="_x0000_s2060" style="position:absolute;left:0;text-align:left;margin-left:505.5pt;margin-top:13.9pt;width:17.25pt;height:13.5pt;z-index:251655168;mso-position-horizontal-relative:text;mso-position-vertical-relative:text">
+          <v:rect id="_x0000_s2060" style="position:absolute;left:0;text-align:left;margin-left:505.5pt;margin-top:13.9pt;width:17.25pt;height:13.5pt;z-index:1;mso-position-horizontal-relative:text;mso-position-vertical-relative:text">
             <w10:wrap anchorx="page"/>
           </v:rect>
         </w:pict>
@@ -4754,14 +4614,34 @@
           <w:szCs w:val="28"/>
           <w:rtl/>
         </w:rPr>
-        <w:t xml:space="preserve">         אינני מעוניינ/ת שייבדק פורמלדהיד בתוספת מחיר.  </w:t>
+        <w:t xml:space="preserve">         אינני </w:t>
+      </w:r>
+      <w:proofErr w:type="spellStart"/>
+      <w:r>
+        <w:rPr>
+          <w:rFonts w:cs="David" w:hint="cs"/>
+          <w:sz w:val="28"/>
+          <w:szCs w:val="28"/>
+          <w:rtl/>
+        </w:rPr>
+        <w:t>מעוניינ</w:t>
+      </w:r>
+      <w:proofErr w:type="spellEnd"/>
+      <w:r>
+        <w:rPr>
+          <w:rFonts w:cs="David" w:hint="cs"/>
+          <w:sz w:val="28"/>
+          <w:szCs w:val="28"/>
+          <w:rtl/>
+        </w:rPr>
+        <w:t xml:space="preserve">/ת שייבדק פורמלדהיד בתוספת מחיר.  </w:t>
       </w:r>
     </w:p>
     <w:p>
       <w:pPr>
         <w:jc w:val="both"/>
         <w:rPr>
-          <w:rFonts w:cs="David" w:hint="cs"/>
+          <w:rFonts w:cs="David"/>
           <w:sz w:val="28"/>
           <w:szCs w:val="28"/>
           <w:rtl/>
@@ -4788,7 +4668,7 @@
           <w:lang w:eastAsia="en-US"/>
         </w:rPr>
         <w:pict w14:anchorId="7D9C823D">
-          <v:rect id="_x0000_s2061" style="position:absolute;left:0;text-align:left;margin-left:506.25pt;margin-top:12.9pt;width:17.25pt;height:13.5pt;z-index:251656192">
+          <v:rect id="_x0000_s2061" style="position:absolute;left:0;text-align:left;margin-left:506.25pt;margin-top:12.9pt;width:17.25pt;height:13.5pt;z-index:2">
             <w10:wrap anchorx="page"/>
           </v:rect>
         </w:pict>
@@ -4820,7 +4700,27 @@
           <w:szCs w:val="28"/>
           <w:rtl/>
         </w:rPr>
-        <w:t xml:space="preserve">         אינני מעוניינ/ת שייבדק עובשים בתוספת מחיר.  </w:t>
+        <w:t xml:space="preserve">         אינני </w:t>
+      </w:r>
+      <w:proofErr w:type="spellStart"/>
+      <w:r>
+        <w:rPr>
+          <w:rFonts w:cs="David" w:hint="cs"/>
+          <w:sz w:val="28"/>
+          <w:szCs w:val="28"/>
+          <w:rtl/>
+        </w:rPr>
+        <w:t>מעוניינ</w:t>
+      </w:r>
+      <w:proofErr w:type="spellEnd"/>
+      <w:r>
+        <w:rPr>
+          <w:rFonts w:cs="David" w:hint="cs"/>
+          <w:sz w:val="28"/>
+          <w:szCs w:val="28"/>
+          <w:rtl/>
+        </w:rPr>
+        <w:t xml:space="preserve">/ת שייבדק עובשים בתוספת מחיר.  </w:t>
       </w:r>
     </w:p>
     <w:p>
@@ -4833,12 +4733,12 @@
           <w:sz w:val="10"/>
           <w:szCs w:val="10"/>
         </w:rPr>
-        <w:t xml:space="preserve">SIGNATUREHERE</w:t>
+        <w:t>SIGNATUREHERE</w:t>
       </w:r>
     </w:p>
     <w:sectPr>
-      <w:headerReference w:type="default" r:id="rId16"/>
-      <w:footerReference w:type="default" r:id="rId17"/>
+      <w:headerReference w:type="default" r:id="rId10"/>
+      <w:footerReference w:type="default" r:id="rId11"/>
       <w:pgSz w:w="11906" w:h="16838"/>
       <w:pgMar w:top="1985" w:right="720" w:bottom="1276" w:left="720" w:header="284" w:footer="0" w:gutter="0"/>
       <w:pgNumType w:start="1"/>
@@ -4891,6 +4791,7 @@
     <w:r>
       <w:rPr>
         <w:noProof/>
+        <w:rtl/>
       </w:rPr>
       <w:pict w14:anchorId="62D0F614">
         <v:shapetype id="_x0000_t75" coordsize="21600,21600" o:spt="75" o:preferrelative="t" path="m@4@5l@4@11@9@11@9@5xe" filled="f" stroked="f">
@@ -4912,7 +4813,7 @@
           <v:path o:extrusionok="f" gradientshapeok="t" o:connecttype="rect"/>
           <o:lock v:ext="edit" aspectratio="t"/>
         </v:shapetype>
-        <v:shape id="_x0000_s1039" type="#_x0000_t75" style="position:absolute;left:0;text-align:left;margin-left:84.4pt;margin-top:688.4pt;width:462.75pt;height:45pt;z-index:-251657216;mso-position-vertical-relative:margin" wrapcoords="700 0 385 1440 0 4680 -35 10080 -35 12960 105 17280 140 18000 665 21240 770 21240 20795 21240 20900 21240 21425 18000 21460 17280 21600 12600 21600 9720 21565 5040 21110 1080 20865 0 700 0">
+        <v:shape id="_x0000_s1039" type="#_x0000_t75" style="position:absolute;left:0;text-align:left;margin-left:84.4pt;margin-top:688.4pt;width:462.75pt;height:45pt;z-index:-1;mso-position-vertical-relative:margin" wrapcoords="700 0 385 1440 0 4680 -35 10080 -35 12960 105 17280 140 18000 665 21240 770 21240 20795 21240 20900 21240 21425 18000 21460 17280 21600 12600 21600 9720 21565 5040 21110 1080 20865 0 700 0">
           <v:imagedata r:id="rId1" o:title="GALITpaper6"/>
           <w10:wrap type="tight" anchory="margin"/>
         </v:shape>
@@ -4933,7 +4834,7 @@
           <v:stroke joinstyle="miter"/>
           <v:path gradientshapeok="t" o:connecttype="rect"/>
         </v:shapetype>
-        <v:shape id="_x0000_s1033" type="#_x0000_t202" style="position:absolute;left:0;text-align:left;margin-left:-27.75pt;margin-top:-44.65pt;width:103.9pt;height:55.5pt;z-index:251657216" stroked="f">
+        <v:shape id="_x0000_s1033" type="#_x0000_t202" style="position:absolute;left:0;text-align:left;margin-left:-27.75pt;margin-top:-44.65pt;width:103.9pt;height:55.5pt;z-index:2" stroked="f">
           <v:textbox style="mso-next-textbox:#_x0000_s1033">
             <w:txbxContent>
               <w:p>
@@ -4945,6 +4846,7 @@
                     <w:rtl/>
                   </w:rPr>
                 </w:pPr>
+                <w:proofErr w:type="spellStart"/>
                 <w:r>
                   <w:rPr>
                     <w:rFonts w:ascii="Arial" w:hAnsi="Arial" w:cs="Arial"/>
@@ -4952,7 +4854,17 @@
                     <w:szCs w:val="20"/>
                     <w:rtl/>
                   </w:rPr>
-                  <w:t>אוסטרובסקי 11, רעננה</w:t>
+                  <w:t>אוסטרובסקי</w:t>
+                </w:r>
+                <w:proofErr w:type="spellEnd"/>
+                <w:r>
+                  <w:rPr>
+                    <w:rFonts w:ascii="Arial" w:hAnsi="Arial" w:cs="Arial"/>
+                    <w:sz w:val="20"/>
+                    <w:szCs w:val="20"/>
+                    <w:rtl/>
+                  </w:rPr>
+                  <w:t xml:space="preserve"> 11, רעננה</w:t>
                 </w:r>
               </w:p>
               <w:p>
@@ -5083,13 +4995,13 @@
       <w:pStyle w:val="a4"/>
       <w:jc w:val="center"/>
       <w:rPr>
-        <w:rFonts w:hint="cs"/>
         <w:rtl/>
       </w:rPr>
     </w:pPr>
     <w:r>
       <w:rPr>
         <w:noProof/>
+        <w:rtl/>
         <w:lang w:eastAsia="zh-CN"/>
       </w:rPr>
       <w:pict w14:anchorId="44C7F4B1">
@@ -5097,7 +5009,7 @@
           <v:stroke joinstyle="miter"/>
           <v:path gradientshapeok="t" o:connecttype="rect"/>
         </v:shapetype>
-        <v:shape id="_x0000_s1025" type="#_x0000_t202" style="position:absolute;left:0;text-align:left;margin-left:-10.5pt;margin-top:7.15pt;width:151.5pt;height:43.6pt;z-index:251656192" filled="f" stroked="f">
+        <v:shape id="_x0000_s1025" type="#_x0000_t202" style="position:absolute;left:0;text-align:left;margin-left:-10.5pt;margin-top:7.15pt;width:151.5pt;height:43.6pt;z-index:1" filled="f" stroked="f">
           <v:textbox style="mso-next-textbox:#_x0000_s1025">
             <w:txbxContent>
               <w:p>
@@ -5169,7 +5081,7 @@
                     <w:noProof/>
                     <w:rtl/>
                   </w:rPr>
-                  <w:t>‏יום שני ל' סיון תשפ"ו</w:t>
+                  <w:t>‏יום שני כ"א תמוז תשפ"ו</w:t>
                 </w:r>
                 <w:r>
                   <w:rPr>
@@ -5233,7 +5145,7 @@
                     <w:noProof/>
                     <w:rtl/>
                   </w:rPr>
-                  <w:t>‏15 יוני 26</w:t>
+                  <w:t>‏06 יולי 26</w:t>
                 </w:r>
                 <w:r>
                   <w:rPr>
@@ -5402,7 +5314,7 @@
           <v:path o:extrusionok="f" gradientshapeok="t" o:connecttype="rect"/>
           <o:lock v:ext="edit" aspectratio="t"/>
         </v:shapetype>
-        <v:shape id="_x0000_i1025" type="#_x0000_t75" style="width:75.15pt;height:73.25pt;visibility:visible">
+        <v:shape id="_x0000_i1028" type="#_x0000_t75" style="width:75.15pt;height:73.25pt;visibility:visible">
           <v:imagedata r:id="rId1" o:title=""/>
         </v:shape>
       </w:pict>
@@ -5410,16 +5322,17 @@
     <w:r>
       <w:rPr>
         <w:noProof/>
+        <w:rtl/>
         <w:lang w:eastAsia="en-US"/>
       </w:rPr>
       <w:pict w14:anchorId="7D132720">
-        <v:shape id="_x0000_s1037" type="#_x0000_t202" style="position:absolute;left:0;text-align:left;margin-left:506.25pt;margin-top:6.4pt;width:40.5pt;height:16.15pt;z-index:251658240;mso-position-horizontal-relative:text;mso-position-vertical-relative:text" stroked="f">
+        <v:shape id="_x0000_s1037" type="#_x0000_t202" style="position:absolute;left:0;text-align:left;margin-left:506.25pt;margin-top:6.4pt;width:40.5pt;height:16.15pt;z-index:3;mso-position-horizontal-relative:text;mso-position-vertical-relative:text" stroked="f">
           <v:textbox style="mso-next-textbox:#_x0000_s1037">
             <w:txbxContent>
               <w:p>
                 <w:pPr>
                   <w:rPr>
-                    <w:rFonts w:cs="David" w:hint="cs"/>
+                    <w:rFonts w:cs="David"/>
                     <w:rtl/>
                   </w:rPr>
                 </w:pPr>
@@ -10287,15 +10200,6 @@
   </w:num>
   <w:num w:numId="2" w16cid:durableId="1425490494">
     <w:abstractNumId w:val="5"/>
-    <w:lvlOverride w:ilvl="0"/>
-    <w:lvlOverride w:ilvl="1"/>
-    <w:lvlOverride w:ilvl="2"/>
-    <w:lvlOverride w:ilvl="3"/>
-    <w:lvlOverride w:ilvl="4"/>
-    <w:lvlOverride w:ilvl="5"/>
-    <w:lvlOverride w:ilvl="6"/>
-    <w:lvlOverride w:ilvl="7"/>
-    <w:lvlOverride w:ilvl="8"/>
   </w:num>
   <w:num w:numId="3" w16cid:durableId="36439445">
     <w:abstractNumId w:val="31"/>
@@ -10332,15 +10236,6 @@
   </w:num>
   <w:num w:numId="14" w16cid:durableId="1181746770">
     <w:abstractNumId w:val="12"/>
-    <w:lvlOverride w:ilvl="0"/>
-    <w:lvlOverride w:ilvl="1"/>
-    <w:lvlOverride w:ilvl="2"/>
-    <w:lvlOverride w:ilvl="3"/>
-    <w:lvlOverride w:ilvl="4"/>
-    <w:lvlOverride w:ilvl="5"/>
-    <w:lvlOverride w:ilvl="6"/>
-    <w:lvlOverride w:ilvl="7"/>
-    <w:lvlOverride w:ilvl="8"/>
   </w:num>
   <w:num w:numId="15" w16cid:durableId="863715711">
     <w:abstractNumId w:val="15"/>
@@ -10620,39 +10515,12 @@
   </w:num>
   <w:num w:numId="44" w16cid:durableId="1896313177">
     <w:abstractNumId w:val="4"/>
-    <w:lvlOverride w:ilvl="0"/>
-    <w:lvlOverride w:ilvl="1"/>
-    <w:lvlOverride w:ilvl="2"/>
-    <w:lvlOverride w:ilvl="3"/>
-    <w:lvlOverride w:ilvl="4"/>
-    <w:lvlOverride w:ilvl="5"/>
-    <w:lvlOverride w:ilvl="6"/>
-    <w:lvlOverride w:ilvl="7"/>
-    <w:lvlOverride w:ilvl="8"/>
   </w:num>
   <w:num w:numId="45" w16cid:durableId="578562579">
     <w:abstractNumId w:val="39"/>
-    <w:lvlOverride w:ilvl="0"/>
-    <w:lvlOverride w:ilvl="1"/>
-    <w:lvlOverride w:ilvl="2"/>
-    <w:lvlOverride w:ilvl="3"/>
-    <w:lvlOverride w:ilvl="4"/>
-    <w:lvlOverride w:ilvl="5"/>
-    <w:lvlOverride w:ilvl="6"/>
-    <w:lvlOverride w:ilvl="7"/>
-    <w:lvlOverride w:ilvl="8"/>
   </w:num>
   <w:num w:numId="46" w16cid:durableId="1726105336">
     <w:abstractNumId w:val="9"/>
-    <w:lvlOverride w:ilvl="0"/>
-    <w:lvlOverride w:ilvl="1"/>
-    <w:lvlOverride w:ilvl="2"/>
-    <w:lvlOverride w:ilvl="3"/>
-    <w:lvlOverride w:ilvl="4"/>
-    <w:lvlOverride w:ilvl="5"/>
-    <w:lvlOverride w:ilvl="6"/>
-    <w:lvlOverride w:ilvl="7"/>
-    <w:lvlOverride w:ilvl="8"/>
   </w:num>
   <w:numIdMacAtCleanup w:val="5"/>
 </w:numbering>
@@ -11283,7 +11151,6 @@
     <w:uiPriority w:val="99"/>
     <w:semiHidden/>
     <w:unhideWhenUsed/>
-    <w:qFormat/>
     <w:tblPr>
       <w:tblInd w:w="0" w:type="dxa"/>
       <w:tblCellMar>

--- a/apps/api/templates/אוויר-הצעת-מחיר-לבדיקת-איכות-אוויר-תוך-מבנית.docx
+++ b/apps/api/templates/אוויר-הצעת-מחיר-לבדיקת-איכות-אוויר-תוך-מבנית.docx
@@ -2990,19 +2990,6 @@
     <w:p>
       <w:pPr>
         <w:rPr>
-          <w:vanish/>
-        </w:rPr>
-      </w:pPr>
-      <w:r>
-        <w:rPr>
-          <w:vanish/>
-        </w:rPr>
-        <w:t>{#hasDiscount}</w:t>
-      </w:r>
-    </w:p>
-    <w:p>
-      <w:pPr>
-        <w:rPr>
           <w:rFonts w:cs="David"/>
           <w:b/>
           <w:bCs/>
@@ -3014,8 +3001,9 @@
     <w:tbl>
       <w:tblPr>
         <w:bidiVisual/>
-        <w:tblW w:w="10466" w:type="dxa"/>
-        <w:tblLayout w:type="fixed"/>
+        <w:tblW w:w="0" w:type="auto"/>
+        <w:tblLayout w:type="autofit"/>
+        <w:jc w:val="right"/>
         <w:tblBorders>
           <w:top w:val="single" w:sz="4" w:space="0" w:color="auto"/>
           <w:left w:val="single" w:sz="4" w:space="0" w:color="auto"/>
@@ -3027,30 +3015,23 @@
         <w:tblLook w:val="04A0" w:firstRow="1" w:lastRow="0" w:firstColumn="1" w:lastColumn="0" w:noHBand="0" w:noVBand="1"/>
       </w:tblPr>
       <w:tblGrid>
-        <w:gridCol w:w="700"/>
-        <w:gridCol w:w="900"/>
-        <w:gridCol w:w="2900"/>
-        <w:gridCol w:w="900"/>
-        <w:gridCol w:w="1400"/>
-        <w:gridCol w:w="1400"/>
-        <w:gridCol w:w="2266"/>
+        <w:gridCol/>
+        <w:gridCol/>
+        <w:gridCol/>
+        <w:gridCol/>
+        <w:gridCol/>
+        <w:gridCol/>
+        <w:gridCol/>
       </w:tblGrid>
       <w:tr>
         <w:tc>
           <w:tcPr>
-            <w:tcW w:w="700" w:type="dxa"/>
-            <w:tcBorders>
-              <w:top w:val="single" w:sz="4" w:space="0" w:color="auto"/>
-              <w:left w:val="single" w:sz="4" w:space="0" w:color="auto"/>
-              <w:bottom w:val="single" w:sz="4" w:space="0" w:color="auto"/>
-              <w:right w:val="single" w:sz="4" w:space="0" w:color="auto"/>
-            </w:tcBorders>
-            <w:hideMark/>
+            <w:tcW w:w="0" w:type="auto"/>
           </w:tcPr>
           <w:p>
             <w:pPr>
               <w:rPr>
-                <w:rFonts w:cs="David"/>
+                <w:rFonts w:cs="David" w:hint="cs"/>
                 <w:b/>
                 <w:bCs/>
                 <w:sz w:val="28"/>
@@ -3060,7 +3041,7 @@
             </w:pPr>
             <w:r>
               <w:rPr>
-                <w:rFonts w:cs="David"/>
+                <w:rFonts w:cs="David" w:hint="cs"/>
                 <w:b/>
                 <w:bCs/>
                 <w:sz w:val="28"/>
@@ -3073,19 +3054,12 @@
         </w:tc>
         <w:tc>
           <w:tcPr>
-            <w:tcW w:w="900" w:type="dxa"/>
-            <w:tcBorders>
-              <w:top w:val="single" w:sz="4" w:space="0" w:color="auto"/>
-              <w:left w:val="single" w:sz="4" w:space="0" w:color="auto"/>
-              <w:bottom w:val="single" w:sz="4" w:space="0" w:color="auto"/>
-              <w:right w:val="single" w:sz="4" w:space="0" w:color="auto"/>
-            </w:tcBorders>
-            <w:hideMark/>
+            <w:tcW w:w="0" w:type="auto"/>
           </w:tcPr>
           <w:p>
             <w:pPr>
               <w:rPr>
-                <w:rFonts w:cs="David"/>
+                <w:rFonts w:cs="David" w:hint="cs"/>
                 <w:b/>
                 <w:bCs/>
                 <w:sz w:val="28"/>
@@ -3095,7 +3069,7 @@
             </w:pPr>
             <w:r>
               <w:rPr>
-                <w:rFonts w:cs="David"/>
+                <w:rFonts w:cs="David" w:hint="cs"/>
                 <w:b/>
                 <w:bCs/>
                 <w:sz w:val="28"/>
@@ -3108,19 +3082,12 @@
         </w:tc>
         <w:tc>
           <w:tcPr>
-            <w:tcW w:w="2900" w:type="dxa"/>
-            <w:tcBorders>
-              <w:top w:val="single" w:sz="4" w:space="0" w:color="auto"/>
-              <w:left w:val="single" w:sz="4" w:space="0" w:color="auto"/>
-              <w:bottom w:val="single" w:sz="4" w:space="0" w:color="auto"/>
-              <w:right w:val="single" w:sz="4" w:space="0" w:color="auto"/>
-            </w:tcBorders>
-            <w:hideMark/>
+            <w:tcW w:w="0" w:type="auto"/>
           </w:tcPr>
           <w:p>
             <w:pPr>
               <w:rPr>
-                <w:rFonts w:cs="David"/>
+                <w:rFonts w:cs="David" w:hint="cs"/>
                 <w:b/>
                 <w:bCs/>
                 <w:sz w:val="28"/>
@@ -3130,7 +3097,7 @@
             </w:pPr>
             <w:r>
               <w:rPr>
-                <w:rFonts w:cs="David"/>
+                <w:rFonts w:cs="David" w:hint="cs"/>
                 <w:b/>
                 <w:bCs/>
                 <w:sz w:val="28"/>
@@ -3143,19 +3110,12 @@
         </w:tc>
         <w:tc>
           <w:tcPr>
-            <w:tcW w:w="900" w:type="dxa"/>
-            <w:tcBorders>
-              <w:top w:val="single" w:sz="4" w:space="0" w:color="auto"/>
-              <w:left w:val="single" w:sz="4" w:space="0" w:color="auto"/>
-              <w:bottom w:val="single" w:sz="4" w:space="0" w:color="auto"/>
-              <w:right w:val="single" w:sz="4" w:space="0" w:color="auto"/>
-            </w:tcBorders>
-            <w:hideMark/>
+            <w:tcW w:w="0" w:type="auto"/>
           </w:tcPr>
           <w:p>
             <w:pPr>
               <w:rPr>
-                <w:rFonts w:cs="David"/>
+                <w:rFonts w:cs="David" w:hint="cs"/>
                 <w:b/>
                 <w:bCs/>
                 <w:sz w:val="28"/>
@@ -3165,7 +3125,7 @@
             </w:pPr>
             <w:r>
               <w:rPr>
-                <w:rFonts w:cs="David"/>
+                <w:rFonts w:cs="David" w:hint="cs"/>
                 <w:b/>
                 <w:bCs/>
                 <w:sz w:val="28"/>
@@ -3178,19 +3138,12 @@
         </w:tc>
         <w:tc>
           <w:tcPr>
-            <w:tcW w:w="1400" w:type="dxa"/>
-            <w:tcBorders>
-              <w:top w:val="single" w:sz="4" w:space="0" w:color="auto"/>
-              <w:left w:val="single" w:sz="4" w:space="0" w:color="auto"/>
-              <w:bottom w:val="single" w:sz="4" w:space="0" w:color="auto"/>
-              <w:right w:val="single" w:sz="4" w:space="0" w:color="auto"/>
-            </w:tcBorders>
-            <w:hideMark/>
+            <w:tcW w:w="0" w:type="auto"/>
           </w:tcPr>
           <w:p>
             <w:pPr>
               <w:rPr>
-                <w:rFonts w:cs="David"/>
+                <w:rFonts w:cs="David" w:hint="cs"/>
                 <w:b/>
                 <w:bCs/>
                 <w:sz w:val="28"/>
@@ -3200,7 +3153,7 @@
             </w:pPr>
             <w:r>
               <w:rPr>
-                <w:rFonts w:cs="David"/>
+                <w:rFonts w:cs="David" w:hint="cs"/>
                 <w:b/>
                 <w:bCs/>
                 <w:sz w:val="28"/>
@@ -3213,19 +3166,12 @@
         </w:tc>
         <w:tc>
           <w:tcPr>
-            <w:tcW w:w="1400" w:type="dxa"/>
-            <w:tcBorders>
-              <w:top w:val="single" w:sz="4" w:space="0" w:color="auto"/>
-              <w:left w:val="single" w:sz="4" w:space="0" w:color="auto"/>
-              <w:bottom w:val="single" w:sz="4" w:space="0" w:color="auto"/>
-              <w:right w:val="single" w:sz="4" w:space="0" w:color="auto"/>
-            </w:tcBorders>
-            <w:hideMark/>
+            <w:tcW w:w="0" w:type="auto"/>
           </w:tcPr>
           <w:p>
             <w:pPr>
               <w:rPr>
-                <w:rFonts w:cs="David"/>
+                <w:rFonts w:cs="David" w:hint="cs"/>
                 <w:b/>
                 <w:bCs/>
                 <w:sz w:val="28"/>
@@ -3235,7 +3181,7 @@
             </w:pPr>
             <w:r>
               <w:rPr>
-                <w:rFonts w:cs="David"/>
+                <w:rFonts w:cs="David" w:hint="cs"/>
                 <w:b/>
                 <w:bCs/>
                 <w:sz w:val="28"/>
@@ -3248,18 +3194,12 @@
         </w:tc>
         <w:tc>
           <w:tcPr>
-            <w:tcW w:w="2266" w:type="dxa"/>
-            <w:tcBorders>
-              <w:top w:val="single" w:sz="4" w:space="0" w:color="auto"/>
-              <w:left w:val="single" w:sz="4" w:space="0" w:color="auto"/>
-              <w:bottom w:val="single" w:sz="4" w:space="0" w:color="auto"/>
-              <w:right w:val="single" w:sz="4" w:space="0" w:color="auto"/>
-            </w:tcBorders>
+            <w:tcW w:w="0" w:type="auto"/>
           </w:tcPr>
           <w:p>
             <w:pPr>
               <w:rPr>
-                <w:rFonts w:cs="David"/>
+                <w:rFonts w:cs="David" w:hint="cs"/>
                 <w:b/>
                 <w:bCs/>
                 <w:sz w:val="28"/>
@@ -3269,7 +3209,7 @@
             </w:pPr>
             <w:r>
               <w:rPr>
-                <w:rFonts w:cs="David"/>
+                <w:rFonts w:cs="David" w:hint="cs"/>
                 <w:b/>
                 <w:bCs/>
                 <w:sz w:val="28"/>
@@ -3282,7 +3222,7 @@
           <w:p>
             <w:pPr>
               <w:rPr>
-                <w:rFonts w:cs="David"/>
+                <w:rFonts w:cs="David" w:hint="cs"/>
                 <w:b/>
                 <w:bCs/>
                 <w:sz w:val="28"/>
@@ -3296,18 +3236,12 @@
       <w:tr>
         <w:tc>
           <w:tcPr>
-            <w:tcW w:w="700" w:type="dxa"/>
-            <w:tcBorders>
-              <w:top w:val="single" w:sz="4" w:space="0" w:color="auto"/>
-              <w:left w:val="single" w:sz="4" w:space="0" w:color="auto"/>
-              <w:bottom w:val="single" w:sz="4" w:space="0" w:color="auto"/>
-              <w:right w:val="single" w:sz="4" w:space="0" w:color="auto"/>
-            </w:tcBorders>
+            <w:tcW w:w="0" w:type="auto"/>
           </w:tcPr>
           <w:p>
             <w:pPr>
               <w:rPr>
-                <w:rFonts w:cs="David"/>
+                <w:rFonts w:cs="David" w:hint="cs"/>
                 <w:b/>
                 <w:bCs/>
                 <w:sz w:val="28"/>
@@ -3332,18 +3266,12 @@
         </w:tc>
         <w:tc>
           <w:tcPr>
-            <w:tcW w:w="900" w:type="dxa"/>
-            <w:tcBorders>
-              <w:top w:val="single" w:sz="4" w:space="0" w:color="auto"/>
-              <w:left w:val="single" w:sz="4" w:space="0" w:color="auto"/>
-              <w:bottom w:val="single" w:sz="4" w:space="0" w:color="auto"/>
-              <w:right w:val="single" w:sz="4" w:space="0" w:color="auto"/>
-            </w:tcBorders>
+            <w:tcW w:w="0" w:type="auto"/>
           </w:tcPr>
           <w:p>
             <w:pPr>
               <w:rPr>
-                <w:rFonts w:cs="David"/>
+                <w:rFonts w:cs="David" w:hint="cs"/>
                 <w:b/>
                 <w:bCs/>
                 <w:sz w:val="28"/>
@@ -3351,8 +3279,6 @@
                 <w:rtl/>
               </w:rPr>
             </w:pPr>
-            <w:bookmarkStart w:id="8" w:name="fldMakat"/>
-            <w:bookmarkEnd w:id="8"/>
             <w:r>
               <w:rPr>
                 <w:rFonts w:cs="David" w:hint="cs"/>
@@ -3362,9 +3288,25 @@
                 <w:szCs w:val="28"/>
                 <w:rtl/>
               </w:rPr>
-              <w:t>{</w:t>
+              <w:t xml:space="preserve">{itemCode}</w:t>
             </w:r>
-            <w:proofErr w:type="spellStart"/>
+          </w:p>
+        </w:tc>
+        <w:tc>
+          <w:tcPr>
+            <w:tcW w:w="0" w:type="auto"/>
+          </w:tcPr>
+          <w:p>
+            <w:pPr>
+              <w:rPr>
+                <w:rFonts w:cs="David" w:hint="cs"/>
+                <w:b/>
+                <w:bCs/>
+                <w:sz w:val="28"/>
+                <w:szCs w:val="28"/>
+                <w:rtl/>
+              </w:rPr>
+            </w:pPr>
             <w:r>
               <w:rPr>
                 <w:rFonts w:cs="David" w:hint="cs"/>
@@ -3374,9 +3316,25 @@
                 <w:szCs w:val="28"/>
                 <w:rtl/>
               </w:rPr>
-              <w:t>itemCode</w:t>
+              <w:t xml:space="preserve">{description}</w:t>
             </w:r>
-            <w:proofErr w:type="spellEnd"/>
+          </w:p>
+        </w:tc>
+        <w:tc>
+          <w:tcPr>
+            <w:tcW w:w="0" w:type="auto"/>
+          </w:tcPr>
+          <w:p>
+            <w:pPr>
+              <w:rPr>
+                <w:rFonts w:cs="David" w:hint="cs"/>
+                <w:b/>
+                <w:bCs/>
+                <w:sz w:val="28"/>
+                <w:szCs w:val="28"/>
+                <w:rtl/>
+              </w:rPr>
+            </w:pPr>
             <w:r>
               <w:rPr>
                 <w:rFonts w:cs="David" w:hint="cs"/>
@@ -3386,24 +3344,18 @@
                 <w:szCs w:val="28"/>
                 <w:rtl/>
               </w:rPr>
-              <w:t>}</w:t>
+              <w:t xml:space="preserve">{quantity}</w:t>
             </w:r>
           </w:p>
         </w:tc>
         <w:tc>
           <w:tcPr>
-            <w:tcW w:w="2900" w:type="dxa"/>
-            <w:tcBorders>
-              <w:top w:val="single" w:sz="4" w:space="0" w:color="auto"/>
-              <w:left w:val="single" w:sz="4" w:space="0" w:color="auto"/>
-              <w:bottom w:val="single" w:sz="4" w:space="0" w:color="auto"/>
-              <w:right w:val="single" w:sz="4" w:space="0" w:color="auto"/>
-            </w:tcBorders>
+            <w:tcW w:w="0" w:type="auto"/>
           </w:tcPr>
           <w:p>
             <w:pPr>
               <w:rPr>
-                <w:rFonts w:cs="David"/>
+                <w:rFonts w:cs="David" w:hint="cs"/>
                 <w:b/>
                 <w:bCs/>
                 <w:sz w:val="28"/>
@@ -3411,8 +3363,6 @@
                 <w:rtl/>
               </w:rPr>
             </w:pPr>
-            <w:bookmarkStart w:id="9" w:name="fldProduct"/>
-            <w:bookmarkEnd w:id="9"/>
             <w:r>
               <w:rPr>
                 <w:rFonts w:cs="David" w:hint="cs"/>
@@ -3422,9 +3372,25 @@
                 <w:szCs w:val="28"/>
                 <w:rtl/>
               </w:rPr>
-              <w:t>{</w:t>
+              <w:t xml:space="preserve">{unitPrice}</w:t>
             </w:r>
-            <w:proofErr w:type="spellStart"/>
+          </w:p>
+        </w:tc>
+        <w:tc>
+          <w:tcPr>
+            <w:tcW w:w="0" w:type="auto"/>
+          </w:tcPr>
+          <w:p>
+            <w:pPr>
+              <w:rPr>
+                <w:rFonts w:cs="David" w:hint="cs"/>
+                <w:b/>
+                <w:bCs/>
+                <w:sz w:val="28"/>
+                <w:szCs w:val="28"/>
+                <w:rtl/>
+              </w:rPr>
+            </w:pPr>
             <w:r>
               <w:rPr>
                 <w:rFonts w:cs="David" w:hint="cs"/>
@@ -3434,9 +3400,24 @@
                 <w:szCs w:val="28"/>
                 <w:rtl/>
               </w:rPr>
-              <w:t>description</w:t>
+              <w:t xml:space="preserve">{lineDiscountPercent}</w:t>
             </w:r>
-            <w:proofErr w:type="spellEnd"/>
+          </w:p>
+        </w:tc>
+        <w:tc>
+          <w:tcPr>
+            <w:tcW w:w="0" w:type="auto"/>
+          </w:tcPr>
+          <w:p>
+            <w:pPr>
+              <w:rPr>
+                <w:rFonts w:cs="David" w:hint="cs"/>
+                <w:b/>
+                <w:bCs/>
+                <w:sz w:val="28"/>
+                <w:szCs w:val="28"/>
+              </w:rPr>
+            </w:pPr>
             <w:r>
               <w:rPr>
                 <w:rFonts w:cs="David" w:hint="cs"/>
@@ -3446,292 +3427,20 @@
                 <w:szCs w:val="28"/>
                 <w:rtl/>
               </w:rPr>
-              <w:t>}</w:t>
-            </w:r>
-          </w:p>
-        </w:tc>
-        <w:tc>
-          <w:tcPr>
-            <w:tcW w:w="900" w:type="dxa"/>
-            <w:tcBorders>
-              <w:top w:val="single" w:sz="4" w:space="0" w:color="auto"/>
-              <w:left w:val="single" w:sz="4" w:space="0" w:color="auto"/>
-              <w:bottom w:val="single" w:sz="4" w:space="0" w:color="auto"/>
-              <w:right w:val="single" w:sz="4" w:space="0" w:color="auto"/>
-            </w:tcBorders>
-          </w:tcPr>
-          <w:p>
-            <w:pPr>
-              <w:rPr>
-                <w:rFonts w:cs="David"/>
-                <w:b/>
-                <w:bCs/>
-                <w:sz w:val="28"/>
-                <w:szCs w:val="28"/>
-                <w:rtl/>
-              </w:rPr>
-            </w:pPr>
-            <w:bookmarkStart w:id="10" w:name="fldAmmount"/>
-            <w:bookmarkEnd w:id="10"/>
-            <w:r>
-              <w:rPr>
-                <w:rFonts w:cs="David" w:hint="cs"/>
-                <w:b/>
-                <w:bCs/>
-                <w:sz w:val="28"/>
-                <w:szCs w:val="28"/>
-                <w:rtl/>
-              </w:rPr>
-              <w:t>{</w:t>
-            </w:r>
-            <w:proofErr w:type="spellStart"/>
-            <w:r>
-              <w:rPr>
-                <w:rFonts w:cs="David" w:hint="cs"/>
-                <w:b/>
-                <w:bCs/>
-                <w:sz w:val="28"/>
-                <w:szCs w:val="28"/>
-                <w:rtl/>
-              </w:rPr>
-              <w:t>quantity</w:t>
-            </w:r>
-            <w:proofErr w:type="spellEnd"/>
-            <w:r>
-              <w:rPr>
-                <w:rFonts w:cs="David" w:hint="cs"/>
-                <w:b/>
-                <w:bCs/>
-                <w:sz w:val="28"/>
-                <w:szCs w:val="28"/>
-                <w:rtl/>
-              </w:rPr>
-              <w:t>}</w:t>
-            </w:r>
-          </w:p>
-        </w:tc>
-        <w:tc>
-          <w:tcPr>
-            <w:tcW w:w="1400" w:type="dxa"/>
-            <w:tcBorders>
-              <w:top w:val="single" w:sz="4" w:space="0" w:color="auto"/>
-              <w:left w:val="single" w:sz="4" w:space="0" w:color="auto"/>
-              <w:bottom w:val="single" w:sz="4" w:space="0" w:color="auto"/>
-              <w:right w:val="single" w:sz="4" w:space="0" w:color="auto"/>
-            </w:tcBorders>
-          </w:tcPr>
-          <w:p>
-            <w:pPr>
-              <w:rPr>
-                <w:rFonts w:cs="David"/>
-                <w:b/>
-                <w:bCs/>
-                <w:sz w:val="28"/>
-                <w:szCs w:val="28"/>
-                <w:rtl/>
-              </w:rPr>
-            </w:pPr>
-            <w:bookmarkStart w:id="11" w:name="fldPrice"/>
-            <w:bookmarkEnd w:id="11"/>
-            <w:r>
-              <w:rPr>
-                <w:rFonts w:cs="David" w:hint="cs"/>
-                <w:b/>
-                <w:bCs/>
-                <w:sz w:val="28"/>
-                <w:szCs w:val="28"/>
-                <w:rtl/>
-              </w:rPr>
-              <w:t>{</w:t>
-            </w:r>
-            <w:proofErr w:type="spellStart"/>
-            <w:r>
-              <w:rPr>
-                <w:rFonts w:cs="David" w:hint="cs"/>
-                <w:b/>
-                <w:bCs/>
-                <w:sz w:val="28"/>
-                <w:szCs w:val="28"/>
-                <w:rtl/>
-              </w:rPr>
-              <w:t>unitPrice</w:t>
-            </w:r>
-            <w:proofErr w:type="spellEnd"/>
-            <w:r>
-              <w:rPr>
-                <w:rFonts w:cs="David" w:hint="cs"/>
-                <w:b/>
-                <w:bCs/>
-                <w:sz w:val="28"/>
-                <w:szCs w:val="28"/>
-                <w:rtl/>
-              </w:rPr>
-              <w:t>}</w:t>
-            </w:r>
-          </w:p>
-        </w:tc>
-        <w:tc>
-          <w:tcPr>
-            <w:tcW w:w="1400" w:type="dxa"/>
-            <w:tcBorders>
-              <w:top w:val="single" w:sz="4" w:space="0" w:color="auto"/>
-              <w:left w:val="single" w:sz="4" w:space="0" w:color="auto"/>
-              <w:bottom w:val="single" w:sz="4" w:space="0" w:color="auto"/>
-              <w:right w:val="single" w:sz="4" w:space="0" w:color="auto"/>
-            </w:tcBorders>
-          </w:tcPr>
-          <w:p>
-            <w:pPr>
-              <w:rPr>
-                <w:rFonts w:cs="David"/>
-                <w:b/>
-                <w:bCs/>
-                <w:sz w:val="28"/>
-                <w:szCs w:val="28"/>
-                <w:rtl/>
-              </w:rPr>
-            </w:pPr>
-            <w:bookmarkStart w:id="12" w:name="fldLineDiscount"/>
-            <w:bookmarkEnd w:id="12"/>
-            <w:r>
-              <w:rPr>
-                <w:rFonts w:cs="David" w:hint="cs"/>
-                <w:b/>
-                <w:bCs/>
-                <w:sz w:val="28"/>
-                <w:szCs w:val="28"/>
-                <w:rtl/>
-              </w:rPr>
-              <w:t>{</w:t>
-            </w:r>
-            <w:proofErr w:type="spellStart"/>
-            <w:r>
-              <w:rPr>
-                <w:rFonts w:cs="David" w:hint="cs"/>
-                <w:b/>
-                <w:bCs/>
-                <w:sz w:val="28"/>
-                <w:szCs w:val="28"/>
-                <w:rtl/>
-              </w:rPr>
-              <w:t>lineDiscountPercent</w:t>
-            </w:r>
-            <w:proofErr w:type="spellEnd"/>
-            <w:r>
-              <w:rPr>
-                <w:rFonts w:cs="David" w:hint="cs"/>
-                <w:b/>
-                <w:bCs/>
-                <w:sz w:val="28"/>
-                <w:szCs w:val="28"/>
-                <w:rtl/>
-              </w:rPr>
-              <w:t>}</w:t>
-            </w:r>
-          </w:p>
-        </w:tc>
-        <w:tc>
-          <w:tcPr>
-            <w:tcW w:w="2266" w:type="dxa"/>
-            <w:tcBorders>
-              <w:top w:val="single" w:sz="4" w:space="0" w:color="auto"/>
-              <w:left w:val="single" w:sz="4" w:space="0" w:color="auto"/>
-              <w:bottom w:val="single" w:sz="4" w:space="0" w:color="auto"/>
-              <w:right w:val="single" w:sz="4" w:space="0" w:color="auto"/>
-            </w:tcBorders>
-          </w:tcPr>
-          <w:p>
-            <w:pPr>
-              <w:rPr>
-                <w:rFonts w:cs="David"/>
-                <w:b/>
-                <w:bCs/>
-                <w:sz w:val="28"/>
-                <w:szCs w:val="28"/>
-                <w:rtl/>
-              </w:rPr>
-            </w:pPr>
-            <w:bookmarkStart w:id="13" w:name="fldLineTotal"/>
-            <w:bookmarkEnd w:id="13"/>
-            <w:r>
-              <w:rPr>
-                <w:rFonts w:cs="David" w:hint="cs"/>
-                <w:b/>
-                <w:bCs/>
-                <w:sz w:val="28"/>
-                <w:szCs w:val="28"/>
-                <w:rtl/>
-              </w:rPr>
-              <w:t>{</w:t>
-            </w:r>
-            <w:proofErr w:type="spellStart"/>
-            <w:r>
-              <w:rPr>
-                <w:rFonts w:cs="David" w:hint="cs"/>
-                <w:b/>
-                <w:bCs/>
-                <w:sz w:val="28"/>
-                <w:szCs w:val="28"/>
-                <w:rtl/>
-              </w:rPr>
-              <w:t>lineTotal</w:t>
-            </w:r>
-            <w:proofErr w:type="spellEnd"/>
-            <w:r>
-              <w:rPr>
-                <w:rFonts w:cs="David" w:hint="cs"/>
-                <w:b/>
-                <w:bCs/>
-                <w:sz w:val="28"/>
-                <w:szCs w:val="28"/>
-                <w:rtl/>
-              </w:rPr>
-              <w:t>}{/</w:t>
-            </w:r>
-            <w:proofErr w:type="spellStart"/>
-            <w:r>
-              <w:rPr>
-                <w:rFonts w:cs="David" w:hint="cs"/>
-                <w:b/>
-                <w:bCs/>
-                <w:sz w:val="28"/>
-                <w:szCs w:val="28"/>
-                <w:rtl/>
-              </w:rPr>
-              <w:t>items</w:t>
-            </w:r>
-            <w:proofErr w:type="spellEnd"/>
-            <w:r>
-              <w:rPr>
-                <w:rFonts w:cs="David" w:hint="cs"/>
-                <w:b/>
-                <w:bCs/>
-                <w:sz w:val="28"/>
-                <w:szCs w:val="28"/>
-                <w:rtl/>
-              </w:rPr>
-              <w:t>}</w:t>
+              <w:t xml:space="preserve">{lineTotal}{/items}</w:t>
             </w:r>
           </w:p>
         </w:tc>
       </w:tr>
     </w:tbl>
-    <w:p>
-      <w:pPr>
-        <w:rPr>
-          <w:rFonts w:cs="David"/>
-          <w:vanish/>
-          <w:sz w:val="28"/>
-          <w:szCs w:val="28"/>
-          <w:rtl/>
-        </w:rPr>
-      </w:pPr>
-    </w:p>
+    <w:p/>
+    <w:p/>
     <w:tbl>
       <w:tblPr>
-        <w:tblpPr w:leftFromText="180" w:rightFromText="180" w:vertAnchor="text" w:horzAnchor="page" w:tblpX="67" w:tblpY="199"/>
         <w:bidiVisual/>
         <w:tblW w:w="0" w:type="auto"/>
+        <w:tblLayout w:type="autofit"/>
+        <w:jc w:val="right"/>
         <w:tblBorders>
           <w:top w:val="single" w:sz="4" w:space="0" w:color="auto"/>
           <w:left w:val="single" w:sz="4" w:space="0" w:color="auto"/>
@@ -3743,34 +3452,28 @@
         <w:tblLook w:val="04A0" w:firstRow="1" w:lastRow="0" w:firstColumn="1" w:lastColumn="0" w:noHBand="0" w:noVBand="1"/>
       </w:tblPr>
       <w:tblGrid>
-        <w:gridCol w:w="1764"/>
-        <w:gridCol w:w="3145"/>
+        <w:gridCol/>
+        <w:gridCol/>
       </w:tblGrid>
       <w:tr>
         <w:tc>
           <w:tcPr>
-            <w:tcW w:w="1764" w:type="dxa"/>
-            <w:tcBorders>
-              <w:top w:val="single" w:sz="4" w:space="0" w:color="auto"/>
-              <w:left w:val="single" w:sz="4" w:space="0" w:color="auto"/>
-              <w:bottom w:val="single" w:sz="4" w:space="0" w:color="auto"/>
-              <w:right w:val="single" w:sz="4" w:space="0" w:color="auto"/>
-            </w:tcBorders>
-            <w:hideMark/>
+            <w:tcW w:w="0" w:type="auto"/>
           </w:tcPr>
           <w:p>
             <w:pPr>
               <w:rPr>
-                <w:rFonts w:cs="David"/>
+                <w:rFonts w:cs="David" w:hint="cs"/>
                 <w:b/>
                 <w:bCs/>
                 <w:sz w:val="28"/>
                 <w:szCs w:val="28"/>
+                <w:rtl/>
               </w:rPr>
             </w:pPr>
             <w:r>
               <w:rPr>
-                <w:rFonts w:cs="David"/>
+                <w:rFonts w:cs="David" w:hint="cs"/>
                 <w:b/>
                 <w:bCs/>
                 <w:sz w:val="28"/>
@@ -3794,18 +3497,12 @@
         </w:tc>
         <w:tc>
           <w:tcPr>
-            <w:tcW w:w="2414" w:type="dxa"/>
-            <w:tcBorders>
-              <w:top w:val="single" w:sz="4" w:space="0" w:color="auto"/>
-              <w:left w:val="single" w:sz="4" w:space="0" w:color="auto"/>
-              <w:bottom w:val="single" w:sz="4" w:space="0" w:color="auto"/>
-              <w:right w:val="single" w:sz="4" w:space="0" w:color="auto"/>
-            </w:tcBorders>
+            <w:tcW w:w="0" w:type="auto"/>
           </w:tcPr>
           <w:p>
             <w:pPr>
               <w:rPr>
-                <w:rFonts w:cs="David"/>
+                <w:rFonts w:cs="David" w:hint="cs"/>
                 <w:b/>
                 <w:bCs/>
                 <w:sz w:val="28"/>
@@ -3813,8 +3510,6 @@
                 <w:rtl/>
               </w:rPr>
             </w:pPr>
-            <w:bookmarkStart w:id="14" w:name="fldDiscount"/>
-            <w:bookmarkEnd w:id="14"/>
             <w:r>
               <w:rPr>
                 <w:rFonts w:cs="David" w:hint="cs"/>
@@ -3824,31 +3519,7 @@
                 <w:szCs w:val="28"/>
                 <w:rtl/>
               </w:rPr>
-              <w:t>{</w:t>
-            </w:r>
-            <w:proofErr w:type="spellStart"/>
-            <w:r>
-              <w:rPr>
-                <w:rFonts w:cs="David" w:hint="cs"/>
-                <w:b/>
-                <w:bCs/>
-                <w:sz w:val="28"/>
-                <w:szCs w:val="28"/>
-                <w:rtl/>
-              </w:rPr>
-              <w:t>discountPercent</w:t>
-            </w:r>
-            <w:proofErr w:type="spellEnd"/>
-            <w:r>
-              <w:rPr>
-                <w:rFonts w:cs="David" w:hint="cs"/>
-                <w:b/>
-                <w:bCs/>
-                <w:sz w:val="28"/>
-                <w:szCs w:val="28"/>
-                <w:rtl/>
-              </w:rPr>
-              <w:t>}</w:t>
+              <w:t xml:space="preserve">{discountPercent}</w:t>
             </w:r>
           </w:p>
         </w:tc>
@@ -3856,19 +3527,12 @@
       <w:tr>
         <w:tc>
           <w:tcPr>
-            <w:tcW w:w="1764" w:type="dxa"/>
-            <w:tcBorders>
-              <w:top w:val="single" w:sz="4" w:space="0" w:color="auto"/>
-              <w:left w:val="single" w:sz="4" w:space="0" w:color="auto"/>
-              <w:bottom w:val="single" w:sz="4" w:space="0" w:color="auto"/>
-              <w:right w:val="single" w:sz="4" w:space="0" w:color="auto"/>
-            </w:tcBorders>
-            <w:hideMark/>
+            <w:tcW w:w="0" w:type="auto"/>
           </w:tcPr>
           <w:p>
             <w:pPr>
               <w:rPr>
-                <w:rFonts w:cs="David"/>
+                <w:rFonts w:cs="David" w:hint="cs"/>
                 <w:b/>
                 <w:bCs/>
                 <w:sz w:val="28"/>
@@ -3878,7 +3542,7 @@
             </w:pPr>
             <w:r>
               <w:rPr>
-                <w:rFonts w:cs="David"/>
+                <w:rFonts w:cs="David" w:hint="cs"/>
                 <w:b/>
                 <w:bCs/>
                 <w:sz w:val="28"/>
@@ -3891,18 +3555,12 @@
         </w:tc>
         <w:tc>
           <w:tcPr>
-            <w:tcW w:w="2414" w:type="dxa"/>
-            <w:tcBorders>
-              <w:top w:val="single" w:sz="4" w:space="0" w:color="auto"/>
-              <w:left w:val="single" w:sz="4" w:space="0" w:color="auto"/>
-              <w:bottom w:val="single" w:sz="4" w:space="0" w:color="auto"/>
-              <w:right w:val="single" w:sz="4" w:space="0" w:color="auto"/>
-            </w:tcBorders>
+            <w:tcW w:w="0" w:type="auto"/>
           </w:tcPr>
           <w:p>
             <w:pPr>
               <w:rPr>
-                <w:rFonts w:cs="David"/>
+                <w:rFonts w:cs="David" w:hint="cs"/>
                 <w:b/>
                 <w:bCs/>
                 <w:sz w:val="28"/>
@@ -3910,8 +3568,6 @@
                 <w:rtl/>
               </w:rPr>
             </w:pPr>
-            <w:bookmarkStart w:id="15" w:name="fldTotalAfterDiscount"/>
-            <w:bookmarkEnd w:id="15"/>
             <w:r>
               <w:rPr>
                 <w:rFonts w:cs="David" w:hint="cs"/>
@@ -3921,9 +3577,27 @@
                 <w:szCs w:val="28"/>
                 <w:rtl/>
               </w:rPr>
-              <w:t>{</w:t>
+              <w:t xml:space="preserve">{subtotalAfterDiscount}</w:t>
             </w:r>
-            <w:proofErr w:type="spellStart"/>
+          </w:p>
+        </w:tc>
+      </w:tr>
+      <w:tr>
+        <w:tc>
+          <w:tcPr>
+            <w:tcW w:w="0" w:type="auto"/>
+          </w:tcPr>
+          <w:p>
+            <w:pPr>
+              <w:rPr>
+                <w:rFonts w:cs="David" w:hint="cs"/>
+                <w:b/>
+                <w:bCs/>
+                <w:sz w:val="28"/>
+                <w:szCs w:val="28"/>
+                <w:rtl/>
+              </w:rPr>
+            </w:pPr>
             <w:r>
               <w:rPr>
                 <w:rFonts w:cs="David" w:hint="cs"/>
@@ -3933,9 +3607,8 @@
                 <w:szCs w:val="28"/>
                 <w:rtl/>
               </w:rPr>
-              <w:t>subtotalAfterDiscount</w:t>
+              <w:t>מע"מ 1</w:t>
             </w:r>
-            <w:proofErr w:type="spellEnd"/>
             <w:r>
               <w:rPr>
                 <w:rFonts w:cs="David" w:hint="cs"/>
@@ -3945,27 +3618,29 @@
                 <w:szCs w:val="28"/>
                 <w:rtl/>
               </w:rPr>
-              <w:t>}</w:t>
+              <w:t>8</w:t>
+            </w:r>
+            <w:r>
+              <w:rPr>
+                <w:rFonts w:cs="David" w:hint="cs"/>
+                <w:b/>
+                <w:bCs/>
+                <w:sz w:val="28"/>
+                <w:szCs w:val="28"/>
+                <w:rtl/>
+              </w:rPr>
+              <w:t>%</w:t>
             </w:r>
           </w:p>
         </w:tc>
-      </w:tr>
-      <w:tr>
         <w:tc>
           <w:tcPr>
-            <w:tcW w:w="1764" w:type="dxa"/>
-            <w:tcBorders>
-              <w:top w:val="single" w:sz="4" w:space="0" w:color="auto"/>
-              <w:left w:val="single" w:sz="4" w:space="0" w:color="auto"/>
-              <w:bottom w:val="single" w:sz="4" w:space="0" w:color="auto"/>
-              <w:right w:val="single" w:sz="4" w:space="0" w:color="auto"/>
-            </w:tcBorders>
-            <w:hideMark/>
+            <w:tcW w:w="0" w:type="auto"/>
           </w:tcPr>
           <w:p>
             <w:pPr>
               <w:rPr>
-                <w:rFonts w:cs="David"/>
+                <w:rFonts w:cs="David" w:hint="cs"/>
                 <w:b/>
                 <w:bCs/>
                 <w:sz w:val="28"/>
@@ -3975,42 +3650,6 @@
             </w:pPr>
             <w:r>
               <w:rPr>
-                <w:rFonts w:cs="David"/>
-                <w:b/>
-                <w:bCs/>
-                <w:sz w:val="28"/>
-                <w:szCs w:val="28"/>
-                <w:rtl/>
-              </w:rPr>
-              <w:t>מע"מ 18%</w:t>
-            </w:r>
-          </w:p>
-        </w:tc>
-        <w:tc>
-          <w:tcPr>
-            <w:tcW w:w="2414" w:type="dxa"/>
-            <w:tcBorders>
-              <w:top w:val="single" w:sz="4" w:space="0" w:color="auto"/>
-              <w:left w:val="single" w:sz="4" w:space="0" w:color="auto"/>
-              <w:bottom w:val="single" w:sz="4" w:space="0" w:color="auto"/>
-              <w:right w:val="single" w:sz="4" w:space="0" w:color="auto"/>
-            </w:tcBorders>
-          </w:tcPr>
-          <w:p>
-            <w:pPr>
-              <w:rPr>
-                <w:rFonts w:cs="David"/>
-                <w:b/>
-                <w:bCs/>
-                <w:sz w:val="28"/>
-                <w:szCs w:val="28"/>
-                <w:rtl/>
-              </w:rPr>
-            </w:pPr>
-            <w:bookmarkStart w:id="16" w:name="fldMAAM"/>
-            <w:bookmarkEnd w:id="16"/>
-            <w:r>
-              <w:rPr>
                 <w:rFonts w:cs="David" w:hint="cs"/>
                 <w:b/>
                 <w:bCs/>
@@ -4018,31 +3657,7 @@
                 <w:szCs w:val="28"/>
                 <w:rtl/>
               </w:rPr>
-              <w:t>{</w:t>
-            </w:r>
-            <w:proofErr w:type="spellStart"/>
-            <w:r>
-              <w:rPr>
-                <w:rFonts w:cs="David" w:hint="cs"/>
-                <w:b/>
-                <w:bCs/>
-                <w:sz w:val="28"/>
-                <w:szCs w:val="28"/>
-                <w:rtl/>
-              </w:rPr>
-              <w:t>vatAmount</w:t>
-            </w:r>
-            <w:proofErr w:type="spellEnd"/>
-            <w:r>
-              <w:rPr>
-                <w:rFonts w:cs="David" w:hint="cs"/>
-                <w:b/>
-                <w:bCs/>
-                <w:sz w:val="28"/>
-                <w:szCs w:val="28"/>
-                <w:rtl/>
-              </w:rPr>
-              <w:t>}</w:t>
+              <w:t xml:space="preserve">{vatAmount}</w:t>
             </w:r>
           </w:p>
         </w:tc>
@@ -4050,19 +3665,12 @@
       <w:tr>
         <w:tc>
           <w:tcPr>
-            <w:tcW w:w="1764" w:type="dxa"/>
-            <w:tcBorders>
-              <w:top w:val="single" w:sz="4" w:space="0" w:color="auto"/>
-              <w:left w:val="single" w:sz="4" w:space="0" w:color="auto"/>
-              <w:bottom w:val="single" w:sz="4" w:space="0" w:color="auto"/>
-              <w:right w:val="single" w:sz="4" w:space="0" w:color="auto"/>
-            </w:tcBorders>
-            <w:hideMark/>
+            <w:tcW w:w="0" w:type="auto"/>
           </w:tcPr>
           <w:p>
             <w:pPr>
               <w:rPr>
-                <w:rFonts w:cs="David"/>
+                <w:rFonts w:cs="David" w:hint="cs"/>
                 <w:b/>
                 <w:bCs/>
                 <w:sz w:val="28"/>
@@ -4072,7 +3680,7 @@
             </w:pPr>
             <w:r>
               <w:rPr>
-                <w:rFonts w:cs="David"/>
+                <w:rFonts w:cs="David" w:hint="cs"/>
                 <w:b/>
                 <w:bCs/>
                 <w:sz w:val="28"/>
@@ -4085,18 +3693,12 @@
         </w:tc>
         <w:tc>
           <w:tcPr>
-            <w:tcW w:w="2414" w:type="dxa"/>
-            <w:tcBorders>
-              <w:top w:val="single" w:sz="4" w:space="0" w:color="auto"/>
-              <w:left w:val="single" w:sz="4" w:space="0" w:color="auto"/>
-              <w:bottom w:val="single" w:sz="4" w:space="0" w:color="auto"/>
-              <w:right w:val="single" w:sz="4" w:space="0" w:color="auto"/>
-            </w:tcBorders>
+            <w:tcW w:w="0" w:type="auto"/>
           </w:tcPr>
           <w:p>
             <w:pPr>
               <w:rPr>
-                <w:rFonts w:cs="David"/>
+                <w:rFonts w:cs="David" w:hint="cs"/>
                 <w:b/>
                 <w:bCs/>
                 <w:sz w:val="28"/>
@@ -4104,8 +3706,6 @@
                 <w:rtl/>
               </w:rPr>
             </w:pPr>
-            <w:bookmarkStart w:id="17" w:name="fldTotalAfterMaaM"/>
-            <w:bookmarkEnd w:id="17"/>
             <w:r>
               <w:rPr>
                 <w:rFonts w:cs="David" w:hint="cs"/>
@@ -4115,31 +3715,7 @@
                 <w:szCs w:val="28"/>
                 <w:rtl/>
               </w:rPr>
-              <w:t>{</w:t>
-            </w:r>
-            <w:proofErr w:type="spellStart"/>
-            <w:r>
-              <w:rPr>
-                <w:rFonts w:cs="David" w:hint="cs"/>
-                <w:b/>
-                <w:bCs/>
-                <w:sz w:val="28"/>
-                <w:szCs w:val="28"/>
-                <w:rtl/>
-              </w:rPr>
-              <w:t>totalAmount</w:t>
-            </w:r>
-            <w:proofErr w:type="spellEnd"/>
-            <w:r>
-              <w:rPr>
-                <w:rFonts w:cs="David" w:hint="cs"/>
-                <w:b/>
-                <w:bCs/>
-                <w:sz w:val="28"/>
-                <w:szCs w:val="28"/>
-                <w:rtl/>
-              </w:rPr>
-              <w:t>}</w:t>
+              <w:t xml:space="preserve">{totalAmount}</w:t>
             </w:r>
           </w:p>
         </w:tc>
